--- a/references/大负载机械臂移动性能与运动调控研究.docx
+++ b/references/大负载机械臂移动性能与运动调控研究.docx
@@ -33,16 +33,7 @@
           <w:sz w:val="36"/>
           <w:szCs w:val="36"/>
         </w:rPr>
-        <w:t>Delta</w:t>
-      </w:r>
-      <w:r>
-        <w:rPr>
-          <w:rFonts w:eastAsia="黑体" w:hint="eastAsia"/>
-          <w:b/>
-          <w:sz w:val="36"/>
-          <w:szCs w:val="36"/>
-        </w:rPr>
-        <w:t>并联机械臂移动速度与运动调控研究</w:t>
+        <w:t>大负载机械臂移动性能与运动调控研究</w:t>
       </w:r>
       <w:r>
         <w:rPr>
@@ -69,7 +60,7 @@
         <w:rPr>
           <w:rFonts w:ascii="楷体_GB2312" w:eastAsia="楷体_GB2312" w:hAnsi="楷体_GB2312" w:cs="楷体_GB2312" w:hint="eastAsia"/>
         </w:rPr>
-        <w:t>李 浩 岑，张 舒</w:t>
+        <w:t>陈 星 宇，张 舒</w:t>
       </w:r>
       <w:r>
         <w:rPr>
@@ -145,77 +136,120 @@
           <w:rFonts w:hint="eastAsia"/>
           <w:sz w:val="18"/>
         </w:rPr>
-        <w:t>：</w:t>
+        <w:t>：工业的不断发展对机械臂的负载要求越来越高，而负载的增加会对机械臂末端的精度造成影响。本文以</w:t>
       </w:r>
       <w:r>
         <w:rPr>
           <w:rFonts w:hint="eastAsia"/>
           <w:sz w:val="18"/>
         </w:rPr>
-        <w:t>Delta</w:t>
-      </w:r>
+        <w:t>Franka</w:t>
+      </w:r>
+      <w:proofErr w:type="gramStart"/>
       <w:r>
         <w:rPr>
           <w:rFonts w:hint="eastAsia"/>
           <w:sz w:val="18"/>
         </w:rPr>
-        <w:t>并联机械臂在工业中</w:t>
-      </w:r>
+        <w:t>七轴串联</w:t>
+      </w:r>
+      <w:proofErr w:type="gramEnd"/>
       <w:r>
         <w:rPr>
           <w:rFonts w:hint="eastAsia"/>
           <w:sz w:val="18"/>
         </w:rPr>
-        <w:t>拥有</w:t>
+        <w:t>机械臂为对象，采用</w:t>
       </w:r>
       <w:r>
         <w:rPr>
           <w:rFonts w:hint="eastAsia"/>
           <w:sz w:val="18"/>
         </w:rPr>
-        <w:t>高刚度、低动平台质量、高加速度和高重复定位精度</w:t>
+        <w:t>MDH</w:t>
       </w:r>
       <w:r>
         <w:rPr>
           <w:rFonts w:hint="eastAsia"/>
           <w:sz w:val="18"/>
         </w:rPr>
-        <w:t>的优势，</w:t>
-      </w:r>
+        <w:t>法和雅可比迭代法对其正逆运动学展开分析；采用三次函数插值法进行关节空间的轨迹规划，并利用梯形加减速法和</w:t>
+      </w:r>
+      <w:proofErr w:type="gramStart"/>
       <w:r>
         <w:rPr>
           <w:rFonts w:hint="eastAsia"/>
           <w:sz w:val="18"/>
         </w:rPr>
-        <w:t>其应用场景通常集中在高速、轻载、节拍敏感型</w:t>
-      </w:r>
+        <w:t>逆运动学</w:t>
+      </w:r>
+      <w:proofErr w:type="gramEnd"/>
       <w:r>
         <w:rPr>
           <w:rFonts w:hint="eastAsia"/>
           <w:sz w:val="18"/>
         </w:rPr>
-        <w:t>的</w:t>
-      </w:r>
+        <w:t>分析进行笛卡</w:t>
+      </w:r>
+      <w:proofErr w:type="gramStart"/>
       <w:r>
         <w:rPr>
           <w:rFonts w:hint="eastAsia"/>
           <w:sz w:val="18"/>
         </w:rPr>
-        <w:t>工艺环节</w:t>
-      </w:r>
+        <w:t>尔空间</w:t>
+      </w:r>
+      <w:proofErr w:type="gramEnd"/>
       <w:r>
         <w:rPr>
           <w:rFonts w:hint="eastAsia"/>
           <w:sz w:val="18"/>
         </w:rPr>
-        <w:t>，而高速工况下会对机械臂末端精度造成影响</w:t>
-      </w:r>
+        <w:t>的轨迹规划。基于拉格朗日方程建立了机械</w:t>
+      </w:r>
+      <w:proofErr w:type="gramStart"/>
       <w:r>
         <w:rPr>
           <w:rFonts w:hint="eastAsia"/>
           <w:sz w:val="18"/>
         </w:rPr>
-        <w:t>。</w:t>
+        <w:t>臂运动</w:t>
+      </w:r>
+      <w:proofErr w:type="gramEnd"/>
+      <w:r>
+        <w:rPr>
+          <w:rFonts w:hint="eastAsia"/>
+          <w:sz w:val="18"/>
+        </w:rPr>
+        <w:t>的动力学模型，并通过</w:t>
+      </w:r>
+      <w:r>
+        <w:rPr>
+          <w:rFonts w:hint="eastAsia"/>
+          <w:sz w:val="18"/>
+        </w:rPr>
+        <w:t>Admas</w:t>
+      </w:r>
+      <w:r>
+        <w:rPr>
+          <w:rFonts w:hint="eastAsia"/>
+          <w:sz w:val="18"/>
+        </w:rPr>
+        <w:t>和</w:t>
+      </w:r>
+      <w:r>
+        <w:rPr>
+          <w:rFonts w:hint="eastAsia"/>
+          <w:sz w:val="18"/>
+        </w:rPr>
+        <w:t>Simulink</w:t>
+      </w:r>
+      <w:r>
+        <w:rPr>
+          <w:rFonts w:hint="eastAsia"/>
+          <w:sz w:val="18"/>
+        </w:rPr>
+        <w:t>联合动力学仿真验证了动力学建模的有效性。最终在定位控制下，研究末端位置误差收敛速率、负载质量、控制参数之间的关系。</w:t>
       </w:r>
     </w:p>
     <w:p>
@@ -321,6 +355,9 @@
         <w:pStyle w:val="30"/>
         <w:spacing w:line="360" w:lineRule="auto"/>
         <w:ind w:firstLine="420"/>
+        <w:rPr>
+          <w:rFonts w:hint="eastAsia"/>
+        </w:rPr>
       </w:pPr>
       <w:r>
         <w:rPr>
@@ -329,6 +366,7 @@
         </w:rPr>
         <w:t>随着国内市场需求的日益提升和机器人技术的不断发展，</w:t>
       </w:r>
+      <w:proofErr w:type="gramStart"/>
       <w:r>
         <w:rPr>
           <w:rFonts w:hint="eastAsia"/>
@@ -340,7 +378,15 @@
           <w:rFonts w:hint="eastAsia"/>
           <w:lang w:val="de-DE"/>
         </w:rPr>
-        <w:t>已逐渐替代人力成为自动生产线上的主导力量</w:t>
+        <w:t>已逐渐</w:t>
+      </w:r>
+      <w:proofErr w:type="gramEnd"/>
+      <w:r>
+        <w:rPr>
+          <w:rFonts w:hint="eastAsia"/>
+          <w:lang w:val="de-DE"/>
+        </w:rPr>
+        <w:t>替代人力成为自动生产线上的主导力量</w:t>
       </w:r>
       <w:r>
         <w:rPr>
@@ -701,264 +747,243 @@
         <w:pStyle w:val="30"/>
         <w:spacing w:line="360" w:lineRule="auto"/>
         <w:ind w:firstLine="420"/>
+        <w:rPr>
+          <w:szCs w:val="21"/>
+        </w:rPr>
       </w:pPr>
       <w:r>
-        <w:t>机械臂的特性分析主要包括运动学分析和动力学分析，其中运动学分析是对机械臂进行精确控制的</w:t>
-      </w:r>
+        <w:rPr>
+          <w:szCs w:val="21"/>
+        </w:rPr>
+        <w:t>机械臂的轨迹规划主要分为两种，一种是在关节空间中，一种是在笛卡</w:t>
+      </w:r>
+      <w:proofErr w:type="gramStart"/>
+      <w:r>
+        <w:rPr>
+          <w:szCs w:val="21"/>
+        </w:rPr>
+        <w:t>尔空间</w:t>
+      </w:r>
+      <w:proofErr w:type="gramEnd"/>
       <w:r>
         <w:rPr>
           <w:rFonts w:hint="eastAsia"/>
-        </w:rPr>
-        <w:t>基础</w:t>
-      </w:r>
-      <w:r>
-        <w:t>，而动力学分析则影响着机械臂系统的设计与优化。运动学分析主要是求解正、逆运动学方程</w:t>
+          <w:szCs w:val="21"/>
+        </w:rPr>
+        <w:t>中</w:t>
+      </w:r>
+      <w:r>
+        <w:rPr>
+          <w:szCs w:val="21"/>
+        </w:rPr>
+        <w:t>[</w:t>
       </w:r>
       <w:r>
         <w:rPr>
           <w:rFonts w:hint="eastAsia"/>
-        </w:rPr>
-        <w:t>。其中正运动学主要采用</w:t>
+          <w:szCs w:val="21"/>
+        </w:rPr>
+        <w:t>19]</w:t>
+      </w:r>
+      <w:r>
+        <w:rPr>
+          <w:szCs w:val="21"/>
+        </w:rPr>
+        <w:t>。其中关节空间的轨迹规划计算方便简单</w:t>
       </w:r>
       <w:r>
         <w:rPr>
           <w:rFonts w:hint="eastAsia"/>
-        </w:rPr>
-        <w:t>DH</w:t>
+          <w:szCs w:val="21"/>
+        </w:rPr>
+        <w:t>，</w:t>
+      </w:r>
+      <w:r>
+        <w:rPr>
+          <w:szCs w:val="21"/>
+        </w:rPr>
+        <w:t>但其末端运动路径不直观</w:t>
       </w:r>
       <w:r>
         <w:rPr>
           <w:rFonts w:hint="eastAsia"/>
-        </w:rPr>
-        <w:t>参数法得到连杆变换矩阵从而得到正运动学方程</w:t>
+          <w:szCs w:val="21"/>
+        </w:rPr>
+        <w:t>，</w:t>
+      </w:r>
+      <w:r>
+        <w:rPr>
+          <w:szCs w:val="21"/>
+        </w:rPr>
+        <w:t>一般用于对末端执行器运动路径需求</w:t>
       </w:r>
       <w:r>
         <w:rPr>
           <w:rFonts w:hint="eastAsia"/>
           <w:szCs w:val="21"/>
         </w:rPr>
-        <w:t>[10</w:t>
+        <w:t>小</w:t>
+      </w:r>
+      <w:r>
+        <w:rPr>
+          <w:szCs w:val="21"/>
+        </w:rPr>
+        <w:t>的</w:t>
+      </w:r>
+      <w:r>
+        <w:rPr>
+          <w:szCs w:val="21"/>
+        </w:rPr>
+        <w:t>作业</w:t>
       </w:r>
       <w:r>
         <w:rPr>
           <w:rFonts w:hint="eastAsia"/>
           <w:szCs w:val="21"/>
         </w:rPr>
-        <w:t>、</w:t>
+        <w:t>，方法有多项式插值法</w:t>
       </w:r>
       <w:r>
         <w:rPr>
           <w:rFonts w:hint="eastAsia"/>
           <w:szCs w:val="21"/>
         </w:rPr>
-        <w:t>11</w:t>
+        <w:t>[20]</w:t>
       </w:r>
       <w:r>
         <w:rPr>
           <w:rFonts w:hint="eastAsia"/>
-        </w:rPr>
-        <w:t>]</w:t>
-      </w:r>
-      <w:r>
-        <w:rPr>
-          <w:rFonts w:ascii="宋体" w:hAnsi="宋体" w:cs="宋体" w:hint="eastAsia"/>
+          <w:szCs w:val="21"/>
+        </w:rPr>
+        <w:t>，</w:t>
+      </w:r>
+      <w:r>
+        <w:rPr>
+          <w:rFonts w:hint="eastAsia"/>
+          <w:szCs w:val="21"/>
+        </w:rPr>
+        <w:t>RRT</w:t>
+      </w:r>
+      <w:r>
+        <w:rPr>
+          <w:rFonts w:hint="eastAsia"/>
+          <w:szCs w:val="21"/>
+        </w:rPr>
+        <w:t>算法</w:t>
+      </w:r>
+      <w:r>
+        <w:rPr>
+          <w:rFonts w:hint="eastAsia"/>
+          <w:szCs w:val="21"/>
+        </w:rPr>
+        <w:t>[21]</w:t>
+      </w:r>
+      <w:r>
+        <w:rPr>
+          <w:szCs w:val="21"/>
+        </w:rPr>
+        <w:t>；而笛卡</w:t>
+      </w:r>
+      <w:proofErr w:type="gramStart"/>
+      <w:r>
+        <w:rPr>
+          <w:szCs w:val="21"/>
+        </w:rPr>
+        <w:t>尔空间</w:t>
+      </w:r>
+      <w:proofErr w:type="gramEnd"/>
+      <w:r>
+        <w:rPr>
+          <w:szCs w:val="21"/>
+        </w:rPr>
+        <w:t>的轨迹规划计算方便</w:t>
+      </w:r>
+      <w:r>
+        <w:rPr>
+          <w:rFonts w:hint="eastAsia"/>
+          <w:szCs w:val="21"/>
+        </w:rPr>
+        <w:t>复杂，但</w:t>
+      </w:r>
+      <w:r>
+        <w:rPr>
+          <w:szCs w:val="21"/>
+        </w:rPr>
+        <w:t>能直观的看到末端运动路径</w:t>
+      </w:r>
+      <w:r>
+        <w:rPr>
+          <w:rFonts w:hint="eastAsia"/>
+          <w:szCs w:val="21"/>
+        </w:rPr>
+        <w:t>，</w:t>
+      </w:r>
+      <w:r>
+        <w:rPr>
+          <w:szCs w:val="21"/>
+        </w:rPr>
+        <w:t>一般用于对末端执行器运动路径</w:t>
+      </w:r>
+      <w:r>
+        <w:rPr>
+          <w:rFonts w:hint="eastAsia"/>
+          <w:szCs w:val="21"/>
+        </w:rPr>
+        <w:t>有</w:t>
+      </w:r>
+      <w:r>
+        <w:rPr>
+          <w:szCs w:val="21"/>
+        </w:rPr>
+        <w:t>需求的作业</w:t>
+      </w:r>
+      <w:r>
+        <w:rPr>
+          <w:rFonts w:hint="eastAsia"/>
+          <w:szCs w:val="21"/>
         </w:rPr>
         <w:t>,</w:t>
       </w:r>
       <w:r>
         <w:rPr>
           <w:rFonts w:hint="eastAsia"/>
-        </w:rPr>
-        <w:t>此外，还可以通过螺旋理论</w:t>
+          <w:szCs w:val="21"/>
+        </w:rPr>
+        <w:t>方法有遗传算法</w:t>
       </w:r>
       <w:r>
         <w:rPr>
           <w:rFonts w:hint="eastAsia"/>
-        </w:rPr>
-        <w:t>[12]</w:t>
+          <w:szCs w:val="21"/>
+        </w:rPr>
+        <w:t>[22]</w:t>
       </w:r>
       <w:r>
         <w:rPr>
           <w:rFonts w:hint="eastAsia"/>
-        </w:rPr>
-        <w:t>、</w:t>
+          <w:szCs w:val="21"/>
+        </w:rPr>
+        <w:t>，梯形加减速法</w:t>
       </w:r>
       <w:r>
         <w:rPr>
           <w:rFonts w:hint="eastAsia"/>
-        </w:rPr>
-        <w:t>Gibbs-Appell</w:t>
+          <w:szCs w:val="21"/>
+        </w:rPr>
+        <w:t>[23]</w:t>
       </w:r>
       <w:r>
         <w:rPr>
           <w:rFonts w:hint="eastAsia"/>
-        </w:rPr>
-        <w:t>公式</w:t>
-      </w:r>
-      <w:r>
-        <w:rPr>
-          <w:rFonts w:hint="eastAsia"/>
-        </w:rPr>
-        <w:t>[13]</w:t>
-      </w:r>
-      <w:r>
-        <w:rPr>
-          <w:rFonts w:hint="eastAsia"/>
-        </w:rPr>
-        <w:t>建立运动学</w:t>
-      </w:r>
-      <w:r>
-        <w:rPr>
-          <w:rFonts w:hint="eastAsia"/>
-        </w:rPr>
-        <w:t>方程。而逆运动学常用的方法可分为解析法和数值法，对于复杂的机械臂一般找不到其解析解只能采用数值解法，常用的数值法有雅可比迭代法</w:t>
-      </w:r>
-      <w:r>
-        <w:rPr>
-          <w:rFonts w:hint="eastAsia"/>
-        </w:rPr>
-        <w:t>[</w:t>
-      </w:r>
-      <w:r>
-        <w:rPr>
-          <w:rFonts w:hint="eastAsia"/>
-          <w:szCs w:val="21"/>
-        </w:rPr>
-        <w:t>14</w:t>
-      </w:r>
-      <w:r>
-        <w:rPr>
-          <w:rFonts w:hint="eastAsia"/>
-        </w:rPr>
-        <w:t>]</w:t>
-      </w:r>
-      <w:r>
-        <w:rPr>
-          <w:rFonts w:hint="eastAsia"/>
-        </w:rPr>
-        <w:t>，粒子群法</w:t>
-      </w:r>
-      <w:r>
-        <w:rPr>
-          <w:rFonts w:hint="eastAsia"/>
-          <w:szCs w:val="21"/>
-        </w:rPr>
-        <w:t>[</w:t>
-      </w:r>
-      <w:r>
-        <w:rPr>
-          <w:rFonts w:hint="eastAsia"/>
-          <w:szCs w:val="21"/>
-        </w:rPr>
-        <w:fldChar w:fldCharType="begin"/>
-      </w:r>
-      <w:r>
-        <w:rPr>
-          <w:rFonts w:hint="eastAsia"/>
-          <w:szCs w:val="21"/>
-        </w:rPr>
-        <w:instrText xml:space="preserve"> REF _Ref22566 \h </w:instrText>
-      </w:r>
-      <w:r>
-        <w:rPr>
-          <w:rFonts w:hint="eastAsia"/>
-          <w:szCs w:val="21"/>
-        </w:rPr>
-      </w:r>
-      <w:r>
-        <w:rPr>
-          <w:rFonts w:hint="eastAsia"/>
-          <w:szCs w:val="21"/>
-        </w:rPr>
-        <w:fldChar w:fldCharType="separate"/>
-      </w:r>
-      <w:r>
-        <w:rPr>
-          <w:rFonts w:asciiTheme="minorEastAsia" w:eastAsiaTheme="minorEastAsia" w:hAnsiTheme="minorEastAsia" w:cstheme="minorEastAsia" w:hint="eastAsia"/>
-          <w:szCs w:val="21"/>
-        </w:rPr>
-        <w:t>15</w:t>
-      </w:r>
-      <w:r>
-        <w:rPr>
-          <w:rFonts w:hint="eastAsia"/>
-          <w:szCs w:val="21"/>
-        </w:rPr>
-        <w:fldChar w:fldCharType="end"/>
-      </w:r>
-      <w:r>
-        <w:rPr>
-          <w:rFonts w:hint="eastAsia"/>
-          <w:szCs w:val="21"/>
-        </w:rPr>
-        <w:t>]</w:t>
-      </w:r>
-      <w:r>
-        <w:rPr>
-          <w:rFonts w:hint="eastAsia"/>
-          <w:szCs w:val="21"/>
-        </w:rPr>
-        <w:t>等。</w:t>
-      </w:r>
-      <w:r>
-        <w:t>对于动力学分析，常用的动力学</w:t>
-      </w:r>
-      <w:r>
-        <w:rPr>
-          <w:rFonts w:hint="eastAsia"/>
-        </w:rPr>
-        <w:t>建模</w:t>
-      </w:r>
-      <w:r>
-        <w:t>方法有</w:t>
-      </w:r>
-      <w:r>
-        <w:t>Lagrange</w:t>
-      </w:r>
-      <w:r>
-        <w:t>法</w:t>
-      </w:r>
-      <w:r>
-        <w:rPr>
-          <w:rFonts w:hint="eastAsia"/>
-        </w:rPr>
-        <w:t>[16]</w:t>
-      </w:r>
-      <w:r>
-        <w:t>、</w:t>
-      </w:r>
-      <w:r>
-        <w:t>Kane</w:t>
-      </w:r>
-      <w:r>
-        <w:t>方法</w:t>
-      </w:r>
-      <w:r>
-        <w:rPr>
-          <w:rFonts w:hint="eastAsia"/>
-        </w:rPr>
-        <w:t>[17]</w:t>
-      </w:r>
-      <w:r>
-        <w:t>、</w:t>
-      </w:r>
-      <w:r>
-        <w:t>Newton-Euler</w:t>
-      </w:r>
-      <w:r>
-        <w:rPr>
-          <w:rFonts w:hint="eastAsia"/>
-        </w:rPr>
-        <w:t>[18]</w:t>
-      </w:r>
-      <w:r>
-        <w:t>法</w:t>
-      </w:r>
-      <w:r>
-        <w:rPr>
-          <w:szCs w:val="21"/>
-        </w:rPr>
-        <w:t>等。</w:t>
+          <w:szCs w:val="21"/>
+        </w:rPr>
+        <w:t>等</w:t>
+      </w:r>
+      <w:r>
+        <w:rPr>
+          <w:szCs w:val="21"/>
+        </w:rPr>
+        <w:t>。</w:t>
       </w:r>
     </w:p>
     <w:p>
@@ -972,209 +997,51 @@
       </w:pPr>
       <w:r>
         <w:rPr>
-          <w:szCs w:val="21"/>
-        </w:rPr>
-        <w:t>机械臂的轨迹规划主要分为两种，一种是在关节空间中，一种是在笛卡尔空间</w:t>
-      </w:r>
-      <w:r>
-        <w:rPr>
           <w:rFonts w:hint="eastAsia"/>
           <w:szCs w:val="21"/>
         </w:rPr>
-        <w:t>中</w:t>
-      </w:r>
-      <w:r>
-        <w:rPr>
-          <w:szCs w:val="21"/>
-        </w:rPr>
-        <w:t>[</w:t>
+        <w:t>要</w:t>
       </w:r>
       <w:r>
         <w:rPr>
           <w:rFonts w:hint="eastAsia"/>
-          <w:szCs w:val="21"/>
-        </w:rPr>
-        <w:t>19]</w:t>
-      </w:r>
-      <w:r>
-        <w:rPr>
-          <w:szCs w:val="21"/>
-        </w:rPr>
-        <w:t>。其中关节空间的轨迹规划计算方便简单</w:t>
+        </w:rPr>
+        <w:t>保证大负载下末端的移动性能则</w:t>
       </w:r>
       <w:r>
         <w:rPr>
           <w:rFonts w:hint="eastAsia"/>
           <w:szCs w:val="21"/>
         </w:rPr>
-        <w:t>，</w:t>
-      </w:r>
-      <w:r>
-        <w:rPr>
-          <w:szCs w:val="21"/>
-        </w:rPr>
-        <w:t>但其末端运动路径不直观</w:t>
+        <w:t>需要对机械臂的控制进行补偿。对于大负载所引起的关节变形的控制补偿，毛晨涛</w:t>
       </w:r>
       <w:r>
         <w:rPr>
           <w:rFonts w:hint="eastAsia"/>
           <w:szCs w:val="21"/>
         </w:rPr>
-        <w:t>，</w:t>
-      </w:r>
-      <w:r>
-        <w:rPr>
-          <w:szCs w:val="21"/>
-        </w:rPr>
-        <w:t>一般用于对末端执行器运动路径需求</w:t>
+        <w:t>[24]</w:t>
       </w:r>
       <w:r>
         <w:rPr>
           <w:rFonts w:hint="eastAsia"/>
           <w:szCs w:val="21"/>
         </w:rPr>
-        <w:t>小</w:t>
-      </w:r>
-      <w:r>
-        <w:rPr>
-          <w:szCs w:val="21"/>
-        </w:rPr>
-        <w:t>的作业</w:t>
+        <w:t>等通过激光跟踪仪测量辨识大负载机器人的关节刚度系数，并对控制律进行优化设计。王旭等</w:t>
       </w:r>
       <w:r>
         <w:rPr>
           <w:rFonts w:hint="eastAsia"/>
           <w:szCs w:val="21"/>
         </w:rPr>
-        <w:t>，方法有多项式插值法</w:t>
+        <w:t>[25]</w:t>
       </w:r>
       <w:r>
         <w:rPr>
           <w:rFonts w:hint="eastAsia"/>
           <w:szCs w:val="21"/>
         </w:rPr>
-        <w:t>[20]</w:t>
-      </w:r>
-      <w:r>
-        <w:rPr>
-          <w:rFonts w:hint="eastAsia"/>
-          <w:szCs w:val="21"/>
-        </w:rPr>
-        <w:t>，</w:t>
-      </w:r>
-      <w:r>
-        <w:rPr>
-          <w:rFonts w:hint="eastAsia"/>
-          <w:szCs w:val="21"/>
-        </w:rPr>
-        <w:t>RRT</w:t>
-      </w:r>
-      <w:r>
-        <w:rPr>
-          <w:rFonts w:hint="eastAsia"/>
-          <w:szCs w:val="21"/>
-        </w:rPr>
-        <w:t>算法</w:t>
-      </w:r>
-      <w:r>
-        <w:rPr>
-          <w:rFonts w:hint="eastAsia"/>
-          <w:szCs w:val="21"/>
-        </w:rPr>
-        <w:t>[21]</w:t>
-      </w:r>
-      <w:r>
-        <w:rPr>
-          <w:szCs w:val="21"/>
-        </w:rPr>
-        <w:t>；而笛卡尔空间的轨迹规划计算方便</w:t>
-      </w:r>
-      <w:r>
-        <w:rPr>
-          <w:rFonts w:hint="eastAsia"/>
-          <w:szCs w:val="21"/>
-        </w:rPr>
-        <w:t>复杂，但</w:t>
-      </w:r>
-      <w:r>
-        <w:rPr>
-          <w:szCs w:val="21"/>
-        </w:rPr>
-        <w:t>能直观的看到末端运动路径</w:t>
-      </w:r>
-      <w:r>
-        <w:rPr>
-          <w:rFonts w:hint="eastAsia"/>
-          <w:szCs w:val="21"/>
-        </w:rPr>
-        <w:t>，</w:t>
-      </w:r>
-      <w:r>
-        <w:rPr>
-          <w:szCs w:val="21"/>
-        </w:rPr>
-        <w:t>一般用于对末端执行器运动路径</w:t>
-      </w:r>
-      <w:r>
-        <w:rPr>
-          <w:rFonts w:hint="eastAsia"/>
-          <w:szCs w:val="21"/>
-        </w:rPr>
-        <w:t>有</w:t>
-      </w:r>
-      <w:r>
-        <w:rPr>
-          <w:szCs w:val="21"/>
-        </w:rPr>
-        <w:t>需求的作业</w:t>
-      </w:r>
-      <w:r>
-        <w:rPr>
-          <w:rFonts w:hint="eastAsia"/>
-          <w:szCs w:val="21"/>
-        </w:rPr>
-        <w:t>,</w:t>
-      </w:r>
-      <w:r>
-        <w:rPr>
-          <w:rFonts w:hint="eastAsia"/>
-          <w:szCs w:val="21"/>
-        </w:rPr>
-        <w:t>方法有遗传算法</w:t>
-      </w:r>
-      <w:r>
-        <w:rPr>
-          <w:rFonts w:hint="eastAsia"/>
-          <w:szCs w:val="21"/>
-        </w:rPr>
-        <w:t>[22]</w:t>
-      </w:r>
-      <w:r>
-        <w:rPr>
-          <w:rFonts w:hint="eastAsia"/>
-          <w:szCs w:val="21"/>
-        </w:rPr>
-        <w:t>，梯形加减速法</w:t>
-      </w:r>
-      <w:r>
-        <w:rPr>
-          <w:rFonts w:hint="eastAsia"/>
-          <w:szCs w:val="21"/>
-        </w:rPr>
-        <w:t>[23]</w:t>
-      </w:r>
-      <w:r>
-        <w:rPr>
-          <w:rFonts w:hint="eastAsia"/>
-          <w:szCs w:val="21"/>
-        </w:rPr>
-        <w:t>等</w:t>
-      </w:r>
-      <w:r>
-        <w:rPr>
-          <w:szCs w:val="21"/>
-        </w:rPr>
-        <w:t>。</w:t>
+        <w:t>提出了通过直接计算关节变形量补偿变形误差的方法。</w:t>
       </w:r>
     </w:p>
     <w:p>
@@ -1191,129 +1058,96 @@
           <w:rFonts w:hint="eastAsia"/>
           <w:szCs w:val="21"/>
         </w:rPr>
-        <w:t>要</w:t>
-      </w:r>
+        <w:t>对于大负载引起的惯性力的增加，</w:t>
+      </w:r>
+      <w:proofErr w:type="gramStart"/>
       <w:r>
         <w:rPr>
           <w:rFonts w:hint="eastAsia"/>
-        </w:rPr>
-        <w:t>保证大负载下末端的移动性能则</w:t>
-      </w:r>
+          <w:szCs w:val="21"/>
+        </w:rPr>
+        <w:t>罗天洪等</w:t>
+      </w:r>
+      <w:proofErr w:type="gramEnd"/>
       <w:r>
         <w:rPr>
           <w:rFonts w:hint="eastAsia"/>
           <w:szCs w:val="21"/>
         </w:rPr>
-        <w:t>需要对机械臂的控制进行补偿。对于大负载所引起的关节变形的控制补偿，毛晨涛</w:t>
+        <w:t>[9]</w:t>
       </w:r>
       <w:r>
         <w:rPr>
           <w:rFonts w:hint="eastAsia"/>
           <w:szCs w:val="21"/>
         </w:rPr>
-        <w:t>[24]</w:t>
+        <w:t>提出了基于神经网络补偿的机械臂轨迹控制策略。李佳兵等</w:t>
       </w:r>
       <w:r>
         <w:rPr>
           <w:rFonts w:hint="eastAsia"/>
           <w:szCs w:val="21"/>
         </w:rPr>
-        <w:t>等通过激光跟踪仪测量辨识大负载机器人的关节刚度系数，并对控制律进行</w:t>
+        <w:t>[26]</w:t>
       </w:r>
       <w:r>
         <w:rPr>
           <w:rFonts w:hint="eastAsia"/>
           <w:szCs w:val="21"/>
         </w:rPr>
+        <w:t>利用</w:t>
+      </w:r>
+      <w:r>
+        <w:rPr>
+          <w:rFonts w:hint="eastAsia"/>
+          <w:szCs w:val="21"/>
+        </w:rPr>
+        <w:t>PSO</w:t>
+      </w:r>
+      <w:r>
+        <w:rPr>
+          <w:rFonts w:hint="eastAsia"/>
+          <w:szCs w:val="21"/>
+        </w:rPr>
+        <w:t>优化算法对大负载机械臂载荷参数自动控制进行设计。对于大负载所引起的残余振动，马</w:t>
+      </w:r>
+      <w:proofErr w:type="gramStart"/>
+      <w:r>
+        <w:rPr>
+          <w:rFonts w:hint="eastAsia"/>
+          <w:szCs w:val="21"/>
+        </w:rPr>
+        <w:t>驰聘</w:t>
+      </w:r>
+      <w:proofErr w:type="gramEnd"/>
+      <w:r>
+        <w:rPr>
+          <w:rFonts w:hint="eastAsia"/>
+          <w:szCs w:val="21"/>
+        </w:rPr>
+        <w:t>、张春林等</w:t>
+      </w:r>
+      <w:r>
+        <w:rPr>
+          <w:rFonts w:hint="eastAsia"/>
+          <w:szCs w:val="21"/>
+        </w:rPr>
+        <w:t>[27]</w:t>
+      </w:r>
+      <w:r>
+        <w:rPr>
+          <w:rFonts w:hint="eastAsia"/>
+          <w:szCs w:val="21"/>
+        </w:rPr>
+        <w:t>通过施加速度负反</w:t>
+      </w:r>
+      <w:r>
+        <w:rPr>
+          <w:rFonts w:hint="eastAsia"/>
+          <w:szCs w:val="21"/>
+        </w:rPr>
         <w:lastRenderedPageBreak/>
-        <w:t>优化设计。王旭等</w:t>
-      </w:r>
-      <w:r>
-        <w:rPr>
-          <w:rFonts w:hint="eastAsia"/>
-          <w:szCs w:val="21"/>
-        </w:rPr>
-        <w:t>[25]</w:t>
-      </w:r>
-      <w:r>
-        <w:rPr>
-          <w:rFonts w:hint="eastAsia"/>
-          <w:szCs w:val="21"/>
-        </w:rPr>
-        <w:t>提出了通过直接计算关节变形量补偿变形误差的方法。</w:t>
-      </w:r>
-    </w:p>
-    <w:p>
-      <w:pPr>
-        <w:pStyle w:val="30"/>
-        <w:spacing w:line="360" w:lineRule="auto"/>
-        <w:ind w:firstLine="420"/>
-        <w:rPr>
-          <w:szCs w:val="21"/>
-        </w:rPr>
-      </w:pPr>
-      <w:r>
-        <w:rPr>
-          <w:rFonts w:hint="eastAsia"/>
-          <w:szCs w:val="21"/>
-        </w:rPr>
-        <w:t>对于大负载引起的惯性力的增加，罗天洪等</w:t>
-      </w:r>
-      <w:r>
-        <w:rPr>
-          <w:rFonts w:hint="eastAsia"/>
-          <w:szCs w:val="21"/>
-        </w:rPr>
-        <w:t>[9]</w:t>
-      </w:r>
-      <w:r>
-        <w:rPr>
-          <w:rFonts w:hint="eastAsia"/>
-          <w:szCs w:val="21"/>
-        </w:rPr>
-        <w:t>提出了基于神经网络补偿的机械臂轨迹控制策略。李佳兵等</w:t>
-      </w:r>
-      <w:r>
-        <w:rPr>
-          <w:rFonts w:hint="eastAsia"/>
-          <w:szCs w:val="21"/>
-        </w:rPr>
-        <w:t>[26]</w:t>
-      </w:r>
-      <w:r>
-        <w:rPr>
-          <w:rFonts w:hint="eastAsia"/>
-          <w:szCs w:val="21"/>
-        </w:rPr>
-        <w:t>利用</w:t>
-      </w:r>
-      <w:r>
-        <w:rPr>
-          <w:rFonts w:hint="eastAsia"/>
-          <w:szCs w:val="21"/>
-        </w:rPr>
-        <w:t>PSO</w:t>
-      </w:r>
-      <w:r>
-        <w:rPr>
-          <w:rFonts w:hint="eastAsia"/>
-          <w:szCs w:val="21"/>
-        </w:rPr>
-        <w:t>优化算法对大负载机械臂载荷参数自动控制进行设计。对于大负载所引起的残余振动，马驰聘、张春林等</w:t>
-      </w:r>
-      <w:r>
-        <w:rPr>
-          <w:rFonts w:hint="eastAsia"/>
-          <w:szCs w:val="21"/>
-        </w:rPr>
-        <w:t>[27]</w:t>
-      </w:r>
-      <w:r>
-        <w:rPr>
-          <w:rFonts w:hint="eastAsia"/>
-          <w:szCs w:val="21"/>
-        </w:rPr>
-        <w:t>通过施加速度负反馈控制的方法，有效地抑制系统的残余振动。</w:t>
+        <w:t>馈控制的方法，有效地抑制系统的残余振动。</w:t>
       </w:r>
       <w:r>
         <w:rPr>
@@ -1411,7 +1245,23 @@
           <w:rFonts w:ascii="宋体" w:hAnsi="宋体" w:cs="宋体" w:hint="eastAsia"/>
           <w:szCs w:val="21"/>
         </w:rPr>
-        <w:t>本文以七轴串联机械臂为具体的研究对象，开展运动学分析、路径规划、动力学分析、稳定性分析、大负载下机械臂末端的定位控制误差分析等研究工作，旨在探索大负载对机械臂末端精度的影响。针对这一研究，本文主要开展以下几项工作：1.机械臂运动学建模及路径规划;2.含大负载的机械臂动力学建模;3.控制律的设计与稳定性分析;4.负载对机械臂末端精度的影响。</w:t>
+        <w:t>本文</w:t>
+      </w:r>
+      <w:proofErr w:type="gramStart"/>
+      <w:r>
+        <w:rPr>
+          <w:rFonts w:ascii="宋体" w:hAnsi="宋体" w:cs="宋体" w:hint="eastAsia"/>
+          <w:szCs w:val="21"/>
+        </w:rPr>
+        <w:t>以七轴串联</w:t>
+      </w:r>
+      <w:proofErr w:type="gramEnd"/>
+      <w:r>
+        <w:rPr>
+          <w:rFonts w:ascii="宋体" w:hAnsi="宋体" w:cs="宋体" w:hint="eastAsia"/>
+          <w:szCs w:val="21"/>
+        </w:rPr>
+        <w:t>机械臂为具体的研究对象，开展运动学分析、路径规划、动力学分析、稳定性分析、大负载下机械臂末端的定位控制误差分析等研究工作，旨在探索大负载对机械臂末端精度的影响。针对这一研究，本文主要开展以下几项工作：1.机械臂运动学建模及路径规划;2.含大负载的机械臂动力学建模;3.控制律的设计与稳定性分析;4.负载对机械臂末端精度的影响。</w:t>
       </w:r>
     </w:p>
     <w:p>
@@ -1431,13 +1281,23 @@
         </w:rPr>
         <w:t xml:space="preserve">1  </w:t>
       </w:r>
+      <w:proofErr w:type="gramStart"/>
       <w:r>
         <w:rPr>
           <w:rFonts w:eastAsia="黑体" w:hint="eastAsia"/>
           <w:b/>
           <w:sz w:val="24"/>
         </w:rPr>
-        <w:t>七轴串联机械臂的运动学分析</w:t>
+        <w:t>七轴串联</w:t>
+      </w:r>
+      <w:proofErr w:type="gramEnd"/>
+      <w:r>
+        <w:rPr>
+          <w:rFonts w:eastAsia="黑体" w:hint="eastAsia"/>
+          <w:b/>
+          <w:sz w:val="24"/>
+        </w:rPr>
+        <w:t>机械臂的运动学分析</w:t>
       </w:r>
     </w:p>
     <w:p>
@@ -1563,7 +1423,7 @@
           <w:noProof/>
         </w:rPr>
         <w:drawing>
-          <wp:inline distT="0" distB="0" distL="114300" distR="114300" wp14:anchorId="741945C4" wp14:editId="08966FBC">
+          <wp:inline distT="0" distB="0" distL="114300" distR="114300" wp14:anchorId="4132C05A" wp14:editId="530A0E97">
             <wp:extent cx="2879725" cy="1994535"/>
             <wp:effectExtent l="0" t="0" r="3175" b="12065"/>
             <wp:docPr id="13" name="图片 13" descr="16814ad87f933fcf1f7a4b701735df6"/>
@@ -1682,7 +1542,7 @@
         <w:rPr>
           <w:position w:val="-66"/>
         </w:rPr>
-        <w:object w:dxaOrig="4535" w:dyaOrig="1097" w14:anchorId="0E4938C5">
+        <w:object w:dxaOrig="4535" w:dyaOrig="1097" w14:anchorId="43DEA526">
           <v:shapetype id="_x0000_t75" coordsize="21600,21600" o:spt="75" o:preferrelative="t" path="m@4@5l@4@11@9@11@9@5xe" filled="f" stroked="f">
             <v:stroke joinstyle="miter"/>
             <v:formulas>
@@ -1702,10 +1562,10 @@
             <v:path o:extrusionok="f" gradientshapeok="t" o:connecttype="rect"/>
             <o:lock v:ext="edit" aspectratio="t"/>
           </v:shapetype>
-          <v:shape id="_x0000_i1025" type="#_x0000_t75" style="width:226.5pt;height:54.7pt" o:ole="">
+          <v:shape id="_x0000_i1025" type="#_x0000_t75" style="width:226.9pt;height:55.1pt" o:ole="">
             <v:imagedata r:id="rId11" o:title=""/>
           </v:shape>
-          <o:OLEObject Type="Embed" ProgID="Equation.3" ShapeID="_x0000_i1025" DrawAspect="Content" ObjectID="_1832744475" r:id="rId12"/>
+          <o:OLEObject Type="Embed" ProgID="Equation.3" ShapeID="_x0000_i1025" DrawAspect="Content" ObjectID="_1832944431" r:id="rId12"/>
         </w:object>
       </w:r>
       <w:r>
@@ -1880,12 +1740,21 @@
           </m:sub>
         </m:sSub>
       </m:oMath>
+      <w:proofErr w:type="gramStart"/>
       <w:r>
         <w:rPr>
           <w:rFonts w:ascii="宋体" w:hAnsi="宋体" w:cs="宋体" w:hint="eastAsia"/>
           <w:szCs w:val="21"/>
         </w:rPr>
-        <w:t>轴到{</w:t>
+        <w:t>轴到</w:t>
+      </w:r>
+      <w:proofErr w:type="gramEnd"/>
+      <w:r>
+        <w:rPr>
+          <w:rFonts w:ascii="宋体" w:hAnsi="宋体" w:cs="宋体" w:hint="eastAsia"/>
+          <w:szCs w:val="21"/>
+        </w:rPr>
+        <w:t>{</w:t>
       </w:r>
       <m:oMath>
         <m:r>
@@ -2255,12 +2124,21 @@
           </m:sub>
         </m:sSub>
       </m:oMath>
+      <w:proofErr w:type="gramStart"/>
       <w:r>
         <w:rPr>
           <w:rFonts w:ascii="宋体" w:hAnsi="宋体" w:cs="宋体" w:hint="eastAsia"/>
           <w:szCs w:val="21"/>
         </w:rPr>
-        <w:t>轴到{</w:t>
+        <w:t>轴到</w:t>
+      </w:r>
+      <w:proofErr w:type="gramEnd"/>
+      <w:r>
+        <w:rPr>
+          <w:rFonts w:ascii="宋体" w:hAnsi="宋体" w:cs="宋体" w:hint="eastAsia"/>
+          <w:szCs w:val="21"/>
+        </w:rPr>
+        <w:t>{</w:t>
       </w:r>
       <m:oMath>
         <m:r>
@@ -2560,11 +2438,19 @@
         </w:rPr>
         <w:t>Franka</w:t>
       </w:r>
+      <w:proofErr w:type="gramStart"/>
       <w:r>
         <w:rPr>
           <w:rFonts w:hint="eastAsia"/>
         </w:rPr>
-        <w:t>七轴串联机械臂为对象，其模型图如图</w:t>
+        <w:t>七轴串联</w:t>
+      </w:r>
+      <w:proofErr w:type="gramEnd"/>
+      <w:r>
+        <w:rPr>
+          <w:rFonts w:hint="eastAsia"/>
+        </w:rPr>
+        <w:t>机械臂为对象，其模型图如图</w:t>
       </w:r>
       <w:r>
         <w:rPr>
@@ -2594,9 +2480,8 @@
           <w:noProof/>
           <w:szCs w:val="21"/>
         </w:rPr>
-        <w:lastRenderedPageBreak/>
         <w:drawing>
-          <wp:inline distT="0" distB="0" distL="114300" distR="114300" wp14:anchorId="2A139D42" wp14:editId="4D84AF96">
+          <wp:inline distT="0" distB="0" distL="114300" distR="114300" wp14:anchorId="4F728B08" wp14:editId="784C7EC8">
             <wp:extent cx="1583690" cy="2879725"/>
             <wp:effectExtent l="0" t="0" r="3810" b="3175"/>
             <wp:docPr id="8" name="图片 8" descr="e588f1be1ad40661f200e8b70153089"/>
@@ -2655,12 +2540,21 @@
         </w:rPr>
         <w:t>Franka</w:t>
       </w:r>
+      <w:proofErr w:type="gramStart"/>
       <w:r>
         <w:rPr>
           <w:rFonts w:ascii="宋体" w:hAnsi="宋体" w:cs="宋体" w:hint="eastAsia"/>
           <w:szCs w:val="21"/>
         </w:rPr>
-        <w:t>七轴机械臂模型图</w:t>
+        <w:t>七轴机械</w:t>
+      </w:r>
+      <w:proofErr w:type="gramEnd"/>
+      <w:r>
+        <w:rPr>
+          <w:rFonts w:ascii="宋体" w:hAnsi="宋体" w:cs="宋体" w:hint="eastAsia"/>
+          <w:szCs w:val="21"/>
+        </w:rPr>
+        <w:t>臂模型图</w:t>
       </w:r>
     </w:p>
     <w:p>
@@ -2701,12 +2595,21 @@
         </w:rPr>
         <w:t>Franka</w:t>
       </w:r>
+      <w:proofErr w:type="gramStart"/>
       <w:r>
         <w:rPr>
           <w:rFonts w:ascii="宋体" w:hAnsi="宋体" w:cs="宋体" w:hint="eastAsia"/>
           <w:szCs w:val="21"/>
         </w:rPr>
-        <w:t>七轴机械臂</w:t>
+        <w:t>七轴机械</w:t>
+      </w:r>
+      <w:proofErr w:type="gramEnd"/>
+      <w:r>
+        <w:rPr>
+          <w:rFonts w:ascii="宋体" w:hAnsi="宋体" w:cs="宋体" w:hint="eastAsia"/>
+          <w:szCs w:val="21"/>
+        </w:rPr>
+        <w:t>臂</w:t>
       </w:r>
       <w:r>
         <w:rPr>
@@ -2754,8 +2657,9 @@
           <w:noProof/>
           <w:szCs w:val="21"/>
         </w:rPr>
+        <w:lastRenderedPageBreak/>
         <w:drawing>
-          <wp:inline distT="0" distB="0" distL="114300" distR="114300" wp14:anchorId="7650F9B0" wp14:editId="1B87B9DE">
+          <wp:inline distT="0" distB="0" distL="114300" distR="114300" wp14:anchorId="29A8A66F" wp14:editId="4605B9D4">
             <wp:extent cx="1394460" cy="3604260"/>
             <wp:effectExtent l="0" t="0" r="2540" b="2540"/>
             <wp:docPr id="21" name="图片 21" descr="0f8f6ccbdc65a5d9d03c41b5b5f0291"/>
@@ -2899,12 +2803,21 @@
         </w:rPr>
         <w:t>Franka</w:t>
       </w:r>
+      <w:proofErr w:type="gramStart"/>
       <w:r>
         <w:rPr>
           <w:rFonts w:ascii="宋体" w:hAnsi="宋体" w:cs="宋体" w:hint="eastAsia"/>
           <w:szCs w:val="21"/>
         </w:rPr>
-        <w:t>七轴机械臂DH参数表</w:t>
+        <w:t>七轴机械</w:t>
+      </w:r>
+      <w:proofErr w:type="gramEnd"/>
+      <w:r>
+        <w:rPr>
+          <w:rFonts w:ascii="宋体" w:hAnsi="宋体" w:cs="宋体" w:hint="eastAsia"/>
+          <w:szCs w:val="21"/>
+        </w:rPr>
+        <w:t>臂DH参数表</w:t>
       </w:r>
     </w:p>
     <w:p>
@@ -5550,12 +5463,21 @@
         </w:rPr>
         <w:t>Franka</w:t>
       </w:r>
+      <w:proofErr w:type="gramStart"/>
       <w:r>
         <w:rPr>
           <w:rFonts w:hAnsi="Cambria Math" w:hint="eastAsia"/>
           <w:szCs w:val="21"/>
         </w:rPr>
-        <w:t>七轴机械臂的正运动学模型，见公式（</w:t>
+        <w:t>七轴机械</w:t>
+      </w:r>
+      <w:proofErr w:type="gramEnd"/>
+      <w:r>
+        <w:rPr>
+          <w:rFonts w:hAnsi="Cambria Math" w:hint="eastAsia"/>
+          <w:szCs w:val="21"/>
+        </w:rPr>
+        <w:t>臂的正运动学模型，见公式（</w:t>
       </w:r>
       <w:r>
         <w:rPr>
@@ -5590,11 +5512,11 @@
           <w:position w:val="-14"/>
           <w:szCs w:val="21"/>
         </w:rPr>
-        <w:object w:dxaOrig="2360" w:dyaOrig="400" w14:anchorId="40F246E6">
-          <v:shape id="_x0000_i1026" type="#_x0000_t75" style="width:118.05pt;height:20.05pt" o:ole="">
+        <w:object w:dxaOrig="2360" w:dyaOrig="400" w14:anchorId="64B6DB1F">
+          <v:shape id="_x0000_i1026" type="#_x0000_t75" style="width:117.8pt;height:20.2pt" o:ole="">
             <v:imagedata r:id="rId15" o:title=""/>
           </v:shape>
-          <o:OLEObject Type="Embed" ProgID="Equation.3" ShapeID="_x0000_i1026" DrawAspect="Content" ObjectID="_1832744476" r:id="rId16"/>
+          <o:OLEObject Type="Embed" ProgID="Equation.3" ShapeID="_x0000_i1026" DrawAspect="Content" ObjectID="_1832944432" r:id="rId16"/>
         </w:object>
       </w:r>
       <w:r>
@@ -5647,7 +5569,23 @@
           <w:rFonts w:ascii="宋体" w:hAnsi="宋体" w:cs="宋体" w:hint="eastAsia"/>
           <w:szCs w:val="21"/>
         </w:rPr>
-        <w:t>机械臂的逆运动学分析是跟据机械臂末端相对于机械臂基底坐标系的位置和姿态来求解出机械臂每个关节对应的角度。因此，</w:t>
+        <w:t>机械臂的逆运动学分析是跟据机械臂末端相对于机械臂基底坐标系的位置和姿态来求解出机械</w:t>
+      </w:r>
+      <w:proofErr w:type="gramStart"/>
+      <w:r>
+        <w:rPr>
+          <w:rFonts w:ascii="宋体" w:hAnsi="宋体" w:cs="宋体" w:hint="eastAsia"/>
+          <w:szCs w:val="21"/>
+        </w:rPr>
+        <w:t>臂每个</w:t>
+      </w:r>
+      <w:proofErr w:type="gramEnd"/>
+      <w:r>
+        <w:rPr>
+          <w:rFonts w:ascii="宋体" w:hAnsi="宋体" w:cs="宋体" w:hint="eastAsia"/>
+          <w:szCs w:val="21"/>
+        </w:rPr>
+        <w:t>关节对应的角度。因此，</w:t>
       </w:r>
       <w:r>
         <w:rPr>
@@ -5661,11 +5599,19 @@
         </w:rPr>
         <w:t>Franka</w:t>
       </w:r>
+      <w:proofErr w:type="gramStart"/>
       <w:r>
         <w:rPr>
           <w:rFonts w:hint="eastAsia"/>
         </w:rPr>
-        <w:t>的七轴机械臂的逆运动学方程进行求解。</w:t>
+        <w:t>的七轴机械</w:t>
+      </w:r>
+      <w:proofErr w:type="gramEnd"/>
+      <w:r>
+        <w:rPr>
+          <w:rFonts w:hint="eastAsia"/>
+        </w:rPr>
+        <w:t>臂的逆运动学方程进行求解。</w:t>
       </w:r>
     </w:p>
     <w:p>
@@ -5698,11 +5644,11 @@
         <w:rPr>
           <w:position w:val="-10"/>
         </w:rPr>
-        <w:object w:dxaOrig="780" w:dyaOrig="360" w14:anchorId="2996C9CF">
-          <v:shape id="_x0000_i1027" type="#_x0000_t75" style="width:39.2pt;height:18.25pt" o:ole="">
+        <w:object w:dxaOrig="780" w:dyaOrig="360" w14:anchorId="56011DAF">
+          <v:shape id="_x0000_i1027" type="#_x0000_t75" style="width:39.25pt;height:18pt" o:ole="">
             <v:imagedata r:id="rId17" o:title=""/>
           </v:shape>
-          <o:OLEObject Type="Embed" ProgID="Equation.3" ShapeID="_x0000_i1027" DrawAspect="Content" ObjectID="_1832744477" r:id="rId18"/>
+          <o:OLEObject Type="Embed" ProgID="Equation.3" ShapeID="_x0000_i1027" DrawAspect="Content" ObjectID="_1832944433" r:id="rId18"/>
         </w:object>
       </w:r>
       <w:r>
@@ -5845,11 +5791,11 @@
         <w:rPr>
           <w:position w:val="-122"/>
         </w:rPr>
-        <w:object w:dxaOrig="2840" w:dyaOrig="2560" w14:anchorId="18C8E564">
-          <v:shape id="_x0000_i1028" type="#_x0000_t75" style="width:142.2pt;height:128.05pt" o:ole="">
+        <w:object w:dxaOrig="2840" w:dyaOrig="2560" w14:anchorId="03DCB239">
+          <v:shape id="_x0000_i1028" type="#_x0000_t75" style="width:141.8pt;height:128.2pt" o:ole="">
             <v:imagedata r:id="rId19" o:title=""/>
           </v:shape>
-          <o:OLEObject Type="Embed" ProgID="Equation.3" ShapeID="_x0000_i1028" DrawAspect="Content" ObjectID="_1832744478" r:id="rId20"/>
+          <o:OLEObject Type="Embed" ProgID="Equation.3" ShapeID="_x0000_i1028" DrawAspect="Content" ObjectID="_1832944434" r:id="rId20"/>
         </w:object>
       </w:r>
       <w:r>
@@ -5890,7 +5836,6 @@
         <w:rPr>
           <w:rFonts w:hint="eastAsia"/>
         </w:rPr>
-        <w:lastRenderedPageBreak/>
         <w:t>则可得到：</w:t>
       </w:r>
     </w:p>
@@ -5913,11 +5858,11 @@
         <w:rPr>
           <w:position w:val="-10"/>
         </w:rPr>
-        <w:object w:dxaOrig="960" w:dyaOrig="360" w14:anchorId="6E14E2F9">
-          <v:shape id="_x0000_i1029" type="#_x0000_t75" style="width:47.85pt;height:18.25pt" o:ole="">
+        <w:object w:dxaOrig="960" w:dyaOrig="360" w14:anchorId="44ADDA8C">
+          <v:shape id="_x0000_i1029" type="#_x0000_t75" style="width:48pt;height:18pt" o:ole="">
             <v:imagedata r:id="rId21" o:title=""/>
           </v:shape>
-          <o:OLEObject Type="Embed" ProgID="Equation.3" ShapeID="_x0000_i1029" DrawAspect="Content" ObjectID="_1832744479" r:id="rId22"/>
+          <o:OLEObject Type="Embed" ProgID="Equation.3" ShapeID="_x0000_i1029" DrawAspect="Content" ObjectID="_1832944435" r:id="rId22"/>
         </w:object>
       </w:r>
       <w:r>
@@ -6057,7 +6002,21 @@
         <w:rPr>
           <w:rFonts w:hint="eastAsia"/>
         </w:rPr>
-        <w:t>一步一步运到到期望角度</w:t>
+        <w:t>一步一步运到</w:t>
+      </w:r>
+      <w:proofErr w:type="gramStart"/>
+      <w:r>
+        <w:rPr>
+          <w:rFonts w:hint="eastAsia"/>
+        </w:rPr>
+        <w:t>到</w:t>
+      </w:r>
+      <w:proofErr w:type="gramEnd"/>
+      <w:r>
+        <w:rPr>
+          <w:rFonts w:hint="eastAsia"/>
+        </w:rPr>
+        <w:t>期望角度</w:t>
       </w:r>
       <m:oMath>
         <m:sSub>
@@ -6141,11 +6100,11 @@
           <w:rFonts w:hAnsi="Cambria Math"/>
           <w:position w:val="-10"/>
         </w:rPr>
-        <w:object w:dxaOrig="2079" w:dyaOrig="360" w14:anchorId="32546CC2">
-          <v:shape id="_x0000_i1030" type="#_x0000_t75" style="width:103.9pt;height:18.25pt" o:ole="">
+        <w:object w:dxaOrig="2079" w:dyaOrig="360" w14:anchorId="5CA5FC48">
+          <v:shape id="_x0000_i1030" type="#_x0000_t75" style="width:104.2pt;height:18pt" o:ole="">
             <v:imagedata r:id="rId23" o:title=""/>
           </v:shape>
-          <o:OLEObject Type="Embed" ProgID="Equation.3" ShapeID="_x0000_i1030" DrawAspect="Content" ObjectID="_1832744480" r:id="rId24"/>
+          <o:OLEObject Type="Embed" ProgID="Equation.3" ShapeID="_x0000_i1030" DrawAspect="Content" ObjectID="_1832944436" r:id="rId24"/>
         </w:object>
       </w:r>
       <w:r>
@@ -6188,7 +6147,49 @@
         <w:rPr>
           <w:rFonts w:hAnsi="Cambria Math" w:hint="eastAsia"/>
         </w:rPr>
-        <w:t>因为，七轴串联机械臂属于冗余机械臂，因此雅可比矩阵求逆需引入伪逆矩阵，即：</w:t>
+        <w:t>因为，</w:t>
+      </w:r>
+      <w:proofErr w:type="gramStart"/>
+      <w:r>
+        <w:rPr>
+          <w:rFonts w:hAnsi="Cambria Math" w:hint="eastAsia"/>
+        </w:rPr>
+        <w:t>七轴串联</w:t>
+      </w:r>
+      <w:proofErr w:type="gramEnd"/>
+      <w:r>
+        <w:rPr>
+          <w:rFonts w:hAnsi="Cambria Math" w:hint="eastAsia"/>
+        </w:rPr>
+        <w:t>机械</w:t>
+      </w:r>
+      <w:proofErr w:type="gramStart"/>
+      <w:r>
+        <w:rPr>
+          <w:rFonts w:hAnsi="Cambria Math" w:hint="eastAsia"/>
+        </w:rPr>
+        <w:t>臂属于</w:t>
+      </w:r>
+      <w:proofErr w:type="gramEnd"/>
+      <w:r>
+        <w:rPr>
+          <w:rFonts w:hAnsi="Cambria Math" w:hint="eastAsia"/>
+        </w:rPr>
+        <w:t>冗余机械臂，因此雅可比矩阵</w:t>
+      </w:r>
+      <w:proofErr w:type="gramStart"/>
+      <w:r>
+        <w:rPr>
+          <w:rFonts w:hAnsi="Cambria Math" w:hint="eastAsia"/>
+        </w:rPr>
+        <w:t>求逆需引入</w:t>
+      </w:r>
+      <w:proofErr w:type="gramEnd"/>
+      <w:r>
+        <w:rPr>
+          <w:rFonts w:hAnsi="Cambria Math" w:hint="eastAsia"/>
+        </w:rPr>
+        <w:t>伪逆矩阵，即：</w:t>
       </w:r>
     </w:p>
     <w:p>
@@ -6207,11 +6208,11 @@
           <w:rFonts w:hAnsi="Cambria Math"/>
           <w:position w:val="-10"/>
         </w:rPr>
-        <w:object w:dxaOrig="2180" w:dyaOrig="360" w14:anchorId="6BDD2385">
-          <v:shape id="_x0000_i1031" type="#_x0000_t75" style="width:108.9pt;height:18.25pt" o:ole="">
+        <w:object w:dxaOrig="2180" w:dyaOrig="360" w14:anchorId="66CC44AC">
+          <v:shape id="_x0000_i1031" type="#_x0000_t75" style="width:109.1pt;height:18pt" o:ole="">
             <v:imagedata r:id="rId25" o:title=""/>
           </v:shape>
-          <o:OLEObject Type="Embed" ProgID="Equation.3" ShapeID="_x0000_i1031" DrawAspect="Content" ObjectID="_1832744481" r:id="rId26"/>
+          <o:OLEObject Type="Embed" ProgID="Equation.3" ShapeID="_x0000_i1031" DrawAspect="Content" ObjectID="_1832944437" r:id="rId26"/>
         </w:object>
       </w:r>
       <w:r>
@@ -6291,6 +6292,7 @@
           <m:t>）</m:t>
         </m:r>
       </m:oMath>
+      <w:proofErr w:type="gramStart"/>
       <w:r>
         <w:rPr>
           <w:rFonts w:hAnsi="Cambria Math"/>
@@ -6307,7 +6309,14 @@
         <w:rPr>
           <w:rFonts w:hAnsi="Cambria Math"/>
         </w:rPr>
-        <w:t>逆。</w:t>
+        <w:t>逆</w:t>
+      </w:r>
+      <w:proofErr w:type="gramEnd"/>
+      <w:r>
+        <w:rPr>
+          <w:rFonts w:hAnsi="Cambria Math"/>
+        </w:rPr>
+        <w:t>。</w:t>
       </w:r>
     </w:p>
     <w:p>
@@ -6343,13 +6352,28 @@
         <w:rPr>
           <w:rFonts w:hAnsi="Cambria Math"/>
         </w:rPr>
+        <w:lastRenderedPageBreak/>
         <w:t>a.</w:t>
       </w:r>
       <w:r>
         <w:rPr>
           <w:rFonts w:hAnsi="Cambria Math"/>
         </w:rPr>
-        <w:t>设置好最大迭代次数</w:t>
+        <w:t>设置</w:t>
+      </w:r>
+      <w:proofErr w:type="gramStart"/>
+      <w:r>
+        <w:rPr>
+          <w:rFonts w:hAnsi="Cambria Math"/>
+        </w:rPr>
+        <w:t>好最大</w:t>
+      </w:r>
+      <w:proofErr w:type="gramEnd"/>
+      <w:r>
+        <w:rPr>
+          <w:rFonts w:hAnsi="Cambria Math"/>
+        </w:rPr>
+        <w:t>迭代次数</w:t>
       </w:r>
       <w:r>
         <w:rPr>
@@ -6899,11 +6923,11 @@
           <w:position w:val="-10"/>
           <w:szCs w:val="21"/>
         </w:rPr>
-        <w:object w:dxaOrig="2220" w:dyaOrig="360" w14:anchorId="1DA88560">
-          <v:shape id="_x0000_i1032" type="#_x0000_t75" style="width:111.2pt;height:18.25pt" o:ole="">
+        <w:object w:dxaOrig="2220" w:dyaOrig="360" w14:anchorId="4573779D">
+          <v:shape id="_x0000_i1032" type="#_x0000_t75" style="width:111.25pt;height:18pt" o:ole="">
             <v:imagedata r:id="rId27" o:title=""/>
           </v:shape>
-          <o:OLEObject Type="Embed" ProgID="Equation.3" ShapeID="_x0000_i1032" DrawAspect="Content" ObjectID="_1832744482" r:id="rId28"/>
+          <o:OLEObject Type="Embed" ProgID="Equation.3" ShapeID="_x0000_i1032" DrawAspect="Content" ObjectID="_1832944438" r:id="rId28"/>
         </w:object>
       </w:r>
       <w:r>
@@ -6952,8 +6976,17 @@
           <w:rFonts w:hAnsi="Cambria Math" w:cs="宋体" w:hint="eastAsia"/>
           <w:szCs w:val="21"/>
         </w:rPr>
-        <w:t>由约束条件（见式</w:t>
-      </w:r>
+        <w:t>由约束条件（</w:t>
+      </w:r>
+      <w:proofErr w:type="gramStart"/>
+      <w:r>
+        <w:rPr>
+          <w:rFonts w:hAnsi="Cambria Math" w:cs="宋体" w:hint="eastAsia"/>
+          <w:szCs w:val="21"/>
+        </w:rPr>
+        <w:t>见式</w:t>
+      </w:r>
+      <w:proofErr w:type="gramEnd"/>
       <w:r>
         <w:rPr>
           <w:rFonts w:hAnsi="Cambria Math" w:cs="宋体" w:hint="eastAsia"/>
@@ -6987,11 +7020,11 @@
           <w:position w:val="-72"/>
           <w:szCs w:val="21"/>
         </w:rPr>
-        <w:object w:dxaOrig="1120" w:dyaOrig="1560" w14:anchorId="6511889E">
-          <v:shape id="_x0000_i1033" type="#_x0000_t75" style="width:56.05pt;height:77.9pt" o:ole="">
+        <w:object w:dxaOrig="1120" w:dyaOrig="1560" w14:anchorId="79C0A8E9">
+          <v:shape id="_x0000_i1033" type="#_x0000_t75" style="width:56.2pt;height:78pt" o:ole="">
             <v:imagedata r:id="rId29" o:title=""/>
           </v:shape>
-          <o:OLEObject Type="Embed" ProgID="Equation.3" ShapeID="_x0000_i1033" DrawAspect="Content" ObjectID="_1832744483" r:id="rId30"/>
+          <o:OLEObject Type="Embed" ProgID="Equation.3" ShapeID="_x0000_i1033" DrawAspect="Content" ObjectID="_1832944439" r:id="rId30"/>
         </w:object>
       </w:r>
       <w:r>
@@ -7146,11 +7179,11 @@
           <w:position w:val="-104"/>
           <w:szCs w:val="21"/>
         </w:rPr>
-        <w:object w:dxaOrig="3060" w:dyaOrig="2200" w14:anchorId="6CB2FFF2">
-          <v:shape id="_x0000_i1034" type="#_x0000_t75" style="width:153.1pt;height:109.8pt" o:ole="">
+        <w:object w:dxaOrig="3060" w:dyaOrig="2200" w14:anchorId="6F1CDB8B">
+          <v:shape id="_x0000_i1034" type="#_x0000_t75" style="width:153.25pt;height:110.2pt" o:ole="">
             <v:imagedata r:id="rId31" o:title=""/>
           </v:shape>
-          <o:OLEObject Type="Embed" ProgID="Equation.3" ShapeID="_x0000_i1034" DrawAspect="Content" ObjectID="_1832744484" r:id="rId32"/>
+          <o:OLEObject Type="Embed" ProgID="Equation.3" ShapeID="_x0000_i1034" DrawAspect="Content" ObjectID="_1832944440" r:id="rId32"/>
         </w:object>
       </w:r>
       <w:r>
@@ -7210,7 +7243,23 @@
           <w:rFonts w:eastAsia="黑体" w:hint="eastAsia"/>
           <w:b/>
         </w:rPr>
-        <w:t>笛卡尔空间的直线路径规划</w:t>
+        <w:t>笛卡</w:t>
+      </w:r>
+      <w:proofErr w:type="gramStart"/>
+      <w:r>
+        <w:rPr>
+          <w:rFonts w:eastAsia="黑体" w:hint="eastAsia"/>
+          <w:b/>
+        </w:rPr>
+        <w:t>尔空间</w:t>
+      </w:r>
+      <w:proofErr w:type="gramEnd"/>
+      <w:r>
+        <w:rPr>
+          <w:rFonts w:eastAsia="黑体" w:hint="eastAsia"/>
+          <w:b/>
+        </w:rPr>
+        <w:t>的直线路径规划</w:t>
       </w:r>
     </w:p>
     <w:p>
@@ -7619,11 +7668,11 @@
           <w:position w:val="-14"/>
           <w:szCs w:val="21"/>
         </w:rPr>
-        <w:object w:dxaOrig="3820" w:dyaOrig="460" w14:anchorId="2A11CBFE">
-          <v:shape id="_x0000_i1035" type="#_x0000_t75" style="width:191.4pt;height:23.25pt" o:ole="">
+        <w:object w:dxaOrig="3820" w:dyaOrig="460" w14:anchorId="411F48B9">
+          <v:shape id="_x0000_i1035" type="#_x0000_t75" style="width:190.9pt;height:22.9pt" o:ole="">
             <v:imagedata r:id="rId33" o:title=""/>
           </v:shape>
-          <o:OLEObject Type="Embed" ProgID="Equation.3" ShapeID="_x0000_i1035" DrawAspect="Content" ObjectID="_1832744485" r:id="rId34"/>
+          <o:OLEObject Type="Embed" ProgID="Equation.3" ShapeID="_x0000_i1035" DrawAspect="Content" ObjectID="_1832944441" r:id="rId34"/>
         </w:object>
       </w:r>
       <w:r>
@@ -7694,11 +7743,11 @@
           <w:position w:val="-12"/>
           <w:szCs w:val="21"/>
         </w:rPr>
-        <w:object w:dxaOrig="2900" w:dyaOrig="360" w14:anchorId="07CBAA77">
-          <v:shape id="_x0000_i1036" type="#_x0000_t75" style="width:144.9pt;height:18.25pt" o:ole="">
+        <w:object w:dxaOrig="2900" w:dyaOrig="360" w14:anchorId="6835CA54">
+          <v:shape id="_x0000_i1036" type="#_x0000_t75" style="width:145.1pt;height:18pt" o:ole="">
             <v:imagedata r:id="rId35" o:title=""/>
           </v:shape>
-          <o:OLEObject Type="Embed" ProgID="Equation.3" ShapeID="_x0000_i1036" DrawAspect="Content" ObjectID="_1832744486" r:id="rId36"/>
+          <o:OLEObject Type="Embed" ProgID="Equation.3" ShapeID="_x0000_i1036" DrawAspect="Content" ObjectID="_1832944442" r:id="rId36"/>
         </w:object>
       </w:r>
       <w:r>
@@ -7885,11 +7934,11 @@
           <w:position w:val="-24"/>
           <w:szCs w:val="21"/>
         </w:rPr>
-        <w:object w:dxaOrig="2840" w:dyaOrig="620" w14:anchorId="2B574CE1">
-          <v:shape id="_x0000_i1037" type="#_x0000_t75" style="width:142.2pt;height:31pt" o:ole="">
+        <w:object w:dxaOrig="2840" w:dyaOrig="620" w14:anchorId="729FF2A5">
+          <v:shape id="_x0000_i1037" type="#_x0000_t75" style="width:141.8pt;height:31.1pt" o:ole="">
             <v:imagedata r:id="rId37" o:title=""/>
           </v:shape>
-          <o:OLEObject Type="Embed" ProgID="Equation.3" ShapeID="_x0000_i1037" DrawAspect="Content" ObjectID="_1832744487" r:id="rId38"/>
+          <o:OLEObject Type="Embed" ProgID="Equation.3" ShapeID="_x0000_i1037" DrawAspect="Content" ObjectID="_1832944443" r:id="rId38"/>
         </w:object>
       </w:r>
       <w:r>
@@ -7955,15 +8004,7 @@
           <w:rFonts w:hAnsi="Cambria Math" w:cs="宋体" w:hint="eastAsia"/>
           <w:szCs w:val="21"/>
         </w:rPr>
-        <w:t>表示的是全局时间坐标下的位移函数，</w:t>
-      </w:r>
-      <w:r>
-        <w:rPr>
-          <w:rFonts w:hAnsi="Cambria Math" w:cs="宋体" w:hint="eastAsia"/>
-          <w:szCs w:val="21"/>
-        </w:rPr>
-        <w:lastRenderedPageBreak/>
-        <w:t>此外，</w:t>
+        <w:t>表示的是全局时间坐标下的位移函数，此外，</w:t>
       </w:r>
       <m:oMath>
         <m:r>
@@ -8325,11 +8366,11 @@
           <w:position w:val="-50"/>
           <w:szCs w:val="21"/>
         </w:rPr>
-        <w:object w:dxaOrig="2600" w:dyaOrig="1120" w14:anchorId="4F2D2FAD">
-          <v:shape id="_x0000_i1038" type="#_x0000_t75" style="width:130.35pt;height:56.05pt" o:ole="">
+        <w:object w:dxaOrig="2600" w:dyaOrig="1120" w14:anchorId="7D2CA6FD">
+          <v:shape id="_x0000_i1038" type="#_x0000_t75" style="width:129.8pt;height:56.2pt" o:ole="">
             <v:imagedata r:id="rId39" o:title=""/>
           </v:shape>
-          <o:OLEObject Type="Embed" ProgID="Equation.3" ShapeID="_x0000_i1038" DrawAspect="Content" ObjectID="_1832744488" r:id="rId40"/>
+          <o:OLEObject Type="Embed" ProgID="Equation.3" ShapeID="_x0000_i1038" DrawAspect="Content" ObjectID="_1832944444" r:id="rId40"/>
         </w:object>
       </w:r>
       <w:r>
@@ -8376,11 +8417,11 @@
           <w:position w:val="-50"/>
           <w:szCs w:val="21"/>
         </w:rPr>
-        <w:object w:dxaOrig="2760" w:dyaOrig="1120" w14:anchorId="138AD4D2">
-          <v:shape id="_x0000_i1039" type="#_x0000_t75" style="width:138.1pt;height:56.05pt" o:ole="">
+        <w:object w:dxaOrig="2760" w:dyaOrig="1120" w14:anchorId="350F2C46">
+          <v:shape id="_x0000_i1039" type="#_x0000_t75" style="width:138pt;height:56.2pt" o:ole="">
             <v:imagedata r:id="rId41" o:title=""/>
           </v:shape>
-          <o:OLEObject Type="Embed" ProgID="Equation.3" ShapeID="_x0000_i1039" DrawAspect="Content" ObjectID="_1832744489" r:id="rId42"/>
+          <o:OLEObject Type="Embed" ProgID="Equation.3" ShapeID="_x0000_i1039" DrawAspect="Content" ObjectID="_1832944445" r:id="rId42"/>
         </w:object>
       </w:r>
       <w:r>
@@ -8427,11 +8468,11 @@
           <w:position w:val="-56"/>
           <w:szCs w:val="21"/>
         </w:rPr>
-        <w:object w:dxaOrig="3120" w:dyaOrig="1240" w14:anchorId="50132F04">
-          <v:shape id="_x0000_i1040" type="#_x0000_t75" style="width:155.85pt;height:61.95pt" o:ole="">
+        <w:object w:dxaOrig="3120" w:dyaOrig="1240" w14:anchorId="222256B8">
+          <v:shape id="_x0000_i1040" type="#_x0000_t75" style="width:156pt;height:62.2pt" o:ole="">
             <v:imagedata r:id="rId43" o:title=""/>
           </v:shape>
-          <o:OLEObject Type="Embed" ProgID="Equation.3" ShapeID="_x0000_i1040" DrawAspect="Content" ObjectID="_1832744490" r:id="rId44"/>
+          <o:OLEObject Type="Embed" ProgID="Equation.3" ShapeID="_x0000_i1040" DrawAspect="Content" ObjectID="_1832944446" r:id="rId44"/>
         </w:object>
       </w:r>
       <w:r>
@@ -8589,13 +8630,23 @@
         </w:rPr>
         <w:t xml:space="preserve">2  </w:t>
       </w:r>
+      <w:proofErr w:type="gramStart"/>
       <w:r>
         <w:rPr>
           <w:rFonts w:eastAsia="黑体" w:hint="eastAsia"/>
           <w:b/>
           <w:sz w:val="24"/>
         </w:rPr>
-        <w:t>七轴串联机械臂的动力学分析</w:t>
+        <w:t>七轴串联</w:t>
+      </w:r>
+      <w:proofErr w:type="gramEnd"/>
+      <w:r>
+        <w:rPr>
+          <w:rFonts w:eastAsia="黑体" w:hint="eastAsia"/>
+          <w:b/>
+          <w:sz w:val="24"/>
+        </w:rPr>
+        <w:t>机械臂的动力学分析</w:t>
       </w:r>
     </w:p>
     <w:p>
@@ -8636,12 +8687,21 @@
         </w:rPr>
         <w:t>Franka</w:t>
       </w:r>
+      <w:proofErr w:type="gramStart"/>
       <w:r>
         <w:rPr>
           <w:rFonts w:eastAsia="黑体" w:hint="eastAsia"/>
           <w:b/>
         </w:rPr>
-        <w:t>七轴机械臂动力学建模</w:t>
+        <w:t>七轴机械</w:t>
+      </w:r>
+      <w:proofErr w:type="gramEnd"/>
+      <w:r>
+        <w:rPr>
+          <w:rFonts w:eastAsia="黑体" w:hint="eastAsia"/>
+          <w:b/>
+        </w:rPr>
+        <w:t>臂动力学建模</w:t>
       </w:r>
     </w:p>
     <w:p>
@@ -8661,11 +8721,19 @@
         </w:rPr>
         <w:t>Franka</w:t>
       </w:r>
+      <w:proofErr w:type="gramStart"/>
       <w:r>
         <w:rPr>
           <w:rFonts w:hint="eastAsia"/>
         </w:rPr>
-        <w:t>七轴串联机械臂为研究对象，采用拉格朗日法对其展开动力学分析。</w:t>
+        <w:t>七轴串联</w:t>
+      </w:r>
+      <w:proofErr w:type="gramEnd"/>
+      <w:r>
+        <w:rPr>
+          <w:rFonts w:hint="eastAsia"/>
+        </w:rPr>
+        <w:t>机械臂为研究对象，采用拉格朗日法对其展开动力学分析。</w:t>
       </w:r>
     </w:p>
     <w:p>
@@ -8682,14 +8750,7 @@
           <w:rFonts w:ascii="宋体" w:hAnsi="宋体" w:cs="宋体" w:hint="eastAsia"/>
           <w:szCs w:val="21"/>
         </w:rPr>
-        <w:t>对于任意机械系统，规定其拉格朗日函数的形</w:t>
-      </w:r>
-      <w:r>
-        <w:rPr>
-          <w:rFonts w:ascii="宋体" w:hAnsi="宋体" w:cs="宋体" w:hint="eastAsia"/>
-          <w:szCs w:val="21"/>
-        </w:rPr>
-        <w:t>式为系统的动能</w:t>
+        <w:t>对于任意机械系统，规定其拉格朗日函数的形式为系统的动能</w:t>
       </w:r>
       <w:r>
         <w:rPr>
@@ -8738,11 +8799,11 @@
           <w:position w:val="-6"/>
           <w:szCs w:val="21"/>
         </w:rPr>
-        <w:object w:dxaOrig="999" w:dyaOrig="279" w14:anchorId="0AFF852C">
-          <v:shape id="_x0000_i1041" type="#_x0000_t75" style="width:49.65pt;height:13.65pt" o:ole="">
+        <w:object w:dxaOrig="999" w:dyaOrig="279" w14:anchorId="1A6589CB">
+          <v:shape id="_x0000_i1041" type="#_x0000_t75" style="width:50.2pt;height:14.2pt" o:ole="">
             <v:imagedata r:id="rId45" o:title=""/>
           </v:shape>
-          <o:OLEObject Type="Embed" ProgID="Equation.3" ShapeID="_x0000_i1041" DrawAspect="Content" ObjectID="_1832744491" r:id="rId46"/>
+          <o:OLEObject Type="Embed" ProgID="Equation.3" ShapeID="_x0000_i1041" DrawAspect="Content" ObjectID="_1832944447" r:id="rId46"/>
         </w:object>
       </w:r>
       <w:r>
@@ -8788,11 +8849,11 @@
           <w:position w:val="-30"/>
           <w:szCs w:val="21"/>
         </w:rPr>
-        <w:object w:dxaOrig="3340" w:dyaOrig="680" w14:anchorId="07A49EDD">
-          <v:shape id="_x0000_i1042" type="#_x0000_t75" style="width:167.25pt;height:34.2pt" o:ole="">
+        <w:object w:dxaOrig="3340" w:dyaOrig="680" w14:anchorId="4463E605">
+          <v:shape id="_x0000_i1042" type="#_x0000_t75" style="width:166.9pt;height:33.8pt" o:ole="">
             <v:imagedata r:id="rId47" o:title=""/>
           </v:shape>
-          <o:OLEObject Type="Embed" ProgID="Equation.3" ShapeID="_x0000_i1042" DrawAspect="Content" ObjectID="_1832744492" r:id="rId48"/>
+          <o:OLEObject Type="Embed" ProgID="Equation.3" ShapeID="_x0000_i1042" DrawAspect="Content" ObjectID="_1832944448" r:id="rId48"/>
         </w:object>
       </w:r>
       <w:r>
@@ -8838,11 +8899,11 @@
           <w:position w:val="-32"/>
           <w:szCs w:val="21"/>
         </w:rPr>
-        <w:object w:dxaOrig="3820" w:dyaOrig="740" w14:anchorId="516F2866">
-          <v:shape id="_x0000_i1043" type="#_x0000_t75" style="width:191.4pt;height:36.9pt" o:ole="">
+        <w:object w:dxaOrig="3820" w:dyaOrig="740" w14:anchorId="477C2D46">
+          <v:shape id="_x0000_i1043" type="#_x0000_t75" style="width:190.9pt;height:37.1pt" o:ole="">
             <v:imagedata r:id="rId49" o:title=""/>
           </v:shape>
-          <o:OLEObject Type="Embed" ProgID="Equation.3" ShapeID="_x0000_i1043" DrawAspect="Content" ObjectID="_1832744493" r:id="rId50"/>
+          <o:OLEObject Type="Embed" ProgID="Equation.3" ShapeID="_x0000_i1043" DrawAspect="Content" ObjectID="_1832944449" r:id="rId50"/>
         </w:object>
       </w:r>
       <w:r>
@@ -8870,11 +8931,11 @@
           <w:position w:val="-28"/>
           <w:szCs w:val="21"/>
         </w:rPr>
-        <w:object w:dxaOrig="2000" w:dyaOrig="680" w14:anchorId="306DC006">
-          <v:shape id="_x0000_i1044" type="#_x0000_t75" style="width:100.25pt;height:34.2pt" o:ole="">
+        <w:object w:dxaOrig="2000" w:dyaOrig="680" w14:anchorId="01E1C002">
+          <v:shape id="_x0000_i1044" type="#_x0000_t75" style="width:99.8pt;height:33.8pt" o:ole="">
             <v:imagedata r:id="rId51" o:title=""/>
           </v:shape>
-          <o:OLEObject Type="Embed" ProgID="Equation.3" ShapeID="_x0000_i1044" DrawAspect="Content" ObjectID="_1832744494" r:id="rId52"/>
+          <o:OLEObject Type="Embed" ProgID="Equation.3" ShapeID="_x0000_i1044" DrawAspect="Content" ObjectID="_1832944450" r:id="rId52"/>
         </w:object>
       </w:r>
       <w:r>
@@ -8901,7 +8962,23 @@
           <w:rFonts w:ascii="宋体" w:hAnsi="宋体" w:cs="宋体" w:hint="eastAsia"/>
           <w:szCs w:val="21"/>
         </w:rPr>
-        <w:t>极惯性矩阵表示为：</w:t>
+        <w:t>极惯性矩</w:t>
+      </w:r>
+      <w:proofErr w:type="gramStart"/>
+      <w:r>
+        <w:rPr>
+          <w:rFonts w:ascii="宋体" w:hAnsi="宋体" w:cs="宋体" w:hint="eastAsia"/>
+          <w:szCs w:val="21"/>
+        </w:rPr>
+        <w:t>阵表示</w:t>
+      </w:r>
+      <w:proofErr w:type="gramEnd"/>
+      <w:r>
+        <w:rPr>
+          <w:rFonts w:ascii="宋体" w:hAnsi="宋体" w:cs="宋体" w:hint="eastAsia"/>
+          <w:szCs w:val="21"/>
+        </w:rPr>
+        <w:t>为：</w:t>
       </w:r>
     </w:p>
     <w:p>
@@ -8920,11 +8997,11 @@
           <w:position w:val="-68"/>
           <w:szCs w:val="21"/>
         </w:rPr>
-        <w:object w:dxaOrig="4535" w:dyaOrig="1296" w14:anchorId="7D6C8064">
-          <v:shape id="_x0000_i1045" type="#_x0000_t75" style="width:226.5pt;height:64.7pt" o:ole="">
+        <w:object w:dxaOrig="4535" w:dyaOrig="1296" w14:anchorId="4C8FBD94">
+          <v:shape id="_x0000_i1045" type="#_x0000_t75" style="width:226.9pt;height:64.9pt" o:ole="">
             <v:imagedata r:id="rId53" o:title=""/>
           </v:shape>
-          <o:OLEObject Type="Embed" ProgID="Equation.3" ShapeID="_x0000_i1045" DrawAspect="Content" ObjectID="_1832744495" r:id="rId54"/>
+          <o:OLEObject Type="Embed" ProgID="Equation.3" ShapeID="_x0000_i1045" DrawAspect="Content" ObjectID="_1832944451" r:id="rId54"/>
         </w:object>
       </w:r>
     </w:p>
@@ -9198,7 +9275,23 @@
           <w:rFonts w:ascii="宋体" w:hAnsi="宋体" w:cs="宋体"/>
           <w:szCs w:val="21"/>
         </w:rPr>
-        <w:t>推导出机械臂系统的总动能和总势能后，将其带回式</w:t>
+        <w:t>推导出机械</w:t>
+      </w:r>
+      <w:proofErr w:type="gramStart"/>
+      <w:r>
+        <w:rPr>
+          <w:rFonts w:ascii="宋体" w:hAnsi="宋体" w:cs="宋体"/>
+          <w:szCs w:val="21"/>
+        </w:rPr>
+        <w:t>臂系统</w:t>
+      </w:r>
+      <w:proofErr w:type="gramEnd"/>
+      <w:r>
+        <w:rPr>
+          <w:rFonts w:ascii="宋体" w:hAnsi="宋体" w:cs="宋体"/>
+          <w:szCs w:val="21"/>
+        </w:rPr>
+        <w:t>的总动能和总势能后，将其带回式</w:t>
       </w:r>
       <w:r>
         <w:rPr>
@@ -9227,11 +9320,11 @@
           <w:position w:val="-10"/>
           <w:szCs w:val="21"/>
         </w:rPr>
-        <w:object w:dxaOrig="2760" w:dyaOrig="320" w14:anchorId="468670D7">
-          <v:shape id="_x0000_i1046" type="#_x0000_t75" style="width:138.1pt;height:15.95pt" o:ole="">
+        <w:object w:dxaOrig="2760" w:dyaOrig="320" w14:anchorId="4168C117">
+          <v:shape id="_x0000_i1046" type="#_x0000_t75" style="width:138pt;height:15.8pt" o:ole="">
             <v:imagedata r:id="rId55" o:title=""/>
           </v:shape>
-          <o:OLEObject Type="Embed" ProgID="Equation.3" ShapeID="_x0000_i1046" DrawAspect="Content" ObjectID="_1832744496" r:id="rId56"/>
+          <o:OLEObject Type="Embed" ProgID="Equation.3" ShapeID="_x0000_i1046" DrawAspect="Content" ObjectID="_1832944452" r:id="rId56"/>
         </w:object>
       </w:r>
       <w:r>
@@ -9370,11 +9463,11 @@
           <w:position w:val="-32"/>
           <w:szCs w:val="21"/>
         </w:rPr>
-        <w:object w:dxaOrig="1560" w:dyaOrig="740" w14:anchorId="2EA3D354">
-          <v:shape id="_x0000_i1047" type="#_x0000_t75" style="width:77.9pt;height:36.9pt" o:ole="">
+        <w:object w:dxaOrig="1560" w:dyaOrig="740" w14:anchorId="6AC47688">
+          <v:shape id="_x0000_i1047" type="#_x0000_t75" style="width:78pt;height:37.1pt" o:ole="">
             <v:imagedata r:id="rId57" o:title=""/>
           </v:shape>
-          <o:OLEObject Type="Embed" ProgID="Equation.3" ShapeID="_x0000_i1047" DrawAspect="Content" ObjectID="_1832744497" r:id="rId58"/>
+          <o:OLEObject Type="Embed" ProgID="Equation.3" ShapeID="_x0000_i1047" DrawAspect="Content" ObjectID="_1832944453" r:id="rId58"/>
         </w:object>
       </w:r>
       <w:r>
@@ -9402,11 +9495,11 @@
           <w:position w:val="-30"/>
           <w:szCs w:val="21"/>
         </w:rPr>
-        <w:object w:dxaOrig="3820" w:dyaOrig="720" w14:anchorId="5DEF1495">
-          <v:shape id="_x0000_i1048" type="#_x0000_t75" style="width:191.4pt;height:36pt" o:ole="">
+        <w:object w:dxaOrig="3820" w:dyaOrig="720" w14:anchorId="0E041DD2">
+          <v:shape id="_x0000_i1048" type="#_x0000_t75" style="width:190.9pt;height:36pt" o:ole="">
             <v:imagedata r:id="rId59" o:title=""/>
           </v:shape>
-          <o:OLEObject Type="Embed" ProgID="Equation.3" ShapeID="_x0000_i1048" DrawAspect="Content" ObjectID="_1832744498" r:id="rId60"/>
+          <o:OLEObject Type="Embed" ProgID="Equation.3" ShapeID="_x0000_i1048" DrawAspect="Content" ObjectID="_1832944454" r:id="rId60"/>
         </w:object>
       </w:r>
       <w:r>
@@ -9437,11 +9530,11 @@
           <w:position w:val="-30"/>
           <w:szCs w:val="21"/>
         </w:rPr>
-        <w:object w:dxaOrig="1200" w:dyaOrig="680" w14:anchorId="37F57484">
-          <v:shape id="_x0000_i1049" type="#_x0000_t75" style="width:60.15pt;height:34.2pt" o:ole="">
+        <w:object w:dxaOrig="1200" w:dyaOrig="680" w14:anchorId="4EF8AFAB">
+          <v:shape id="_x0000_i1049" type="#_x0000_t75" style="width:60pt;height:33.8pt" o:ole="">
             <v:imagedata r:id="rId61" o:title=""/>
           </v:shape>
-          <o:OLEObject Type="Embed" ProgID="Equation.3" ShapeID="_x0000_i1049" DrawAspect="Content" ObjectID="_1832744499" r:id="rId62"/>
+          <o:OLEObject Type="Embed" ProgID="Equation.3" ShapeID="_x0000_i1049" DrawAspect="Content" ObjectID="_1832944455" r:id="rId62"/>
         </w:object>
       </w:r>
       <w:r>
@@ -9471,8 +9564,39 @@
           <w:rFonts w:ascii="宋体" w:hAnsi="宋体" w:cs="宋体" w:hint="eastAsia"/>
           <w:szCs w:val="21"/>
         </w:rPr>
-        <w:lastRenderedPageBreak/>
-        <w:t>由于现实工况中，考虑机械臂各个关节存在摩檫力</w:t>
+        <w:t>由于现实工况中，考虑机械</w:t>
+      </w:r>
+      <w:proofErr w:type="gramStart"/>
+      <w:r>
+        <w:rPr>
+          <w:rFonts w:ascii="宋体" w:hAnsi="宋体" w:cs="宋体" w:hint="eastAsia"/>
+          <w:szCs w:val="21"/>
+        </w:rPr>
+        <w:t>臂各个</w:t>
+      </w:r>
+      <w:proofErr w:type="gramEnd"/>
+      <w:r>
+        <w:rPr>
+          <w:rFonts w:ascii="宋体" w:hAnsi="宋体" w:cs="宋体" w:hint="eastAsia"/>
+          <w:szCs w:val="21"/>
+        </w:rPr>
+        <w:t>关节存在摩</w:t>
+      </w:r>
+      <w:proofErr w:type="gramStart"/>
+      <w:r>
+        <w:rPr>
+          <w:rFonts w:ascii="宋体" w:hAnsi="宋体" w:cs="宋体" w:hint="eastAsia"/>
+          <w:szCs w:val="21"/>
+        </w:rPr>
+        <w:t>檫</w:t>
+      </w:r>
+      <w:proofErr w:type="gramEnd"/>
+      <w:r>
+        <w:rPr>
+          <w:rFonts w:ascii="宋体" w:hAnsi="宋体" w:cs="宋体" w:hint="eastAsia"/>
+          <w:szCs w:val="21"/>
+        </w:rPr>
+        <w:t>力</w:t>
       </w:r>
       <m:oMath>
         <m:r>
@@ -9510,11 +9634,11 @@
           <w:position w:val="-10"/>
           <w:szCs w:val="21"/>
         </w:rPr>
-        <w:object w:dxaOrig="3460" w:dyaOrig="320" w14:anchorId="5E83C45E">
-          <v:shape id="_x0000_i1050" type="#_x0000_t75" style="width:173.15pt;height:15.95pt" o:ole="">
+        <w:object w:dxaOrig="3460" w:dyaOrig="320" w14:anchorId="35781DAC">
+          <v:shape id="_x0000_i1050" type="#_x0000_t75" style="width:172.9pt;height:15.8pt" o:ole="">
             <v:imagedata r:id="rId63" o:title=""/>
           </v:shape>
-          <o:OLEObject Type="Embed" ProgID="Equation.3" ShapeID="_x0000_i1050" DrawAspect="Content" ObjectID="_1832744500" r:id="rId64"/>
+          <o:OLEObject Type="Embed" ProgID="Equation.3" ShapeID="_x0000_i1050" DrawAspect="Content" ObjectID="_1832944456" r:id="rId64"/>
         </w:object>
       </w:r>
       <w:r>
@@ -9597,11 +9721,11 @@
           <w:position w:val="-96"/>
           <w:szCs w:val="21"/>
         </w:rPr>
-        <w:object w:dxaOrig="4521" w:dyaOrig="1503" w14:anchorId="001130E1">
-          <v:shape id="_x0000_i1051" type="#_x0000_t75" style="width:226.05pt;height:75.2pt" o:ole="">
+        <w:object w:dxaOrig="4521" w:dyaOrig="1503" w14:anchorId="5C170E33">
+          <v:shape id="_x0000_i1051" type="#_x0000_t75" style="width:225.8pt;height:75.25pt" o:ole="">
             <v:imagedata r:id="rId65" o:title=""/>
           </v:shape>
-          <o:OLEObject Type="Embed" ProgID="Equation.3" ShapeID="_x0000_i1051" DrawAspect="Content" ObjectID="_1832744501" r:id="rId66"/>
+          <o:OLEObject Type="Embed" ProgID="Equation.3" ShapeID="_x0000_i1051" DrawAspect="Content" ObjectID="_1832944457" r:id="rId66"/>
         </w:object>
       </w:r>
       <w:r>
@@ -9764,7 +9888,15 @@
           <w:rFonts w:hAnsi="Cambria Math" w:cs="宋体" w:hint="eastAsia"/>
           <w:szCs w:val="21"/>
         </w:rPr>
-        <w:t>分别表示的各个参数为库伦摩擦力，静摩擦力，</w:t>
+        <w:t>分别表示的各个参数为库</w:t>
+      </w:r>
+      <w:r>
+        <w:rPr>
+          <w:rFonts w:hAnsi="Cambria Math" w:cs="宋体" w:hint="eastAsia"/>
+          <w:szCs w:val="21"/>
+        </w:rPr>
+        <w:lastRenderedPageBreak/>
+        <w:t>伦摩擦力，静摩擦力，</w:t>
       </w:r>
       <w:proofErr w:type="spellStart"/>
       <w:r>
@@ -9946,7 +10078,23 @@
           <w:rFonts w:hAnsi="Cambria Math" w:cs="宋体" w:hint="eastAsia"/>
           <w:szCs w:val="21"/>
         </w:rPr>
-        <w:t>各关节摩檫力参数的信息，如下表：</w:t>
+        <w:t>各关节摩</w:t>
+      </w:r>
+      <w:proofErr w:type="gramStart"/>
+      <w:r>
+        <w:rPr>
+          <w:rFonts w:hAnsi="Cambria Math" w:cs="宋体" w:hint="eastAsia"/>
+          <w:szCs w:val="21"/>
+        </w:rPr>
+        <w:t>檫</w:t>
+      </w:r>
+      <w:proofErr w:type="gramEnd"/>
+      <w:r>
+        <w:rPr>
+          <w:rFonts w:hAnsi="Cambria Math" w:cs="宋体" w:hint="eastAsia"/>
+          <w:szCs w:val="21"/>
+        </w:rPr>
+        <w:t>力参数的信息，如下表：</w:t>
       </w:r>
     </w:p>
     <w:p>
@@ -11761,14 +11909,7 @@
                 <w:rFonts w:ascii="宋体" w:hAnsi="宋体" w:cs="宋体" w:hint="eastAsia"/>
                 <w:szCs w:val="21"/>
               </w:rPr>
-              <w:t>0.2</w:t>
-            </w:r>
-            <w:r>
-              <w:rPr>
-                <w:rFonts w:ascii="宋体" w:hAnsi="宋体" w:cs="宋体" w:hint="eastAsia"/>
-                <w:szCs w:val="21"/>
-              </w:rPr>
-              <w:t>969</w:t>
+              <w:t>0.2969</w:t>
             </w:r>
           </w:p>
         </w:tc>
@@ -12573,12 +12714,21 @@
         </w:rPr>
         <w:t>Franka</w:t>
       </w:r>
+      <w:proofErr w:type="gramStart"/>
       <w:r>
         <w:rPr>
           <w:rFonts w:asciiTheme="minorEastAsia" w:eastAsiaTheme="minorEastAsia" w:hAnsiTheme="minorEastAsia" w:cstheme="minorEastAsia" w:hint="eastAsia"/>
           <w:bCs/>
         </w:rPr>
-        <w:t>七轴串联机械臂为对象,通过将</w:t>
+        <w:t>七轴串联</w:t>
+      </w:r>
+      <w:proofErr w:type="gramEnd"/>
+      <w:r>
+        <w:rPr>
+          <w:rFonts w:asciiTheme="minorEastAsia" w:eastAsiaTheme="minorEastAsia" w:hAnsiTheme="minorEastAsia" w:cstheme="minorEastAsia" w:hint="eastAsia"/>
+          <w:bCs/>
+        </w:rPr>
+        <w:t>机械臂为对象,通过将</w:t>
       </w:r>
       <w:r>
         <w:rPr>
@@ -12587,12 +12737,21 @@
         </w:rPr>
         <w:t>Franka</w:t>
       </w:r>
+      <w:proofErr w:type="gramStart"/>
       <w:r>
         <w:rPr>
           <w:rFonts w:asciiTheme="minorEastAsia" w:eastAsiaTheme="minorEastAsia" w:hAnsiTheme="minorEastAsia" w:cstheme="minorEastAsia" w:hint="eastAsia"/>
           <w:bCs/>
         </w:rPr>
-        <w:t>七轴串联机械臂模型导入到</w:t>
+        <w:t>七轴串联</w:t>
+      </w:r>
+      <w:proofErr w:type="gramEnd"/>
+      <w:r>
+        <w:rPr>
+          <w:rFonts w:asciiTheme="minorEastAsia" w:eastAsiaTheme="minorEastAsia" w:hAnsiTheme="minorEastAsia" w:cstheme="minorEastAsia" w:hint="eastAsia"/>
+          <w:bCs/>
+        </w:rPr>
+        <w:t>机械臂模型导入到</w:t>
       </w:r>
       <w:proofErr w:type="spellStart"/>
       <w:r>
@@ -16684,15 +16843,7 @@
           <w:rFonts w:asciiTheme="minorEastAsia" w:eastAsiaTheme="minorEastAsia" w:hAnsiTheme="minorEastAsia" w:cstheme="minorEastAsia"/>
           <w:bCs/>
         </w:rPr>
-        <w:t>对其进行计算得到机械臂的总动</w:t>
-      </w:r>
-      <w:r>
-        <w:rPr>
-          <w:rFonts w:asciiTheme="minorEastAsia" w:eastAsiaTheme="minorEastAsia" w:hAnsiTheme="minorEastAsia" w:cstheme="minorEastAsia"/>
-          <w:bCs/>
-        </w:rPr>
-        <w:lastRenderedPageBreak/>
-        <w:t>能</w:t>
+        <w:t>对其进行计算得到机械臂的总动能</w:t>
       </w:r>
       <m:oMath>
         <m:r>
@@ -17059,6 +17210,7 @@
           <w:rFonts w:asciiTheme="minorEastAsia" w:eastAsiaTheme="minorEastAsia" w:hAnsiTheme="minorEastAsia" w:cstheme="minorEastAsia"/>
           <w:bCs/>
         </w:rPr>
+        <w:lastRenderedPageBreak/>
         <w:t>基于</w:t>
       </w:r>
       <w:proofErr w:type="spellStart"/>
@@ -17108,11 +17260,11 @@
           <w:bCs/>
           <w:position w:val="-14"/>
         </w:rPr>
-        <w:object w:dxaOrig="1460" w:dyaOrig="380" w14:anchorId="2E8CDC57">
-          <v:shape id="_x0000_i1052" type="#_x0000_t75" style="width:72.9pt;height:18.7pt" o:ole="">
+        <w:object w:dxaOrig="1460" w:dyaOrig="380" w14:anchorId="7B8895A3">
+          <v:shape id="_x0000_i1052" type="#_x0000_t75" style="width:73.1pt;height:19.1pt" o:ole="">
             <v:imagedata r:id="rId67" o:title=""/>
           </v:shape>
-          <o:OLEObject Type="Embed" ProgID="Equation.3" ShapeID="_x0000_i1052" DrawAspect="Content" ObjectID="_1832744502" r:id="rId68"/>
+          <o:OLEObject Type="Embed" ProgID="Equation.3" ShapeID="_x0000_i1052" DrawAspect="Content" ObjectID="_1832944458" r:id="rId68"/>
         </w:object>
       </w:r>
       <w:r>
@@ -17158,11 +17310,11 @@
           <w:bCs/>
           <w:position w:val="-12"/>
         </w:rPr>
-        <w:object w:dxaOrig="1960" w:dyaOrig="360" w14:anchorId="6CEDBCB6">
-          <v:shape id="_x0000_i1053" type="#_x0000_t75" style="width:97.95pt;height:18.25pt" o:ole="">
+        <w:object w:dxaOrig="1960" w:dyaOrig="360" w14:anchorId="41E1899F">
+          <v:shape id="_x0000_i1053" type="#_x0000_t75" style="width:98.2pt;height:18pt" o:ole="">
             <v:imagedata r:id="rId69" o:title=""/>
           </v:shape>
-          <o:OLEObject Type="Embed" ProgID="Equation.3" ShapeID="_x0000_i1053" DrawAspect="Content" ObjectID="_1832744503" r:id="rId70"/>
+          <o:OLEObject Type="Embed" ProgID="Equation.3" ShapeID="_x0000_i1053" DrawAspect="Content" ObjectID="_1832944459" r:id="rId70"/>
         </w:object>
       </w:r>
       <w:r>
@@ -17293,11 +17445,11 @@
           <w:bCs/>
           <w:position w:val="-24"/>
         </w:rPr>
-        <w:object w:dxaOrig="2960" w:dyaOrig="620" w14:anchorId="776D880D">
-          <v:shape id="_x0000_i1054" type="#_x0000_t75" style="width:148.1pt;height:31pt" o:ole="">
+        <w:object w:dxaOrig="2960" w:dyaOrig="620" w14:anchorId="046978E6">
+          <v:shape id="_x0000_i1054" type="#_x0000_t75" style="width:147.8pt;height:31.1pt" o:ole="">
             <v:imagedata r:id="rId71" o:title=""/>
           </v:shape>
-          <o:OLEObject Type="Embed" ProgID="Equation.3" ShapeID="_x0000_i1054" DrawAspect="Content" ObjectID="_1832744504" r:id="rId72"/>
+          <o:OLEObject Type="Embed" ProgID="Equation.3" ShapeID="_x0000_i1054" DrawAspect="Content" ObjectID="_1832944460" r:id="rId72"/>
         </w:object>
       </w:r>
       <w:r>
@@ -17499,12 +17651,21 @@
         </w:rPr>
         <w:t>Franka</w:t>
       </w:r>
+      <w:proofErr w:type="gramStart"/>
       <w:r>
         <w:rPr>
           <w:rFonts w:asciiTheme="minorEastAsia" w:eastAsiaTheme="minorEastAsia" w:hAnsiTheme="minorEastAsia" w:cstheme="minorEastAsia" w:hint="eastAsia"/>
           <w:bCs/>
         </w:rPr>
-        <w:t>七轴串联机械臂的模型导入到</w:t>
+        <w:t>七轴串联</w:t>
+      </w:r>
+      <w:proofErr w:type="gramEnd"/>
+      <w:r>
+        <w:rPr>
+          <w:rFonts w:asciiTheme="minorEastAsia" w:eastAsiaTheme="minorEastAsia" w:hAnsiTheme="minorEastAsia" w:cstheme="minorEastAsia" w:hint="eastAsia"/>
+          <w:bCs/>
+        </w:rPr>
+        <w:t>机械臂的模型导入到</w:t>
       </w:r>
       <w:r>
         <w:rPr>
@@ -17586,14 +17747,7 @@
           <w:rFonts w:asciiTheme="minorEastAsia" w:eastAsiaTheme="minorEastAsia" w:hAnsiTheme="minorEastAsia" w:cstheme="minorEastAsia" w:hint="eastAsia"/>
           <w:bCs/>
         </w:rPr>
-        <w:t>,期望轨迹与</w:t>
-      </w:r>
-      <w:r>
-        <w:rPr>
-          <w:rFonts w:asciiTheme="minorEastAsia" w:eastAsiaTheme="minorEastAsia" w:hAnsiTheme="minorEastAsia" w:cstheme="minorEastAsia" w:hint="eastAsia"/>
-          <w:bCs/>
-        </w:rPr>
-        <w:t>基于</w:t>
+        <w:t>,期望轨迹与基于</w:t>
       </w:r>
       <w:proofErr w:type="spellStart"/>
       <w:r>
@@ -17686,7 +17840,7 @@
           <w:noProof/>
         </w:rPr>
         <w:drawing>
-          <wp:inline distT="0" distB="0" distL="114300" distR="114300" wp14:anchorId="40095754" wp14:editId="41680E0D">
+          <wp:inline distT="0" distB="0" distL="114300" distR="114300" wp14:anchorId="5D4FC4C1" wp14:editId="583BF89A">
             <wp:extent cx="2879725" cy="2257425"/>
             <wp:effectExtent l="0" t="0" r="0" b="3175"/>
             <wp:docPr id="16" name="图片 54"/>
@@ -17802,7 +17956,7 @@
           <w:noProof/>
         </w:rPr>
         <w:drawing>
-          <wp:inline distT="0" distB="0" distL="114300" distR="114300" wp14:anchorId="4FEFEF13" wp14:editId="42B38A63">
+          <wp:inline distT="0" distB="0" distL="114300" distR="114300" wp14:anchorId="0FBD19A5" wp14:editId="648D7F6B">
             <wp:extent cx="2879725" cy="2325370"/>
             <wp:effectExtent l="0" t="0" r="0" b="11430"/>
             <wp:docPr id="11" name="图片 49"/>
@@ -17915,7 +18069,7 @@
           <w:noProof/>
         </w:rPr>
         <w:drawing>
-          <wp:inline distT="0" distB="0" distL="114300" distR="114300" wp14:anchorId="7CD0D3AC" wp14:editId="72557A46">
+          <wp:inline distT="0" distB="0" distL="114300" distR="114300" wp14:anchorId="235E19B8" wp14:editId="6C0D6642">
             <wp:extent cx="2879725" cy="2329180"/>
             <wp:effectExtent l="0" t="0" r="0" b="7620"/>
             <wp:docPr id="12" name="图片 51"/>
@@ -17990,7 +18144,6 @@
           <w:rFonts w:asciiTheme="minorEastAsia" w:eastAsiaTheme="minorEastAsia" w:hAnsiTheme="minorEastAsia" w:cstheme="minorEastAsia" w:hint="eastAsia"/>
           <w:bCs/>
         </w:rPr>
-        <w:lastRenderedPageBreak/>
         <w:t>关节5和关节6</w:t>
       </w:r>
     </w:p>
@@ -18029,7 +18182,7 @@
           <w:noProof/>
         </w:rPr>
         <w:drawing>
-          <wp:inline distT="0" distB="0" distL="114300" distR="114300" wp14:anchorId="5440B4F5" wp14:editId="516AF9A3">
+          <wp:inline distT="0" distB="0" distL="114300" distR="114300" wp14:anchorId="5918D794" wp14:editId="29132E4C">
             <wp:extent cx="2879725" cy="2390140"/>
             <wp:effectExtent l="0" t="0" r="3175" b="10160"/>
             <wp:docPr id="17" name="图片 55"/>
@@ -18184,6 +18337,7 @@
           <w:rFonts w:asciiTheme="minorEastAsia" w:eastAsiaTheme="minorEastAsia" w:hAnsiTheme="minorEastAsia" w:cstheme="minorEastAsia"/>
           <w:bCs/>
         </w:rPr>
+        <w:lastRenderedPageBreak/>
         <w:t>从图</w:t>
       </w:r>
       <w:r>
@@ -18193,12 +18347,21 @@
         </w:rPr>
         <w:t>4</w:t>
       </w:r>
+      <w:proofErr w:type="gramStart"/>
       <w:r>
         <w:rPr>
           <w:rFonts w:asciiTheme="minorEastAsia" w:eastAsiaTheme="minorEastAsia" w:hAnsiTheme="minorEastAsia" w:cstheme="minorEastAsia"/>
           <w:bCs/>
         </w:rPr>
-        <w:t>七个关节轨迹</w:t>
+        <w:t>七个</w:t>
+      </w:r>
+      <w:proofErr w:type="gramEnd"/>
+      <w:r>
+        <w:rPr>
+          <w:rFonts w:asciiTheme="minorEastAsia" w:eastAsiaTheme="minorEastAsia" w:hAnsiTheme="minorEastAsia" w:cstheme="minorEastAsia"/>
+          <w:bCs/>
+        </w:rPr>
+        <w:t>关节轨迹</w:t>
       </w:r>
       <w:r>
         <w:rPr>
@@ -18379,11 +18542,11 @@
           <w:bCs/>
           <w:position w:val="-10"/>
         </w:rPr>
-        <w:object w:dxaOrig="900" w:dyaOrig="320" w14:anchorId="0FF7CBDE">
-          <v:shape id="_x0000_i1055" type="#_x0000_t75" style="width:45.1pt;height:15.95pt" o:ole="">
+        <w:object w:dxaOrig="900" w:dyaOrig="320" w14:anchorId="5FE3D1CE">
+          <v:shape id="_x0000_i1055" type="#_x0000_t75" style="width:45.25pt;height:15.8pt" o:ole="">
             <v:imagedata r:id="rId77" o:title=""/>
           </v:shape>
-          <o:OLEObject Type="Embed" ProgID="Equation.3" ShapeID="_x0000_i1055" DrawAspect="Content" ObjectID="_1832744505" r:id="rId78"/>
+          <o:OLEObject Type="Embed" ProgID="Equation.3" ShapeID="_x0000_i1055" DrawAspect="Content" ObjectID="_1832944461" r:id="rId78"/>
         </w:object>
       </w:r>
       <w:r>
@@ -18513,13 +18676,7 @@
         <w:rPr>
           <w:rFonts w:hAnsi="Cambria Math" w:cs="宋体" w:hint="eastAsia"/>
         </w:rPr>
-        <w:t>可以是线性函数也可以是非线性函数。通过李雅普若夫方法对系统</w:t>
-      </w:r>
-      <w:r>
-        <w:rPr>
-          <w:rFonts w:hAnsi="Cambria Math" w:cs="宋体" w:hint="eastAsia"/>
-        </w:rPr>
-        <w:t>稳定性进行判断时，首先要构造出一个李雅普若夫函数</w:t>
+        <w:t>可以是线性函数也可以是非线性函数。通过李雅普若夫方法对系统稳定性进行判断时，首先要构造出一个李雅普若夫函数</w:t>
       </w:r>
       <w:r>
         <w:rPr>
@@ -18932,7 +19089,35 @@
         <w:rPr>
           <w:rFonts w:hAnsi="Cambria Math" w:cs="宋体" w:hint="eastAsia"/>
         </w:rPr>
-        <w:t>如果系统在一定的区域内能找到满足上述条件的李雅普若夫函数，则称该系统是弱稳定的；如果系统在全空间中能找到满足上述条件的李雅普若夫函数，则称该系统是强稳定的。</w:t>
+        <w:t>如果系统在一定的区域内能找到满足上述条件的李雅普若夫函数，则称该系统是</w:t>
+      </w:r>
+      <w:proofErr w:type="gramStart"/>
+      <w:r>
+        <w:rPr>
+          <w:rFonts w:hAnsi="Cambria Math" w:cs="宋体" w:hint="eastAsia"/>
+        </w:rPr>
+        <w:t>弱稳定</w:t>
+      </w:r>
+      <w:proofErr w:type="gramEnd"/>
+      <w:r>
+        <w:rPr>
+          <w:rFonts w:hAnsi="Cambria Math" w:cs="宋体" w:hint="eastAsia"/>
+        </w:rPr>
+        <w:t>的；如果系统在全空间中能找到满足上述条件的李雅普若夫函数，则称该系统是</w:t>
+      </w:r>
+      <w:proofErr w:type="gramStart"/>
+      <w:r>
+        <w:rPr>
+          <w:rFonts w:hAnsi="Cambria Math" w:cs="宋体" w:hint="eastAsia"/>
+        </w:rPr>
+        <w:t>强稳定</w:t>
+      </w:r>
+      <w:proofErr w:type="gramEnd"/>
+      <w:r>
+        <w:rPr>
+          <w:rFonts w:hAnsi="Cambria Math" w:cs="宋体" w:hint="eastAsia"/>
+        </w:rPr>
+        <w:t>的。</w:t>
       </w:r>
     </w:p>
     <w:p>
@@ -19117,7 +19302,13 @@
         <w:rPr>
           <w:rFonts w:hAnsi="Cambria Math" w:cs="Cambria Math" w:hint="eastAsia"/>
         </w:rPr>
-        <w:t>，那么系统是渐进稳定的，本文设计的控制律就是另机械臂的动力学系统达到全局渐进稳定。</w:t>
+        <w:t>，那么系统是渐进稳定的，本文设计的控制律就是另机械臂的动力学系统达到全局渐进稳</w:t>
+      </w:r>
+      <w:r>
+        <w:rPr>
+          <w:rFonts w:hAnsi="Cambria Math" w:cs="Cambria Math" w:hint="eastAsia"/>
+        </w:rPr>
+        <w:t>定。</w:t>
       </w:r>
     </w:p>
     <w:p>
@@ -19193,11 +19384,11 @@
           <w:position w:val="-24"/>
           <w:szCs w:val="21"/>
         </w:rPr>
-        <w:object w:dxaOrig="3040" w:dyaOrig="620" w14:anchorId="3054BB79">
-          <v:shape id="_x0000_i1056" type="#_x0000_t75" style="width:151.75pt;height:31pt" o:ole="">
+        <w:object w:dxaOrig="3040" w:dyaOrig="620" w14:anchorId="41F4AE84">
+          <v:shape id="_x0000_i1056" type="#_x0000_t75" style="width:152.2pt;height:31.1pt" o:ole="">
             <v:imagedata r:id="rId79" o:title=""/>
           </v:shape>
-          <o:OLEObject Type="Embed" ProgID="Equation.3" ShapeID="_x0000_i1056" DrawAspect="Content" ObjectID="_1832744506" r:id="rId80"/>
+          <o:OLEObject Type="Embed" ProgID="Equation.3" ShapeID="_x0000_i1056" DrawAspect="Content" ObjectID="_1832944462" r:id="rId80"/>
         </w:object>
       </w:r>
       <w:r>
@@ -19541,11 +19732,11 @@
           <w:rFonts w:hAnsi="Cambria Math" w:cs="宋体" w:hint="eastAsia"/>
           <w:position w:val="-24"/>
         </w:rPr>
-        <w:object w:dxaOrig="3920" w:dyaOrig="620" w14:anchorId="3DA8D0CC">
-          <v:shape id="_x0000_i1057" type="#_x0000_t75" style="width:196.4pt;height:31pt" o:ole="">
+        <w:object w:dxaOrig="3920" w:dyaOrig="620" w14:anchorId="62D7E042">
+          <v:shape id="_x0000_i1057" type="#_x0000_t75" style="width:195.8pt;height:31.1pt" o:ole="">
             <v:imagedata r:id="rId81" o:title=""/>
           </v:shape>
-          <o:OLEObject Type="Embed" ProgID="Equation.3" ShapeID="_x0000_i1057" DrawAspect="Content" ObjectID="_1832744507" r:id="rId82"/>
+          <o:OLEObject Type="Embed" ProgID="Equation.3" ShapeID="_x0000_i1057" DrawAspect="Content" ObjectID="_1832944463" r:id="rId82"/>
         </w:object>
       </w:r>
       <w:r>
@@ -19639,11 +19830,11 @@
           <w:rFonts w:hAnsi="Cambria Math" w:cs="宋体"/>
           <w:position w:val="-14"/>
         </w:rPr>
-        <w:object w:dxaOrig="2960" w:dyaOrig="400" w14:anchorId="105EF2A9">
-          <v:shape id="_x0000_i1058" type="#_x0000_t75" style="width:148.1pt;height:20.05pt" o:ole="">
+        <w:object w:dxaOrig="2960" w:dyaOrig="400" w14:anchorId="0EC329CF">
+          <v:shape id="_x0000_i1058" type="#_x0000_t75" style="width:147.8pt;height:20.2pt" o:ole="">
             <v:imagedata r:id="rId83" o:title=""/>
           </v:shape>
-          <o:OLEObject Type="Embed" ProgID="Equation.3" ShapeID="_x0000_i1058" DrawAspect="Content" ObjectID="_1832744508" r:id="rId84"/>
+          <o:OLEObject Type="Embed" ProgID="Equation.3" ShapeID="_x0000_i1058" DrawAspect="Content" ObjectID="_1832944464" r:id="rId84"/>
         </w:object>
       </w:r>
       <w:r>
@@ -19789,11 +19980,11 @@
           <w:rFonts w:hAnsi="Cambria Math" w:cs="宋体"/>
           <w:position w:val="-14"/>
         </w:rPr>
-        <w:object w:dxaOrig="2260" w:dyaOrig="380" w14:anchorId="258FFAFD">
-          <v:shape id="_x0000_i1059" type="#_x0000_t75" style="width:113pt;height:18.7pt" o:ole="">
+        <w:object w:dxaOrig="2260" w:dyaOrig="380" w14:anchorId="702797E7">
+          <v:shape id="_x0000_i1059" type="#_x0000_t75" style="width:112.9pt;height:19.1pt" o:ole="">
             <v:imagedata r:id="rId85" o:title=""/>
           </v:shape>
-          <o:OLEObject Type="Embed" ProgID="Equation.3" ShapeID="_x0000_i1059" DrawAspect="Content" ObjectID="_1832744509" r:id="rId86"/>
+          <o:OLEObject Type="Embed" ProgID="Equation.3" ShapeID="_x0000_i1059" DrawAspect="Content" ObjectID="_1832944465" r:id="rId86"/>
         </w:object>
       </w:r>
       <w:r>
@@ -19850,11 +20041,11 @@
           <w:rFonts w:hAnsi="Cambria Math" w:cs="宋体"/>
           <w:position w:val="-12"/>
         </w:rPr>
-        <w:object w:dxaOrig="1760" w:dyaOrig="380" w14:anchorId="1F9C7B3A">
-          <v:shape id="_x0000_i1060" type="#_x0000_t75" style="width:87.95pt;height:18.7pt" o:ole="">
+        <w:object w:dxaOrig="1760" w:dyaOrig="380" w14:anchorId="39FB717A">
+          <v:shape id="_x0000_i1060" type="#_x0000_t75" style="width:87.8pt;height:19.1pt" o:ole="">
             <v:imagedata r:id="rId87" o:title=""/>
           </v:shape>
-          <o:OLEObject Type="Embed" ProgID="Equation.3" ShapeID="_x0000_i1060" DrawAspect="Content" ObjectID="_1832744510" r:id="rId88"/>
+          <o:OLEObject Type="Embed" ProgID="Equation.3" ShapeID="_x0000_i1060" DrawAspect="Content" ObjectID="_1832944466" r:id="rId88"/>
         </w:object>
       </w:r>
       <w:r>
@@ -19988,14 +20179,7 @@
         <w:rPr>
           <w:rFonts w:hAnsi="Cambria Math" w:cs="Cambria Math" w:hint="eastAsia"/>
         </w:rPr>
-        <w:t>在整个空间中恒成立，当且</w:t>
-      </w:r>
-      <w:r>
-        <w:rPr>
-          <w:rFonts w:hAnsi="Cambria Math" w:cs="Cambria Math" w:hint="eastAsia"/>
-        </w:rPr>
-        <w:lastRenderedPageBreak/>
-        <w:t>仅当</w:t>
+        <w:t>在整个空间中恒成立，当且仅当</w:t>
       </w:r>
       <m:oMath>
         <m:acc>
@@ -20127,7 +20311,21 @@
         <w:rPr>
           <w:rFonts w:hAnsi="Cambria Math" w:cs="宋体" w:hint="eastAsia"/>
         </w:rPr>
-        <w:t>）控制律下的机械臂系统在定位控制下能够实现全局渐进稳定。</w:t>
+        <w:t>）控制律下的机械</w:t>
+      </w:r>
+      <w:proofErr w:type="gramStart"/>
+      <w:r>
+        <w:rPr>
+          <w:rFonts w:hAnsi="Cambria Math" w:cs="宋体" w:hint="eastAsia"/>
+        </w:rPr>
+        <w:t>臂系统</w:t>
+      </w:r>
+      <w:proofErr w:type="gramEnd"/>
+      <w:r>
+        <w:rPr>
+          <w:rFonts w:hAnsi="Cambria Math" w:cs="宋体" w:hint="eastAsia"/>
+        </w:rPr>
+        <w:t>在定位控制下能够实现全局渐进稳定。</w:t>
       </w:r>
     </w:p>
     <w:p>
@@ -20242,11 +20440,11 @@
           <w:rFonts w:ascii="宋体" w:hAnsi="宋体" w:cs="宋体"/>
           <w:position w:val="-14"/>
         </w:rPr>
-        <w:object w:dxaOrig="3780" w:dyaOrig="460" w14:anchorId="51302634">
-          <v:shape id="_x0000_i1061" type="#_x0000_t75" style="width:189.1pt;height:23.25pt" o:ole="">
+        <w:object w:dxaOrig="3780" w:dyaOrig="460" w14:anchorId="7E3D3932">
+          <v:shape id="_x0000_i1061" type="#_x0000_t75" style="width:189.25pt;height:22.9pt" o:ole="">
             <v:imagedata r:id="rId89" o:title=""/>
           </v:shape>
-          <o:OLEObject Type="Embed" ProgID="Equation.3" ShapeID="_x0000_i1061" DrawAspect="Content" ObjectID="_1832744511" r:id="rId90"/>
+          <o:OLEObject Type="Embed" ProgID="Equation.3" ShapeID="_x0000_i1061" DrawAspect="Content" ObjectID="_1832944467" r:id="rId90"/>
         </w:object>
       </w:r>
       <w:r>
@@ -20512,7 +20710,14 @@
           <w:rPr>
             <w:rFonts w:ascii="Cambria Math" w:hAnsi="Cambria Math" w:cs="宋体"/>
           </w:rPr>
-          <m:t xml:space="preserve">=8.24e-03 </m:t>
+          <m:t>=8.24e-</m:t>
+        </m:r>
+        <m:r>
+          <w:rPr>
+            <w:rFonts w:ascii="Cambria Math" w:hAnsi="Cambria Math" w:cs="宋体"/>
+          </w:rPr>
+          <w:lastRenderedPageBreak/>
+          <m:t xml:space="preserve">03 </m:t>
         </m:r>
         <m:r>
           <m:rPr>
@@ -20629,11 +20834,11 @@
           <w:rFonts w:hAnsi="Cambria Math" w:cs="宋体"/>
           <w:position w:val="-48"/>
         </w:rPr>
-        <w:object w:dxaOrig="1420" w:dyaOrig="1100" w14:anchorId="3F367354">
-          <v:shape id="_x0000_i1062" type="#_x0000_t75" style="width:71.1pt;height:54.7pt" o:ole="">
+        <w:object w:dxaOrig="1420" w:dyaOrig="1100" w14:anchorId="0DC8383D">
+          <v:shape id="_x0000_i1062" type="#_x0000_t75" style="width:70.9pt;height:55.1pt" o:ole="">
             <v:imagedata r:id="rId91" o:title=""/>
           </v:shape>
-          <o:OLEObject Type="Embed" ProgID="Equation.3" ShapeID="_x0000_i1062" DrawAspect="Content" ObjectID="_1832744512" r:id="rId92"/>
+          <o:OLEObject Type="Embed" ProgID="Equation.3" ShapeID="_x0000_i1062" DrawAspect="Content" ObjectID="_1832944468" r:id="rId92"/>
         </w:object>
       </w:r>
       <w:r>
@@ -21181,7 +21386,25 @@
           <w:b/>
           <w:szCs w:val="21"/>
         </w:rPr>
-        <w:t>基于轨迹跟踪的控制率设计与验证</w:t>
+        <w:t>基于轨迹跟踪的控制</w:t>
+      </w:r>
+      <w:proofErr w:type="gramStart"/>
+      <w:r>
+        <w:rPr>
+          <w:rFonts w:eastAsia="黑体" w:hint="eastAsia"/>
+          <w:b/>
+          <w:szCs w:val="21"/>
+        </w:rPr>
+        <w:t>率设计</w:t>
+      </w:r>
+      <w:proofErr w:type="gramEnd"/>
+      <w:r>
+        <w:rPr>
+          <w:rFonts w:eastAsia="黑体" w:hint="eastAsia"/>
+          <w:b/>
+          <w:szCs w:val="21"/>
+        </w:rPr>
+        <w:t>与验证</w:t>
       </w:r>
     </w:p>
     <w:p>
@@ -21222,11 +21445,11 @@
           <w:position w:val="-24"/>
           <w:szCs w:val="21"/>
         </w:rPr>
-        <w:object w:dxaOrig="2820" w:dyaOrig="620" w14:anchorId="26F34093">
-          <v:shape id="_x0000_i1063" type="#_x0000_t75" style="width:141.25pt;height:31pt" o:ole="">
+        <w:object w:dxaOrig="2820" w:dyaOrig="620" w14:anchorId="5522466A">
+          <v:shape id="_x0000_i1063" type="#_x0000_t75" style="width:141.25pt;height:31.1pt" o:ole="">
             <v:imagedata r:id="rId93" o:title=""/>
           </v:shape>
-          <o:OLEObject Type="Embed" ProgID="Equation.3" ShapeID="_x0000_i1063" DrawAspect="Content" ObjectID="_1832744513" r:id="rId94"/>
+          <o:OLEObject Type="Embed" ProgID="Equation.3" ShapeID="_x0000_i1063" DrawAspect="Content" ObjectID="_1832944469" r:id="rId94"/>
         </w:object>
       </w:r>
       <w:r>
@@ -21653,11 +21876,11 @@
           <w:rFonts w:hAnsi="Cambria Math" w:cs="宋体"/>
           <w:position w:val="-14"/>
         </w:rPr>
-        <w:object w:dxaOrig="2439" w:dyaOrig="400" w14:anchorId="5D00FFD2">
-          <v:shape id="_x0000_i1064" type="#_x0000_t75" style="width:121.65pt;height:20.05pt" o:ole="">
+        <w:object w:dxaOrig="2439" w:dyaOrig="400" w14:anchorId="1EF42A93">
+          <v:shape id="_x0000_i1064" type="#_x0000_t75" style="width:122.2pt;height:20.2pt" o:ole="">
             <v:imagedata r:id="rId95" o:title=""/>
           </v:shape>
-          <o:OLEObject Type="Embed" ProgID="Equation.3" ShapeID="_x0000_i1064" DrawAspect="Content" ObjectID="_1832744514" r:id="rId96"/>
+          <o:OLEObject Type="Embed" ProgID="Equation.3" ShapeID="_x0000_i1064" DrawAspect="Content" ObjectID="_1832944470" r:id="rId96"/>
         </w:object>
       </w:r>
       <w:r>
@@ -21738,11 +21961,11 @@
           <w:rFonts w:hAnsi="Cambria Math" w:cs="宋体"/>
           <w:position w:val="-24"/>
         </w:rPr>
-        <w:object w:dxaOrig="4520" w:dyaOrig="620" w14:anchorId="0A6312E1">
-          <v:shape id="_x0000_i1065" type="#_x0000_t75" style="width:226.4pt;height:30.8pt" o:ole="">
+        <w:object w:dxaOrig="4520" w:dyaOrig="620" w14:anchorId="1812099E">
+          <v:shape id="_x0000_i1065" type="#_x0000_t75" style="width:225.8pt;height:31.1pt" o:ole="">
             <v:imagedata r:id="rId97" o:title=""/>
           </v:shape>
-          <o:OLEObject Type="Embed" ProgID="Equation.3" ShapeID="_x0000_i1065" DrawAspect="Content" ObjectID="_1832744515" r:id="rId98"/>
+          <o:OLEObject Type="Embed" ProgID="Equation.3" ShapeID="_x0000_i1065" DrawAspect="Content" ObjectID="_1832944471" r:id="rId98"/>
         </w:object>
       </w:r>
       <w:r>
@@ -21866,7 +22089,13 @@
         <w:rPr>
           <w:rFonts w:hAnsi="Cambria Math" w:cs="宋体" w:hint="eastAsia"/>
         </w:rPr>
-        <w:t>，则可以得到控制率的形式如下：</w:t>
+        <w:t>，</w:t>
+      </w:r>
+      <w:r>
+        <w:rPr>
+          <w:rFonts w:hAnsi="Cambria Math" w:cs="宋体" w:hint="eastAsia"/>
+        </w:rPr>
+        <w:t>则可以得到控制率的形式如下：</w:t>
       </w:r>
     </w:p>
     <w:p>
@@ -21883,11 +22112,11 @@
           <w:rFonts w:hAnsi="Cambria Math" w:cs="宋体"/>
           <w:position w:val="-30"/>
         </w:rPr>
-        <w:object w:dxaOrig="3540" w:dyaOrig="720" w14:anchorId="15D7F152">
-          <v:shape id="_x0000_i1066" type="#_x0000_t75" style="width:177.1pt;height:36.2pt" o:ole="">
+        <w:object w:dxaOrig="3540" w:dyaOrig="720" w14:anchorId="0707BF6E">
+          <v:shape id="_x0000_i1066" type="#_x0000_t75" style="width:177.25pt;height:36pt" o:ole="">
             <v:imagedata r:id="rId99" o:title=""/>
           </v:shape>
-          <o:OLEObject Type="Embed" ProgID="Equation.3" ShapeID="_x0000_i1066" DrawAspect="Content" ObjectID="_1832744516" r:id="rId100"/>
+          <o:OLEObject Type="Embed" ProgID="Equation.3" ShapeID="_x0000_i1066" DrawAspect="Content" ObjectID="_1832944472" r:id="rId100"/>
         </w:object>
       </w:r>
       <w:r>
@@ -21955,11 +22184,11 @@
           <w:rFonts w:hAnsi="Cambria Math" w:cs="宋体"/>
           <w:position w:val="-12"/>
         </w:rPr>
-        <w:object w:dxaOrig="1740" w:dyaOrig="380" w14:anchorId="18519761">
-          <v:shape id="_x0000_i1067" type="#_x0000_t75" style="width:87.4pt;height:18.85pt" o:ole="">
+        <w:object w:dxaOrig="1740" w:dyaOrig="380" w14:anchorId="4F4787F2">
+          <v:shape id="_x0000_i1067" type="#_x0000_t75" style="width:87.25pt;height:19.1pt" o:ole="">
             <v:imagedata r:id="rId101" o:title=""/>
           </v:shape>
-          <o:OLEObject Type="Embed" ProgID="Equation.3" ShapeID="_x0000_i1067" DrawAspect="Content" ObjectID="_1832744517" r:id="rId102"/>
+          <o:OLEObject Type="Embed" ProgID="Equation.3" ShapeID="_x0000_i1067" DrawAspect="Content" ObjectID="_1832944473" r:id="rId102"/>
         </w:object>
       </w:r>
       <w:r>
@@ -22053,11 +22282,19 @@
           <m:t>&gt;0</m:t>
         </m:r>
       </m:oMath>
+      <w:proofErr w:type="gramStart"/>
       <w:r>
         <w:rPr>
           <w:rFonts w:hAnsi="Cambria Math" w:cs="宋体" w:hint="eastAsia"/>
         </w:rPr>
-        <w:t>恒成立，所以</w:t>
+        <w:t>恒</w:t>
+      </w:r>
+      <w:proofErr w:type="gramEnd"/>
+      <w:r>
+        <w:rPr>
+          <w:rFonts w:hAnsi="Cambria Math" w:cs="宋体" w:hint="eastAsia"/>
+        </w:rPr>
+        <w:t>成立，所以</w:t>
       </w:r>
       <m:oMath>
         <m:acc>
@@ -22386,9 +22623,8 @@
         <w:rPr>
           <w:noProof/>
         </w:rPr>
-        <w:lastRenderedPageBreak/>
         <w:drawing>
-          <wp:inline distT="0" distB="0" distL="114300" distR="114300" wp14:anchorId="0D292DBF" wp14:editId="7FCCB320">
+          <wp:inline distT="0" distB="0" distL="114300" distR="114300" wp14:anchorId="06373678" wp14:editId="0F314E1F">
             <wp:extent cx="2879725" cy="2039620"/>
             <wp:effectExtent l="0" t="0" r="3175" b="5080"/>
             <wp:docPr id="52" name="图片 62"/>
@@ -22698,6 +22934,7 @@
             <w:rFonts w:ascii="Cambria Math" w:hAnsi="Cambria Math" w:cs="宋体" w:hint="eastAsia"/>
             <w:szCs w:val="21"/>
           </w:rPr>
+          <w:lastRenderedPageBreak/>
           <m:t>0.5kg</m:t>
         </m:r>
       </m:oMath>
@@ -22727,7 +22964,25 @@
           <w:bCs/>
           <w:szCs w:val="21"/>
         </w:rPr>
-        <w:t>共9个质量取值点，进行动力学仿真，得到其中一末端位置准确度的时程曲线图如下(</w:t>
+        <w:t>共9个质量取值点，进行动力学仿真，得到其中</w:t>
+      </w:r>
+      <w:proofErr w:type="gramStart"/>
+      <w:r>
+        <w:rPr>
+          <w:rFonts w:ascii="宋体" w:hAnsi="宋体" w:cs="宋体" w:hint="eastAsia"/>
+          <w:bCs/>
+          <w:szCs w:val="21"/>
+        </w:rPr>
+        <w:t>一</w:t>
+      </w:r>
+      <w:proofErr w:type="gramEnd"/>
+      <w:r>
+        <w:rPr>
+          <w:rFonts w:ascii="宋体" w:hAnsi="宋体" w:cs="宋体" w:hint="eastAsia"/>
+          <w:bCs/>
+          <w:szCs w:val="21"/>
+        </w:rPr>
+        <w:t>末端位置准确度的时程曲线图如下(</w:t>
       </w:r>
       <w:r>
         <w:rPr>
@@ -22774,7 +23029,7 @@
           <w:noProof/>
         </w:rPr>
         <w:drawing>
-          <wp:inline distT="0" distB="0" distL="114300" distR="114300" wp14:anchorId="6B00E269" wp14:editId="1BFAC5DD">
+          <wp:inline distT="0" distB="0" distL="114300" distR="114300" wp14:anchorId="718EBB66" wp14:editId="0BB8247B">
             <wp:extent cx="2879725" cy="2295525"/>
             <wp:effectExtent l="0" t="0" r="3175" b="3175"/>
             <wp:docPr id="51" name="图片 61"/>
@@ -23043,11 +23298,11 @@
           <w:position w:val="-30"/>
           <w:szCs w:val="21"/>
         </w:rPr>
-        <w:object w:dxaOrig="1080" w:dyaOrig="680" w14:anchorId="7E858287">
-          <v:shape id="_x0000_i1068" type="#_x0000_t75" style="width:53.9pt;height:34.25pt" o:ole="">
+        <w:object w:dxaOrig="1080" w:dyaOrig="680" w14:anchorId="325C2FDE">
+          <v:shape id="_x0000_i1068" type="#_x0000_t75" style="width:54pt;height:33.8pt" o:ole="">
             <v:imagedata r:id="rId105" o:title=""/>
           </v:shape>
-          <o:OLEObject Type="Embed" ProgID="Equation.3" ShapeID="_x0000_i1068" DrawAspect="Content" ObjectID="_1832744518" r:id="rId106"/>
+          <o:OLEObject Type="Embed" ProgID="Equation.3" ShapeID="_x0000_i1068" DrawAspect="Content" ObjectID="_1832944474" r:id="rId106"/>
         </w:object>
       </w:r>
       <w:r>
@@ -23261,7 +23516,7 @@
           <w:noProof/>
         </w:rPr>
         <w:drawing>
-          <wp:inline distT="0" distB="0" distL="114300" distR="114300" wp14:anchorId="62ED6DAD" wp14:editId="499570C5">
+          <wp:inline distT="0" distB="0" distL="114300" distR="114300" wp14:anchorId="15A51F6F" wp14:editId="7AB3993F">
             <wp:extent cx="2879725" cy="2312670"/>
             <wp:effectExtent l="0" t="0" r="3175" b="11430"/>
             <wp:docPr id="60" name="图片 69"/>
@@ -23475,11 +23730,11 @@
           <w:position w:val="-10"/>
           <w:szCs w:val="21"/>
         </w:rPr>
-        <w:object w:dxaOrig="3580" w:dyaOrig="360" w14:anchorId="05141721">
-          <v:shape id="_x0000_i1069" type="#_x0000_t75" style="width:179.05pt;height:18.1pt" o:ole="">
+        <w:object w:dxaOrig="3580" w:dyaOrig="360" w14:anchorId="570B015E">
+          <v:shape id="_x0000_i1069" type="#_x0000_t75" style="width:178.9pt;height:18pt" o:ole="">
             <v:imagedata r:id="rId108" o:title=""/>
           </v:shape>
-          <o:OLEObject Type="Embed" ProgID="Equation.3" ShapeID="_x0000_i1069" DrawAspect="Content" ObjectID="_1832744519" r:id="rId109"/>
+          <o:OLEObject Type="Embed" ProgID="Equation.3" ShapeID="_x0000_i1069" DrawAspect="Content" ObjectID="_1832944475" r:id="rId109"/>
         </w:object>
       </w:r>
       <w:r>
@@ -23679,9 +23934,8 @@
         <w:rPr>
           <w:noProof/>
         </w:rPr>
-        <w:lastRenderedPageBreak/>
         <w:drawing>
-          <wp:inline distT="0" distB="0" distL="114300" distR="114300" wp14:anchorId="6EC7ED21" wp14:editId="06E10846">
+          <wp:inline distT="0" distB="0" distL="114300" distR="114300" wp14:anchorId="5C405A2C" wp14:editId="2BD040D2">
             <wp:extent cx="2879725" cy="2321560"/>
             <wp:effectExtent l="0" t="0" r="3175" b="2540"/>
             <wp:docPr id="44" name="图片 54"/>
@@ -23804,7 +24058,7 @@
           <w:noProof/>
         </w:rPr>
         <w:drawing>
-          <wp:inline distT="0" distB="0" distL="114300" distR="114300" wp14:anchorId="02070D85" wp14:editId="639E619C">
+          <wp:inline distT="0" distB="0" distL="114300" distR="114300" wp14:anchorId="6F539546" wp14:editId="7492883A">
             <wp:extent cx="2879725" cy="2337435"/>
             <wp:effectExtent l="0" t="0" r="3175" b="12065"/>
             <wp:docPr id="47" name="图片 57"/>
@@ -23926,8 +24180,9 @@
         <w:rPr>
           <w:noProof/>
         </w:rPr>
+        <w:lastRenderedPageBreak/>
         <w:drawing>
-          <wp:inline distT="0" distB="0" distL="114300" distR="114300" wp14:anchorId="4E1383A7" wp14:editId="5DAE7050">
+          <wp:inline distT="0" distB="0" distL="114300" distR="114300" wp14:anchorId="34810531" wp14:editId="54B106D6">
             <wp:extent cx="2879725" cy="2354580"/>
             <wp:effectExtent l="0" t="0" r="3175" b="7620"/>
             <wp:docPr id="48" name="图片 58"/>
@@ -24625,11 +24880,11 @@
           <w:position w:val="-50"/>
           <w:szCs w:val="21"/>
         </w:rPr>
-        <w:object w:dxaOrig="3500" w:dyaOrig="1160" w14:anchorId="08179451">
-          <v:shape id="_x0000_i1070" type="#_x0000_t75" style="width:174.8pt;height:58.15pt" o:ole="">
+        <w:object w:dxaOrig="3500" w:dyaOrig="1160" w14:anchorId="26601802">
+          <v:shape id="_x0000_i1070" type="#_x0000_t75" style="width:175.1pt;height:57.8pt" o:ole="">
             <v:imagedata r:id="rId113" o:title=""/>
           </v:shape>
-          <o:OLEObject Type="Embed" ProgID="Equation.3" ShapeID="_x0000_i1070" DrawAspect="Content" ObjectID="_1832744520" r:id="rId114"/>
+          <o:OLEObject Type="Embed" ProgID="Equation.3" ShapeID="_x0000_i1070" DrawAspect="Content" ObjectID="_1832944476" r:id="rId114"/>
         </w:object>
       </w:r>
       <w:r>
@@ -24763,11 +25018,11 @@
           <w:rFonts w:hAnsi="宋体" w:cs="宋体"/>
           <w:position w:val="-50"/>
         </w:rPr>
-        <w:object w:dxaOrig="4040" w:dyaOrig="1160" w14:anchorId="0BA1A672">
-          <v:shape id="_x0000_i1071" type="#_x0000_t75" style="width:202.15pt;height:58.15pt" o:ole="">
+        <w:object w:dxaOrig="4040" w:dyaOrig="1160" w14:anchorId="4F85DD84">
+          <v:shape id="_x0000_i1071" type="#_x0000_t75" style="width:201.8pt;height:57.8pt" o:ole="">
             <v:imagedata r:id="rId115" o:title=""/>
           </v:shape>
-          <o:OLEObject Type="Embed" ProgID="Equation.3" ShapeID="_x0000_i1071" DrawAspect="Content" ObjectID="_1832744521" r:id="rId116"/>
+          <o:OLEObject Type="Embed" ProgID="Equation.3" ShapeID="_x0000_i1071" DrawAspect="Content" ObjectID="_1832944477" r:id="rId116"/>
         </w:object>
       </w:r>
       <w:r>
@@ -24808,7 +25063,7 @@
           <w:noProof/>
         </w:rPr>
         <w:drawing>
-          <wp:inline distT="0" distB="0" distL="114300" distR="114300" wp14:anchorId="537B0DAC" wp14:editId="32C86A68">
+          <wp:inline distT="0" distB="0" distL="114300" distR="114300" wp14:anchorId="5D8FF428" wp14:editId="76968F40">
             <wp:extent cx="2879725" cy="2348865"/>
             <wp:effectExtent l="0" t="0" r="3175" b="635"/>
             <wp:docPr id="58" name="图片 67"/>
@@ -24928,8 +25183,17 @@
           <w:rFonts w:hAnsi="Cambria Math" w:cs="宋体" w:hint="eastAsia"/>
           <w:iCs/>
         </w:rPr>
-        <w:t>Fig.9 Terminal convergence speed, load quality, three relationship diagram</w:t>
-      </w:r>
+        <w:t xml:space="preserve">Fig.9 Terminal convergence speed, load quality, three relationship </w:t>
+      </w:r>
+      <w:proofErr w:type="gramStart"/>
+      <w:r>
+        <w:rPr>
+          <w:rFonts w:hAnsi="Cambria Math" w:cs="宋体" w:hint="eastAsia"/>
+          <w:iCs/>
+        </w:rPr>
+        <w:t>diagram</w:t>
+      </w:r>
+      <w:proofErr w:type="gramEnd"/>
     </w:p>
     <w:p>
       <w:pPr>
@@ -25056,13 +25320,23 @@
         </w:rPr>
         <w:t>Franka</w:t>
       </w:r>
+      <w:proofErr w:type="gramStart"/>
       <w:r>
         <w:rPr>
           <w:rFonts w:ascii="宋体" w:hAnsi="宋体" w:cs="宋体" w:hint="eastAsia"/>
           <w:bCs/>
           <w:szCs w:val="21"/>
         </w:rPr>
-        <w:t>七轴串联机械臂为对象，围绕负载对机械臂末端移动性能的影响开展研究工作。以下为本文取得的研究成果：</w:t>
+        <w:t>七轴串联</w:t>
+      </w:r>
+      <w:proofErr w:type="gramEnd"/>
+      <w:r>
+        <w:rPr>
+          <w:rFonts w:ascii="宋体" w:hAnsi="宋体" w:cs="宋体" w:hint="eastAsia"/>
+          <w:bCs/>
+          <w:szCs w:val="21"/>
+        </w:rPr>
+        <w:t>机械臂为对象，围绕负载对机械臂末端移动性能的影响开展研究工作。以下为本文取得的研究成果：</w:t>
       </w:r>
     </w:p>
     <w:p>
@@ -25095,13 +25369,23 @@
         </w:rPr>
         <w:t>Franka</w:t>
       </w:r>
+      <w:proofErr w:type="gramStart"/>
       <w:r>
         <w:rPr>
           <w:rFonts w:ascii="宋体" w:hAnsi="宋体" w:cs="宋体" w:hint="eastAsia"/>
           <w:bCs/>
           <w:szCs w:val="21"/>
         </w:rPr>
-        <w:t>七轴串联机械臂为对象，通过</w:t>
+        <w:t>七轴串联</w:t>
+      </w:r>
+      <w:proofErr w:type="gramEnd"/>
+      <w:r>
+        <w:rPr>
+          <w:rFonts w:ascii="宋体" w:hAnsi="宋体" w:cs="宋体" w:hint="eastAsia"/>
+          <w:bCs/>
+          <w:szCs w:val="21"/>
+        </w:rPr>
+        <w:t>机械臂为对象，通过</w:t>
       </w:r>
       <w:r>
         <w:rPr>
@@ -25116,16 +25400,25 @@
           <w:bCs/>
           <w:szCs w:val="21"/>
         </w:rPr>
-        <w:t>法建立了机械臂的连杆坐标系，推导了正运动学方程；通过雅可比迭代法对机械臂的</w:t>
-      </w:r>
+        <w:t>法建立了机械臂的连杆坐标系，推导了正运动学方程；通过雅可比迭代法对机械臂的逆运动学方程进行求解。随后，在关节空间中，利用三次函数插值法，对关节轨迹进行规划；在笛卡</w:t>
+      </w:r>
+      <w:proofErr w:type="gramStart"/>
       <w:r>
         <w:rPr>
           <w:rFonts w:ascii="宋体" w:hAnsi="宋体" w:cs="宋体" w:hint="eastAsia"/>
           <w:bCs/>
           <w:szCs w:val="21"/>
         </w:rPr>
-        <w:lastRenderedPageBreak/>
-        <w:t>逆运动学方程进行求解。随后，在关节空间中，利用三次函数插值法，对关节轨迹进行规划；在笛卡尔空间中，采用梯形加减速算法对机械臂末端的运动路径进行插值，接着在通过雅可比迭代法求得每个插值点的各关节角度，从而得到各关节的轨迹曲线。</w:t>
+        <w:t>尔空间</w:t>
+      </w:r>
+      <w:proofErr w:type="gramEnd"/>
+      <w:r>
+        <w:rPr>
+          <w:rFonts w:ascii="宋体" w:hAnsi="宋体" w:cs="宋体" w:hint="eastAsia"/>
+          <w:bCs/>
+          <w:szCs w:val="21"/>
+        </w:rPr>
+        <w:t>中，采用梯形加减速算法对机械臂末端的运动路径进行插值，接着在通过雅可比迭代法求得每个插值点的各关节角度，从而得到各关节的轨迹曲线。</w:t>
       </w:r>
     </w:p>
     <w:p>
@@ -25158,13 +25451,23 @@
         </w:rPr>
         <w:t>Franka</w:t>
       </w:r>
+      <w:proofErr w:type="gramStart"/>
       <w:r>
         <w:rPr>
           <w:rFonts w:ascii="宋体" w:hAnsi="宋体" w:cs="宋体" w:hint="eastAsia"/>
           <w:bCs/>
           <w:szCs w:val="21"/>
         </w:rPr>
-        <w:t>七轴串联机械臂为对象，进行动力学分析。采取拉格朗日法和伪惯性矩阵推导了含负载的</w:t>
+        <w:t>七轴串联</w:t>
+      </w:r>
+      <w:proofErr w:type="gramEnd"/>
+      <w:r>
+        <w:rPr>
+          <w:rFonts w:ascii="宋体" w:hAnsi="宋体" w:cs="宋体" w:hint="eastAsia"/>
+          <w:bCs/>
+          <w:szCs w:val="21"/>
+        </w:rPr>
+        <w:t>机械臂为对象，进行动力学分析。采取拉格朗日法和伪惯性矩阵推导了含负载的</w:t>
       </w:r>
       <w:r>
         <w:rPr>
@@ -25173,13 +25476,23 @@
         </w:rPr>
         <w:t>Franka</w:t>
       </w:r>
+      <w:proofErr w:type="gramStart"/>
       <w:r>
         <w:rPr>
           <w:rFonts w:ascii="宋体" w:hAnsi="宋体" w:cs="宋体" w:hint="eastAsia"/>
           <w:bCs/>
           <w:szCs w:val="21"/>
         </w:rPr>
-        <w:t>七轴串联机械臂的动力学方程，并考虑关节存在</w:t>
+        <w:t>七轴串联</w:t>
+      </w:r>
+      <w:proofErr w:type="gramEnd"/>
+      <w:r>
+        <w:rPr>
+          <w:rFonts w:ascii="宋体" w:hAnsi="宋体" w:cs="宋体" w:hint="eastAsia"/>
+          <w:bCs/>
+          <w:szCs w:val="21"/>
+        </w:rPr>
+        <w:t>机械臂的动力学方程，并考虑关节存在</w:t>
       </w:r>
       <w:proofErr w:type="spellStart"/>
       <w:r>
@@ -25196,8 +25509,18 @@
           <w:bCs/>
           <w:szCs w:val="21"/>
         </w:rPr>
-        <w:t>摩擦。随后，利通过</w:t>
-      </w:r>
+        <w:t>摩擦。随后，</w:t>
+      </w:r>
+      <w:proofErr w:type="gramStart"/>
+      <w:r>
+        <w:rPr>
+          <w:rFonts w:ascii="宋体" w:hAnsi="宋体" w:cs="宋体" w:hint="eastAsia"/>
+          <w:bCs/>
+          <w:szCs w:val="21"/>
+        </w:rPr>
+        <w:t>利通过</w:t>
+      </w:r>
+      <w:proofErr w:type="gramEnd"/>
       <w:r>
         <w:rPr>
           <w:bCs/>
@@ -25266,7 +25589,16 @@
           <w:bCs/>
           <w:szCs w:val="21"/>
         </w:rPr>
-        <w:t>（3）对动力学的控制系统的稳定性展开研究。采用李雅普若夫直接法对定位控制和跟踪轨迹的控制律分别进行设计并验证，结果表明，所设计的两个控制律都能在满足系统需求的情况下实现全局渐进稳定。随后，基于定位控制对机械臂负载质量如何影响末端移动性能展开研究。结果表明，负载质量增加，末端误差收敛速率变小（成二次函数）；当</w:t>
+        <w:t>（3）对动力学的控制系统的稳定性展开研究。采用李雅普若夫直接法对定位控制和跟踪轨迹的控</w:t>
+      </w:r>
+      <w:r>
+        <w:rPr>
+          <w:rFonts w:ascii="宋体" w:hAnsi="宋体" w:cs="宋体" w:hint="eastAsia"/>
+          <w:bCs/>
+          <w:szCs w:val="21"/>
+        </w:rPr>
+        <w:lastRenderedPageBreak/>
+        <w:t>制律分别进行设计并验证，结果表明，所设计的两个控制律都能在满足系统需求的情况下实现全局渐进稳定。随后，基于定位控制对机械臂负载质量如何影响末端移动性能展开研究。结果表明，负载质量增加，末端误差收敛速率变小（成二次函数）；当</w:t>
       </w:r>
       <m:oMath>
         <m:sSub>
@@ -25382,8 +25714,19 @@
           <w:sz w:val="15"/>
           <w:szCs w:val="15"/>
         </w:rPr>
-        <w:t>张宇.国外工业机器人发展历史回顾[J].机器人产业,2015(03):68-82.(</w:t>
-      </w:r>
+        <w:t>张宇.国外工业机器人发展历史回顾[J].机器人产业,2015(03):68-</w:t>
+      </w:r>
+      <w:proofErr w:type="gramStart"/>
+      <w:r>
+        <w:rPr>
+          <w:rFonts w:asciiTheme="minorEastAsia" w:eastAsiaTheme="minorEastAsia" w:hAnsiTheme="minorEastAsia" w:cstheme="minorEastAsia" w:hint="eastAsia"/>
+          <w:bCs/>
+          <w:sz w:val="15"/>
+          <w:szCs w:val="15"/>
+        </w:rPr>
+        <w:t>82.(</w:t>
+      </w:r>
+      <w:proofErr w:type="gramEnd"/>
       <w:r>
         <w:rPr>
           <w:rFonts w:ascii="Times New Roman" w:eastAsiaTheme="minorEastAsia" w:hAnsi="Times New Roman"/>
@@ -25409,7 +25752,17 @@
           <w:sz w:val="15"/>
           <w:szCs w:val="15"/>
         </w:rPr>
-        <w:t>Foreign industrial robot development history review [J].</w:t>
+        <w:t>Foreign industrial robot development history review [J</w:t>
+      </w:r>
+      <w:proofErr w:type="gramStart"/>
+      <w:r>
+        <w:rPr>
+          <w:rFonts w:ascii="Times New Roman" w:eastAsiaTheme="minorEastAsia" w:hAnsi="Times New Roman"/>
+          <w:bCs/>
+          <w:sz w:val="15"/>
+          <w:szCs w:val="15"/>
+        </w:rPr>
+        <w:t>].</w:t>
       </w:r>
       <w:r>
         <w:rPr>
@@ -25420,28 +25773,40 @@
           <w:sz w:val="15"/>
           <w:szCs w:val="15"/>
         </w:rPr>
-        <w:t xml:space="preserve">Robot </w:t>
-      </w:r>
-      <w:r>
-        <w:rPr>
-          <w:rFonts w:ascii="Times New Roman" w:eastAsiaTheme="minorEastAsia" w:hAnsi="Times New Roman" w:hint="eastAsia"/>
+        <w:t>Robot</w:t>
+      </w:r>
+      <w:proofErr w:type="gramEnd"/>
+      <w:r>
+        <w:rPr>
+          <w:rFonts w:ascii="Times New Roman" w:eastAsiaTheme="minorEastAsia" w:hAnsi="Times New Roman"/>
           <w:bCs/>
           <w:i/>
           <w:iCs/>
           <w:sz w:val="15"/>
           <w:szCs w:val="15"/>
         </w:rPr>
-        <w:t>I</w:t>
-      </w:r>
-      <w:r>
-        <w:rPr>
-          <w:rFonts w:ascii="Times New Roman" w:eastAsiaTheme="minorEastAsia" w:hAnsi="Times New Roman"/>
+        <w:t xml:space="preserve"> </w:t>
+      </w:r>
+      <w:r>
+        <w:rPr>
+          <w:rFonts w:ascii="Times New Roman" w:eastAsiaTheme="minorEastAsia" w:hAnsi="Times New Roman" w:hint="eastAsia"/>
           <w:bCs/>
           <w:i/>
           <w:iCs/>
           <w:sz w:val="15"/>
           <w:szCs w:val="15"/>
         </w:rPr>
+        <w:t>I</w:t>
+      </w:r>
+      <w:r>
+        <w:rPr>
+          <w:rFonts w:ascii="Times New Roman" w:eastAsiaTheme="minorEastAsia" w:hAnsi="Times New Roman"/>
+          <w:bCs/>
+          <w:i/>
+          <w:iCs/>
+          <w:sz w:val="15"/>
+          <w:szCs w:val="15"/>
+        </w:rPr>
         <w:t>ndustry</w:t>
       </w:r>
       <w:r>
@@ -25451,7 +25816,27 @@
           <w:sz w:val="15"/>
           <w:szCs w:val="15"/>
         </w:rPr>
-        <w:t>,2015(03):68-82.(in Chinese)</w:t>
+        <w:t>,2015(03):68-</w:t>
+      </w:r>
+      <w:proofErr w:type="gramStart"/>
+      <w:r>
+        <w:rPr>
+          <w:rFonts w:ascii="Times New Roman" w:eastAsiaTheme="minorEastAsia" w:hAnsi="Times New Roman"/>
+          <w:bCs/>
+          <w:sz w:val="15"/>
+          <w:szCs w:val="15"/>
+        </w:rPr>
+        <w:t>82.(</w:t>
+      </w:r>
+      <w:proofErr w:type="gramEnd"/>
+      <w:r>
+        <w:rPr>
+          <w:rFonts w:ascii="Times New Roman" w:eastAsiaTheme="minorEastAsia" w:hAnsi="Times New Roman"/>
+          <w:bCs/>
+          <w:sz w:val="15"/>
+          <w:szCs w:val="15"/>
+        </w:rPr>
+        <w:t>in Chinese)</w:t>
       </w:r>
       <w:r>
         <w:rPr>
@@ -25590,7 +25975,17 @@
           <w:sz w:val="15"/>
           <w:szCs w:val="15"/>
         </w:rPr>
-        <w:t>[J].</w:t>
+        <w:t>[J</w:t>
+      </w:r>
+      <w:proofErr w:type="gramStart"/>
+      <w:r>
+        <w:rPr>
+          <w:rFonts w:ascii="Times New Roman" w:eastAsiaTheme="minorEastAsia" w:hAnsi="Times New Roman"/>
+          <w:bCs/>
+          <w:sz w:val="15"/>
+          <w:szCs w:val="15"/>
+        </w:rPr>
+        <w:t>].</w:t>
       </w:r>
       <w:r>
         <w:rPr>
@@ -25601,7 +25996,19 @@
           <w:sz w:val="15"/>
           <w:szCs w:val="15"/>
         </w:rPr>
-        <w:t>Robotics and Computer Integrated Manufacturing</w:t>
+        <w:t>Robotics</w:t>
+      </w:r>
+      <w:proofErr w:type="gramEnd"/>
+      <w:r>
+        <w:rPr>
+          <w:rFonts w:ascii="Times New Roman" w:eastAsiaTheme="minorEastAsia" w:hAnsi="Times New Roman"/>
+          <w:bCs/>
+          <w:i/>
+          <w:iCs/>
+          <w:sz w:val="15"/>
+          <w:szCs w:val="15"/>
+        </w:rPr>
+        <w:t xml:space="preserve"> and Computer Integrated Manufacturing</w:t>
       </w:r>
       <w:r>
         <w:rPr>
@@ -25698,6 +26105,7 @@
         <w:t xml:space="preserve"> </w:t>
       </w:r>
       <w:proofErr w:type="spellStart"/>
+      <w:proofErr w:type="gramStart"/>
       <w:r>
         <w:rPr>
           <w:rFonts w:ascii="Times New Roman" w:eastAsiaTheme="minorEastAsia" w:hAnsi="Times New Roman"/>
@@ -25726,6 +26134,7 @@
         <w:t>Ryosuke</w:t>
       </w:r>
       <w:proofErr w:type="spellEnd"/>
+      <w:proofErr w:type="gramEnd"/>
       <w:r>
         <w:rPr>
           <w:rFonts w:ascii="Times New Roman" w:eastAsiaTheme="minorEastAsia" w:hAnsi="Times New Roman"/>
@@ -25736,6 +26145,7 @@
         <w:t xml:space="preserve"> </w:t>
       </w:r>
       <w:proofErr w:type="spellStart"/>
+      <w:proofErr w:type="gramStart"/>
       <w:r>
         <w:rPr>
           <w:rFonts w:ascii="Times New Roman" w:eastAsiaTheme="minorEastAsia" w:hAnsi="Times New Roman"/>
@@ -25764,6 +26174,7 @@
         <w:t>Tamio</w:t>
       </w:r>
       <w:proofErr w:type="spellEnd"/>
+      <w:proofErr w:type="gramEnd"/>
       <w:r>
         <w:rPr>
           <w:rFonts w:ascii="Times New Roman" w:eastAsiaTheme="minorEastAsia" w:hAnsi="Times New Roman"/>
@@ -25774,6 +26185,7 @@
         <w:t xml:space="preserve"> </w:t>
       </w:r>
       <w:proofErr w:type="spellStart"/>
+      <w:proofErr w:type="gramStart"/>
       <w:r>
         <w:rPr>
           <w:rFonts w:ascii="Times New Roman" w:eastAsiaTheme="minorEastAsia" w:hAnsi="Times New Roman"/>
@@ -25793,6 +26205,7 @@
         <w:t>,et</w:t>
       </w:r>
       <w:proofErr w:type="spellEnd"/>
+      <w:proofErr w:type="gramEnd"/>
       <w:r>
         <w:rPr>
           <w:rFonts w:ascii="Times New Roman" w:eastAsiaTheme="minorEastAsia" w:hAnsi="Times New Roman" w:hint="eastAsia"/>
@@ -25803,6 +26216,7 @@
         <w:t xml:space="preserve"> </w:t>
       </w:r>
       <w:proofErr w:type="spellStart"/>
+      <w:proofErr w:type="gramStart"/>
       <w:r>
         <w:rPr>
           <w:rFonts w:ascii="Times New Roman" w:eastAsiaTheme="minorEastAsia" w:hAnsi="Times New Roman" w:hint="eastAsia"/>
@@ -25822,6 +26236,7 @@
         <w:t>.Robust</w:t>
       </w:r>
       <w:proofErr w:type="spellEnd"/>
+      <w:proofErr w:type="gramEnd"/>
       <w:r>
         <w:rPr>
           <w:rFonts w:ascii="Times New Roman" w:eastAsiaTheme="minorEastAsia" w:hAnsi="Times New Roman"/>
@@ -25935,6 +26350,7 @@
         <w:t xml:space="preserve">BOZEK P, TRNKA </w:t>
       </w:r>
       <w:proofErr w:type="spellStart"/>
+      <w:proofErr w:type="gramStart"/>
       <w:r>
         <w:rPr>
           <w:rFonts w:ascii="Times New Roman" w:eastAsiaTheme="minorEastAsia" w:hAnsi="Times New Roman"/>
@@ -25945,6 +26361,7 @@
         <w:t>K.Path</w:t>
       </w:r>
       <w:proofErr w:type="spellEnd"/>
+      <w:proofErr w:type="gramEnd"/>
       <w:r>
         <w:rPr>
           <w:rFonts w:ascii="Times New Roman" w:eastAsiaTheme="minorEastAsia" w:hAnsi="Times New Roman"/>
@@ -25952,7 +26369,17 @@
           <w:sz w:val="15"/>
           <w:szCs w:val="15"/>
         </w:rPr>
-        <w:t xml:space="preserve"> planning with motion optimization for car body-in-white industrial robot applications</w:t>
+        <w:t xml:space="preserve"> planning with motion optimization for car body-in-white industrial robot </w:t>
+      </w:r>
+      <w:proofErr w:type="gramStart"/>
+      <w:r>
+        <w:rPr>
+          <w:rFonts w:ascii="Times New Roman" w:eastAsiaTheme="minorEastAsia" w:hAnsi="Times New Roman"/>
+          <w:bCs/>
+          <w:sz w:val="15"/>
+          <w:szCs w:val="15"/>
+        </w:rPr>
+        <w:t>applications</w:t>
       </w:r>
       <w:r>
         <w:rPr>
@@ -25970,7 +26397,27 @@
           <w:sz w:val="15"/>
           <w:szCs w:val="15"/>
         </w:rPr>
-        <w:t>[J]</w:t>
+        <w:t>[</w:t>
+      </w:r>
+      <w:proofErr w:type="gramEnd"/>
+      <w:r>
+        <w:rPr>
+          <w:rFonts w:ascii="Times New Roman" w:eastAsiaTheme="minorEastAsia" w:hAnsi="Times New Roman"/>
+          <w:bCs/>
+          <w:sz w:val="15"/>
+          <w:szCs w:val="15"/>
+        </w:rPr>
+        <w:t>J</w:t>
+      </w:r>
+      <w:proofErr w:type="gramStart"/>
+      <w:r>
+        <w:rPr>
+          <w:rFonts w:ascii="Times New Roman" w:eastAsiaTheme="minorEastAsia" w:hAnsi="Times New Roman"/>
+          <w:bCs/>
+          <w:sz w:val="15"/>
+          <w:szCs w:val="15"/>
+        </w:rPr>
+        <w:t>]</w:t>
       </w:r>
       <w:r>
         <w:rPr>
@@ -25981,16 +26428,50 @@
           <w:sz w:val="15"/>
           <w:szCs w:val="15"/>
         </w:rPr>
-        <w:t xml:space="preserve">.Advanced Materials Research </w:t>
-      </w:r>
+        <w:t>.Advanced</w:t>
+      </w:r>
+      <w:proofErr w:type="gramEnd"/>
       <w:r>
         <w:rPr>
           <w:rFonts w:ascii="Times New Roman" w:eastAsiaTheme="minorEastAsia" w:hAnsi="Times New Roman"/>
           <w:bCs/>
-          <w:sz w:val="15"/>
-          <w:szCs w:val="15"/>
-        </w:rPr>
-        <w:t>, 2012 ,605-607:1595-1599</w:t>
+          <w:i/>
+          <w:iCs/>
+          <w:sz w:val="15"/>
+          <w:szCs w:val="15"/>
+        </w:rPr>
+        <w:t xml:space="preserve"> Materials </w:t>
+      </w:r>
+      <w:proofErr w:type="gramStart"/>
+      <w:r>
+        <w:rPr>
+          <w:rFonts w:ascii="Times New Roman" w:eastAsiaTheme="minorEastAsia" w:hAnsi="Times New Roman"/>
+          <w:bCs/>
+          <w:i/>
+          <w:iCs/>
+          <w:sz w:val="15"/>
+          <w:szCs w:val="15"/>
+        </w:rPr>
+        <w:t xml:space="preserve">Research </w:t>
+      </w:r>
+      <w:r>
+        <w:rPr>
+          <w:rFonts w:ascii="Times New Roman" w:eastAsiaTheme="minorEastAsia" w:hAnsi="Times New Roman"/>
+          <w:bCs/>
+          <w:sz w:val="15"/>
+          <w:szCs w:val="15"/>
+        </w:rPr>
+        <w:t>,</w:t>
+      </w:r>
+      <w:proofErr w:type="gramEnd"/>
+      <w:r>
+        <w:rPr>
+          <w:rFonts w:ascii="Times New Roman" w:eastAsiaTheme="minorEastAsia" w:hAnsi="Times New Roman"/>
+          <w:bCs/>
+          <w:sz w:val="15"/>
+          <w:szCs w:val="15"/>
+        </w:rPr>
+        <w:t xml:space="preserve"> 2012 ,605-607:1595-1599</w:t>
       </w:r>
     </w:p>
     <w:p>
@@ -26059,6 +26540,7 @@
         <w:t xml:space="preserve">Yi </w:t>
       </w:r>
       <w:proofErr w:type="spellStart"/>
+      <w:proofErr w:type="gramStart"/>
       <w:r>
         <w:rPr>
           <w:rFonts w:ascii="Times New Roman" w:eastAsiaTheme="minorEastAsia" w:hAnsi="Times New Roman"/>
@@ -26068,13 +26550,23 @@
         <w:t>SQ.Design</w:t>
       </w:r>
       <w:proofErr w:type="spellEnd"/>
+      <w:proofErr w:type="gramEnd"/>
       <w:r>
         <w:rPr>
           <w:rFonts w:ascii="Times New Roman" w:eastAsiaTheme="minorEastAsia" w:hAnsi="Times New Roman"/>
           <w:sz w:val="15"/>
           <w:szCs w:val="15"/>
         </w:rPr>
-        <w:t xml:space="preserve"> and mechanical characteristics of high speed and heavy load stacking robot</w:t>
+        <w:t xml:space="preserve"> and mechanical characteristics of high speed and heavy load stacking </w:t>
+      </w:r>
+      <w:proofErr w:type="gramStart"/>
+      <w:r>
+        <w:rPr>
+          <w:rFonts w:ascii="Times New Roman" w:eastAsiaTheme="minorEastAsia" w:hAnsi="Times New Roman"/>
+          <w:sz w:val="15"/>
+          <w:szCs w:val="15"/>
+        </w:rPr>
+        <w:t>robot</w:t>
       </w:r>
       <w:r>
         <w:rPr>
@@ -26090,16 +26582,62 @@
           <w:sz w:val="15"/>
           <w:szCs w:val="15"/>
         </w:rPr>
-        <w:t>[D].China University of Mining and Technology,2022.</w:t>
-      </w:r>
+        <w:t>[</w:t>
+      </w:r>
+      <w:proofErr w:type="gramEnd"/>
       <w:r>
         <w:rPr>
           <w:rFonts w:ascii="Times New Roman" w:eastAsiaTheme="minorEastAsia" w:hAnsi="Times New Roman"/>
-          <w:bCs/>
-          <w:sz w:val="15"/>
-          <w:szCs w:val="15"/>
-        </w:rPr>
-        <w:t>(in Chinese)</w:t>
+          <w:sz w:val="15"/>
+          <w:szCs w:val="15"/>
+        </w:rPr>
+        <w:t>D</w:t>
+      </w:r>
+      <w:proofErr w:type="gramStart"/>
+      <w:r>
+        <w:rPr>
+          <w:rFonts w:ascii="Times New Roman" w:eastAsiaTheme="minorEastAsia" w:hAnsi="Times New Roman"/>
+          <w:sz w:val="15"/>
+          <w:szCs w:val="15"/>
+        </w:rPr>
+        <w:t>].China</w:t>
+      </w:r>
+      <w:proofErr w:type="gramEnd"/>
+      <w:r>
+        <w:rPr>
+          <w:rFonts w:ascii="Times New Roman" w:eastAsiaTheme="minorEastAsia" w:hAnsi="Times New Roman"/>
+          <w:sz w:val="15"/>
+          <w:szCs w:val="15"/>
+        </w:rPr>
+        <w:t xml:space="preserve"> University of Mining and Technology,</w:t>
+      </w:r>
+      <w:proofErr w:type="gramStart"/>
+      <w:r>
+        <w:rPr>
+          <w:rFonts w:ascii="Times New Roman" w:eastAsiaTheme="minorEastAsia" w:hAnsi="Times New Roman"/>
+          <w:sz w:val="15"/>
+          <w:szCs w:val="15"/>
+        </w:rPr>
+        <w:t>2022.</w:t>
+      </w:r>
+      <w:r>
+        <w:rPr>
+          <w:rFonts w:ascii="Times New Roman" w:eastAsiaTheme="minorEastAsia" w:hAnsi="Times New Roman"/>
+          <w:bCs/>
+          <w:sz w:val="15"/>
+          <w:szCs w:val="15"/>
+        </w:rPr>
+        <w:t>(</w:t>
+      </w:r>
+      <w:proofErr w:type="gramEnd"/>
+      <w:r>
+        <w:rPr>
+          <w:rFonts w:ascii="Times New Roman" w:eastAsiaTheme="minorEastAsia" w:hAnsi="Times New Roman"/>
+          <w:bCs/>
+          <w:sz w:val="15"/>
+          <w:szCs w:val="15"/>
+        </w:rPr>
+        <w:t>in Chinese)</w:t>
       </w:r>
       <w:r>
         <w:rPr>
@@ -26164,7 +26702,25 @@
           <w:sz w:val="15"/>
           <w:szCs w:val="15"/>
         </w:rPr>
-        <w:t xml:space="preserve"> 张浩. 基于圆柱坐标的香蕉采摘机器人大负载机械臂系统设计[D].广东工业大学,2021.</w:t>
+        <w:t xml:space="preserve"> 张</w:t>
+      </w:r>
+      <w:proofErr w:type="gramStart"/>
+      <w:r>
+        <w:rPr>
+          <w:rFonts w:asciiTheme="minorEastAsia" w:eastAsiaTheme="minorEastAsia" w:hAnsiTheme="minorEastAsia" w:cstheme="minorEastAsia" w:hint="eastAsia"/>
+          <w:sz w:val="15"/>
+          <w:szCs w:val="15"/>
+        </w:rPr>
+        <w:t>浩</w:t>
+      </w:r>
+      <w:proofErr w:type="gramEnd"/>
+      <w:r>
+        <w:rPr>
+          <w:rFonts w:asciiTheme="minorEastAsia" w:eastAsiaTheme="minorEastAsia" w:hAnsiTheme="minorEastAsia" w:cstheme="minorEastAsia" w:hint="eastAsia"/>
+          <w:sz w:val="15"/>
+          <w:szCs w:val="15"/>
+        </w:rPr>
+        <w:t>. 基于圆柱坐标的香蕉采摘机器人大负载机械臂系统设计[D].广东工业大学,2021.</w:t>
       </w:r>
       <w:r>
         <w:rPr>
@@ -26175,6 +26731,7 @@
         <w:t xml:space="preserve">(Zhang </w:t>
       </w:r>
       <w:proofErr w:type="spellStart"/>
+      <w:proofErr w:type="gramStart"/>
       <w:r>
         <w:rPr>
           <w:rFonts w:eastAsiaTheme="minorEastAsia"/>
@@ -26184,21 +26741,68 @@
         <w:t>H.Design</w:t>
       </w:r>
       <w:proofErr w:type="spellEnd"/>
+      <w:proofErr w:type="gramEnd"/>
       <w:r>
         <w:rPr>
           <w:rFonts w:eastAsiaTheme="minorEastAsia"/>
           <w:sz w:val="15"/>
           <w:szCs w:val="15"/>
         </w:rPr>
-        <w:t xml:space="preserve"> of robot load arm system for banana </w:t>
-      </w:r>
+        <w:t xml:space="preserve"> of robot load arm system for banana picking robot based on cylindrical </w:t>
+      </w:r>
+      <w:proofErr w:type="gramStart"/>
       <w:r>
         <w:rPr>
           <w:rFonts w:eastAsiaTheme="minorEastAsia"/>
           <w:sz w:val="15"/>
           <w:szCs w:val="15"/>
         </w:rPr>
-        <w:t>picking robot based on cylindrical coordinates.[D].Guangdong University of Technology,2021.(in Chinese))</w:t>
+        <w:t>coordinates.[</w:t>
+      </w:r>
+      <w:proofErr w:type="gramEnd"/>
+      <w:r>
+        <w:rPr>
+          <w:rFonts w:eastAsiaTheme="minorEastAsia"/>
+          <w:sz w:val="15"/>
+          <w:szCs w:val="15"/>
+        </w:rPr>
+        <w:t>D</w:t>
+      </w:r>
+      <w:proofErr w:type="gramStart"/>
+      <w:r>
+        <w:rPr>
+          <w:rFonts w:eastAsiaTheme="minorEastAsia"/>
+          <w:sz w:val="15"/>
+          <w:szCs w:val="15"/>
+        </w:rPr>
+        <w:t>].Guangdong</w:t>
+      </w:r>
+      <w:proofErr w:type="gramEnd"/>
+      <w:r>
+        <w:rPr>
+          <w:rFonts w:eastAsiaTheme="minorEastAsia"/>
+          <w:sz w:val="15"/>
+          <w:szCs w:val="15"/>
+        </w:rPr>
+        <w:t xml:space="preserve"> University of Technology,</w:t>
+      </w:r>
+      <w:proofErr w:type="gramStart"/>
+      <w:r>
+        <w:rPr>
+          <w:rFonts w:eastAsiaTheme="minorEastAsia"/>
+          <w:sz w:val="15"/>
+          <w:szCs w:val="15"/>
+        </w:rPr>
+        <w:t>2021.(</w:t>
+      </w:r>
+      <w:proofErr w:type="gramEnd"/>
+      <w:r>
+        <w:rPr>
+          <w:rFonts w:eastAsiaTheme="minorEastAsia"/>
+          <w:sz w:val="15"/>
+          <w:szCs w:val="15"/>
+        </w:rPr>
+        <w:t>in Chinese))</w:t>
       </w:r>
     </w:p>
     <w:p>
@@ -26255,8 +26859,18 @@
           <w:sz w:val="15"/>
           <w:szCs w:val="15"/>
         </w:rPr>
-        <w:t>刘本德,曲兴华,张姝颖,等.负载对工业机器人末端定位精度影响的分析[J].机械设计与研究,2015,31(04):40-43.(</w:t>
-      </w:r>
+        <w:t>刘本德,曲兴华,张姝颖,等.负载对工业机器人末端定位精度影响的分析[J].机械设计与研究,2015,31(04):40-</w:t>
+      </w:r>
+      <w:proofErr w:type="gramStart"/>
+      <w:r>
+        <w:rPr>
+          <w:rFonts w:ascii="宋体" w:eastAsia="宋体" w:hAnsi="宋体" w:cs="宋体" w:hint="eastAsia"/>
+          <w:sz w:val="15"/>
+          <w:szCs w:val="15"/>
+        </w:rPr>
+        <w:t>43.(</w:t>
+      </w:r>
+      <w:proofErr w:type="gramEnd"/>
       <w:r>
         <w:rPr>
           <w:rFonts w:ascii="Times New Roman" w:eastAsia="宋体" w:hAnsi="Times New Roman"/>
@@ -26266,6 +26880,7 @@
         <w:t xml:space="preserve">Liu </w:t>
       </w:r>
       <w:proofErr w:type="spellStart"/>
+      <w:proofErr w:type="gramStart"/>
       <w:r>
         <w:rPr>
           <w:rFonts w:ascii="Times New Roman" w:eastAsia="宋体" w:hAnsi="Times New Roman"/>
@@ -26275,6 +26890,7 @@
         <w:t>BD,Qu</w:t>
       </w:r>
       <w:proofErr w:type="spellEnd"/>
+      <w:proofErr w:type="gramEnd"/>
       <w:r>
         <w:rPr>
           <w:rFonts w:ascii="Times New Roman" w:eastAsia="宋体" w:hAnsi="Times New Roman"/>
@@ -26284,6 +26900,7 @@
         <w:t xml:space="preserve"> </w:t>
       </w:r>
       <w:proofErr w:type="spellStart"/>
+      <w:proofErr w:type="gramStart"/>
       <w:r>
         <w:rPr>
           <w:rFonts w:ascii="Times New Roman" w:eastAsia="宋体" w:hAnsi="Times New Roman"/>
@@ -26293,6 +26910,7 @@
         <w:t>XH,Zhang</w:t>
       </w:r>
       <w:proofErr w:type="spellEnd"/>
+      <w:proofErr w:type="gramEnd"/>
       <w:r>
         <w:rPr>
           <w:rFonts w:ascii="Times New Roman" w:eastAsia="宋体" w:hAnsi="Times New Roman"/>
@@ -26302,6 +26920,7 @@
         <w:t xml:space="preserve"> </w:t>
       </w:r>
       <w:proofErr w:type="spellStart"/>
+      <w:proofErr w:type="gramStart"/>
       <w:r>
         <w:rPr>
           <w:rFonts w:ascii="Times New Roman" w:eastAsia="宋体" w:hAnsi="Times New Roman"/>
@@ -26311,6 +26930,7 @@
         <w:t>ZY,et</w:t>
       </w:r>
       <w:proofErr w:type="spellEnd"/>
+      <w:proofErr w:type="gramEnd"/>
       <w:r>
         <w:rPr>
           <w:rFonts w:ascii="Times New Roman" w:eastAsia="宋体" w:hAnsi="Times New Roman"/>
@@ -26320,6 +26940,7 @@
         <w:t xml:space="preserve"> </w:t>
       </w:r>
       <w:proofErr w:type="spellStart"/>
+      <w:proofErr w:type="gramStart"/>
       <w:r>
         <w:rPr>
           <w:rFonts w:ascii="Times New Roman" w:eastAsia="宋体" w:hAnsi="Times New Roman"/>
@@ -26329,13 +26950,41 @@
         <w:t>al.Analysis</w:t>
       </w:r>
       <w:proofErr w:type="spellEnd"/>
+      <w:proofErr w:type="gramEnd"/>
       <w:r>
         <w:rPr>
           <w:rFonts w:ascii="Times New Roman" w:eastAsia="宋体" w:hAnsi="Times New Roman"/>
           <w:sz w:val="15"/>
           <w:szCs w:val="15"/>
         </w:rPr>
-        <w:t xml:space="preserve"> of influence of load on end positioning accuracy of industrial robot.[J].</w:t>
+        <w:t xml:space="preserve"> of influence of load on end positioning accuracy of industrial </w:t>
+      </w:r>
+      <w:proofErr w:type="gramStart"/>
+      <w:r>
+        <w:rPr>
+          <w:rFonts w:ascii="Times New Roman" w:eastAsia="宋体" w:hAnsi="Times New Roman"/>
+          <w:sz w:val="15"/>
+          <w:szCs w:val="15"/>
+        </w:rPr>
+        <w:t>robot.[</w:t>
+      </w:r>
+      <w:proofErr w:type="gramEnd"/>
+      <w:r>
+        <w:rPr>
+          <w:rFonts w:ascii="Times New Roman" w:eastAsia="宋体" w:hAnsi="Times New Roman"/>
+          <w:sz w:val="15"/>
+          <w:szCs w:val="15"/>
+        </w:rPr>
+        <w:t>J</w:t>
+      </w:r>
+      <w:proofErr w:type="gramStart"/>
+      <w:r>
+        <w:rPr>
+          <w:rFonts w:ascii="Times New Roman" w:eastAsia="宋体" w:hAnsi="Times New Roman"/>
+          <w:sz w:val="15"/>
+          <w:szCs w:val="15"/>
+        </w:rPr>
+        <w:t>].</w:t>
       </w:r>
       <w:r>
         <w:rPr>
@@ -26345,7 +26994,18 @@
           <w:sz w:val="15"/>
           <w:szCs w:val="15"/>
         </w:rPr>
-        <w:t xml:space="preserve">Mechanical </w:t>
+        <w:t>Mechanical</w:t>
+      </w:r>
+      <w:proofErr w:type="gramEnd"/>
+      <w:r>
+        <w:rPr>
+          <w:rFonts w:ascii="Times New Roman" w:eastAsia="宋体" w:hAnsi="Times New Roman"/>
+          <w:i/>
+          <w:iCs/>
+          <w:sz w:val="15"/>
+          <w:szCs w:val="15"/>
+        </w:rPr>
+        <w:t xml:space="preserve"> </w:t>
       </w:r>
       <w:r>
         <w:rPr>
@@ -26393,7 +27053,25 @@
           <w:sz w:val="15"/>
           <w:szCs w:val="15"/>
         </w:rPr>
-        <w:t>,2015,31(04):40-43.(in Chinese)</w:t>
+        <w:t>,2015,31(04):40-</w:t>
+      </w:r>
+      <w:proofErr w:type="gramStart"/>
+      <w:r>
+        <w:rPr>
+          <w:rFonts w:ascii="Times New Roman" w:eastAsia="宋体" w:hAnsi="Times New Roman"/>
+          <w:sz w:val="15"/>
+          <w:szCs w:val="15"/>
+        </w:rPr>
+        <w:t>43.(</w:t>
+      </w:r>
+      <w:proofErr w:type="gramEnd"/>
+      <w:r>
+        <w:rPr>
+          <w:rFonts w:ascii="Times New Roman" w:eastAsia="宋体" w:hAnsi="Times New Roman"/>
+          <w:sz w:val="15"/>
+          <w:szCs w:val="15"/>
+        </w:rPr>
+        <w:t>in Chinese)</w:t>
       </w:r>
       <w:r>
         <w:rPr>
@@ -26459,7 +27137,34 @@
           <w:sz w:val="15"/>
           <w:szCs w:val="15"/>
         </w:rPr>
-        <w:t>刘迎春,余跃庆.考虑负载变形的柔性机器人协调操作动力学[J].中国机械工程,2002,(14):82-86+6.</w:t>
+        <w:t>刘迎春,</w:t>
+      </w:r>
+      <w:proofErr w:type="gramStart"/>
+      <w:r>
+        <w:rPr>
+          <w:rFonts w:ascii="宋体" w:eastAsia="宋体" w:hAnsi="宋体" w:cs="宋体" w:hint="eastAsia"/>
+          <w:sz w:val="15"/>
+          <w:szCs w:val="15"/>
+        </w:rPr>
+        <w:t>余跃庆</w:t>
+      </w:r>
+      <w:proofErr w:type="gramEnd"/>
+      <w:r>
+        <w:rPr>
+          <w:rFonts w:ascii="宋体" w:eastAsia="宋体" w:hAnsi="宋体" w:cs="宋体" w:hint="eastAsia"/>
+          <w:sz w:val="15"/>
+          <w:szCs w:val="15"/>
+        </w:rPr>
+        <w:t>.考虑负载变形的柔性机器人协调操作动力学[J].中国机械工程,2002,(14):82-86+</w:t>
+      </w:r>
+      <w:proofErr w:type="gramStart"/>
+      <w:r>
+        <w:rPr>
+          <w:rFonts w:ascii="宋体" w:eastAsia="宋体" w:hAnsi="宋体" w:cs="宋体" w:hint="eastAsia"/>
+          <w:sz w:val="15"/>
+          <w:szCs w:val="15"/>
+        </w:rPr>
+        <w:t>6.</w:t>
       </w:r>
       <w:r>
         <w:rPr>
@@ -26467,9 +27172,19 @@
           <w:sz w:val="15"/>
           <w:szCs w:val="15"/>
         </w:rPr>
-        <w:t xml:space="preserve">(Liu </w:t>
+        <w:t>(</w:t>
+      </w:r>
+      <w:proofErr w:type="gramEnd"/>
+      <w:r>
+        <w:rPr>
+          <w:rFonts w:ascii="Times New Roman" w:eastAsia="宋体" w:hAnsi="Times New Roman"/>
+          <w:sz w:val="15"/>
+          <w:szCs w:val="15"/>
+        </w:rPr>
+        <w:t xml:space="preserve">Liu </w:t>
       </w:r>
       <w:proofErr w:type="spellStart"/>
+      <w:proofErr w:type="gramStart"/>
       <w:r>
         <w:rPr>
           <w:rFonts w:ascii="Times New Roman" w:eastAsia="宋体" w:hAnsi="Times New Roman"/>
@@ -26479,6 +27194,7 @@
         <w:t>YC,Yu</w:t>
       </w:r>
       <w:proofErr w:type="spellEnd"/>
+      <w:proofErr w:type="gramEnd"/>
       <w:r>
         <w:rPr>
           <w:rFonts w:ascii="Times New Roman" w:eastAsia="宋体" w:hAnsi="Times New Roman"/>
@@ -26488,6 +27204,7 @@
         <w:t xml:space="preserve"> </w:t>
       </w:r>
       <w:proofErr w:type="spellStart"/>
+      <w:proofErr w:type="gramStart"/>
       <w:r>
         <w:rPr>
           <w:rFonts w:ascii="Times New Roman" w:eastAsia="宋体" w:hAnsi="Times New Roman"/>
@@ -26497,13 +27214,41 @@
         <w:t>QY.Coordinated</w:t>
       </w:r>
       <w:proofErr w:type="spellEnd"/>
+      <w:proofErr w:type="gramEnd"/>
       <w:r>
         <w:rPr>
           <w:rFonts w:ascii="Times New Roman" w:eastAsia="宋体" w:hAnsi="Times New Roman"/>
           <w:sz w:val="15"/>
           <w:szCs w:val="15"/>
         </w:rPr>
-        <w:t xml:space="preserve"> operation dynamics of flexible robots considering load deformation.[J].</w:t>
+        <w:t xml:space="preserve"> operation dynamics of flexible robots considering load </w:t>
+      </w:r>
+      <w:proofErr w:type="gramStart"/>
+      <w:r>
+        <w:rPr>
+          <w:rFonts w:ascii="Times New Roman" w:eastAsia="宋体" w:hAnsi="Times New Roman"/>
+          <w:sz w:val="15"/>
+          <w:szCs w:val="15"/>
+        </w:rPr>
+        <w:t>deformation.[</w:t>
+      </w:r>
+      <w:proofErr w:type="gramEnd"/>
+      <w:r>
+        <w:rPr>
+          <w:rFonts w:ascii="Times New Roman" w:eastAsia="宋体" w:hAnsi="Times New Roman"/>
+          <w:sz w:val="15"/>
+          <w:szCs w:val="15"/>
+        </w:rPr>
+        <w:t>J</w:t>
+      </w:r>
+      <w:proofErr w:type="gramStart"/>
+      <w:r>
+        <w:rPr>
+          <w:rFonts w:ascii="Times New Roman" w:eastAsia="宋体" w:hAnsi="Times New Roman"/>
+          <w:sz w:val="15"/>
+          <w:szCs w:val="15"/>
+        </w:rPr>
+        <w:t>].</w:t>
       </w:r>
       <w:r>
         <w:rPr>
@@ -26513,15 +27258,54 @@
           <w:sz w:val="15"/>
           <w:szCs w:val="15"/>
         </w:rPr>
-        <w:t>China Mechanical Engineering,</w:t>
-      </w:r>
+        <w:t>China</w:t>
+      </w:r>
+      <w:proofErr w:type="gramEnd"/>
       <w:r>
         <w:rPr>
           <w:rFonts w:ascii="Times New Roman" w:eastAsia="宋体" w:hAnsi="Times New Roman"/>
-          <w:sz w:val="15"/>
-          <w:szCs w:val="15"/>
-        </w:rPr>
-        <w:t>2002,(14):82-86+6.(in Chinese))</w:t>
+          <w:i/>
+          <w:iCs/>
+          <w:sz w:val="15"/>
+          <w:szCs w:val="15"/>
+        </w:rPr>
+        <w:t xml:space="preserve"> Mechanical Engineering,</w:t>
+      </w:r>
+      <w:proofErr w:type="gramStart"/>
+      <w:r>
+        <w:rPr>
+          <w:rFonts w:ascii="Times New Roman" w:eastAsia="宋体" w:hAnsi="Times New Roman"/>
+          <w:sz w:val="15"/>
+          <w:szCs w:val="15"/>
+        </w:rPr>
+        <w:t>2002,(</w:t>
+      </w:r>
+      <w:proofErr w:type="gramEnd"/>
+      <w:r>
+        <w:rPr>
+          <w:rFonts w:ascii="Times New Roman" w:eastAsia="宋体" w:hAnsi="Times New Roman"/>
+          <w:sz w:val="15"/>
+          <w:szCs w:val="15"/>
+        </w:rPr>
+        <w:t>14):82-86+</w:t>
+      </w:r>
+      <w:proofErr w:type="gramStart"/>
+      <w:r>
+        <w:rPr>
+          <w:rFonts w:ascii="Times New Roman" w:eastAsia="宋体" w:hAnsi="Times New Roman"/>
+          <w:sz w:val="15"/>
+          <w:szCs w:val="15"/>
+        </w:rPr>
+        <w:t>6.(</w:t>
+      </w:r>
+      <w:proofErr w:type="gramEnd"/>
+      <w:r>
+        <w:rPr>
+          <w:rFonts w:ascii="Times New Roman" w:eastAsia="宋体" w:hAnsi="Times New Roman"/>
+          <w:sz w:val="15"/>
+          <w:szCs w:val="15"/>
+        </w:rPr>
+        <w:t>in Chinese))</w:t>
       </w:r>
     </w:p>
     <w:p>
@@ -26568,13 +27352,32 @@
         </w:rPr>
         <w:fldChar w:fldCharType="end"/>
       </w:r>
+      <w:proofErr w:type="gramStart"/>
       <w:r>
         <w:rPr>
           <w:rFonts w:ascii="宋体" w:eastAsia="宋体" w:hAnsi="宋体" w:cs="宋体" w:hint="eastAsia"/>
           <w:sz w:val="15"/>
           <w:szCs w:val="15"/>
         </w:rPr>
-        <w:t>罗天洪,张剑,陈才,等.重载机械臂对未知载荷参数的补偿控制[J].机械设计与制造,2016(05):171-174.</w:t>
+        <w:t>罗天洪</w:t>
+      </w:r>
+      <w:proofErr w:type="gramEnd"/>
+      <w:r>
+        <w:rPr>
+          <w:rFonts w:ascii="宋体" w:eastAsia="宋体" w:hAnsi="宋体" w:cs="宋体" w:hint="eastAsia"/>
+          <w:sz w:val="15"/>
+          <w:szCs w:val="15"/>
+        </w:rPr>
+        <w:t>,张剑,陈才,等.重载机械臂对未知载荷参数的补偿控制[J].机械设计与制造,2016(05):171-</w:t>
+      </w:r>
+      <w:proofErr w:type="gramStart"/>
+      <w:r>
+        <w:rPr>
+          <w:rFonts w:ascii="宋体" w:eastAsia="宋体" w:hAnsi="宋体" w:cs="宋体" w:hint="eastAsia"/>
+          <w:sz w:val="15"/>
+          <w:szCs w:val="15"/>
+        </w:rPr>
+        <w:t>174.</w:t>
       </w:r>
       <w:r>
         <w:rPr>
@@ -26582,9 +27385,19 @@
           <w:sz w:val="15"/>
           <w:szCs w:val="15"/>
         </w:rPr>
-        <w:t xml:space="preserve">(Luo </w:t>
+        <w:t>(</w:t>
+      </w:r>
+      <w:proofErr w:type="gramEnd"/>
+      <w:r>
+        <w:rPr>
+          <w:rFonts w:ascii="Times New Roman" w:eastAsia="宋体" w:hAnsi="Times New Roman"/>
+          <w:sz w:val="15"/>
+          <w:szCs w:val="15"/>
+        </w:rPr>
+        <w:t xml:space="preserve">Luo </w:t>
       </w:r>
       <w:proofErr w:type="spellStart"/>
+      <w:proofErr w:type="gramStart"/>
       <w:r>
         <w:rPr>
           <w:rFonts w:ascii="Times New Roman" w:eastAsia="宋体" w:hAnsi="Times New Roman"/>
@@ -26594,6 +27407,7 @@
         <w:t>TH,Zhang</w:t>
       </w:r>
       <w:proofErr w:type="spellEnd"/>
+      <w:proofErr w:type="gramEnd"/>
       <w:r>
         <w:rPr>
           <w:rFonts w:ascii="Times New Roman" w:eastAsia="宋体" w:hAnsi="Times New Roman"/>
@@ -26603,6 +27417,7 @@
         <w:t xml:space="preserve"> </w:t>
       </w:r>
       <w:proofErr w:type="spellStart"/>
+      <w:proofErr w:type="gramStart"/>
       <w:r>
         <w:rPr>
           <w:rFonts w:ascii="Times New Roman" w:eastAsia="宋体" w:hAnsi="Times New Roman"/>
@@ -26612,6 +27427,7 @@
         <w:t>J,Chen</w:t>
       </w:r>
       <w:proofErr w:type="spellEnd"/>
+      <w:proofErr w:type="gramEnd"/>
       <w:r>
         <w:rPr>
           <w:rFonts w:ascii="Times New Roman" w:eastAsia="宋体" w:hAnsi="Times New Roman"/>
@@ -26637,6 +27453,7 @@
         <w:t xml:space="preserve">et </w:t>
       </w:r>
       <w:proofErr w:type="spellStart"/>
+      <w:proofErr w:type="gramStart"/>
       <w:r>
         <w:rPr>
           <w:rFonts w:ascii="Times New Roman" w:eastAsia="宋体" w:hAnsi="Times New Roman"/>
@@ -26646,13 +27463,32 @@
         <w:t>al.Compensation</w:t>
       </w:r>
       <w:proofErr w:type="spellEnd"/>
+      <w:proofErr w:type="gramEnd"/>
       <w:r>
         <w:rPr>
           <w:rFonts w:ascii="Times New Roman" w:eastAsia="宋体" w:hAnsi="Times New Roman"/>
           <w:sz w:val="15"/>
           <w:szCs w:val="15"/>
         </w:rPr>
-        <w:t xml:space="preserve"> control of unknown load parameters for heavy-duty manipulator.[J].</w:t>
+        <w:t xml:space="preserve"> control of unknown load parameters for heavy-duty </w:t>
+      </w:r>
+      <w:proofErr w:type="gramStart"/>
+      <w:r>
+        <w:rPr>
+          <w:rFonts w:ascii="Times New Roman" w:eastAsia="宋体" w:hAnsi="Times New Roman"/>
+          <w:sz w:val="15"/>
+          <w:szCs w:val="15"/>
+        </w:rPr>
+        <w:t>manipulator.[</w:t>
+      </w:r>
+      <w:proofErr w:type="gramEnd"/>
+      <w:r>
+        <w:rPr>
+          <w:rFonts w:ascii="Times New Roman" w:eastAsia="宋体" w:hAnsi="Times New Roman"/>
+          <w:sz w:val="15"/>
+          <w:szCs w:val="15"/>
+        </w:rPr>
+        <w:t>J].</w:t>
       </w:r>
       <w:r>
         <w:rPr>
@@ -26692,6 +27528,7 @@
         </w:rPr>
         <w:t xml:space="preserve">esign and </w:t>
       </w:r>
+      <w:proofErr w:type="gramStart"/>
       <w:r>
         <w:rPr>
           <w:rFonts w:ascii="Times New Roman" w:eastAsia="宋体" w:hAnsi="Times New Roman" w:hint="eastAsia"/>
@@ -26728,7 +27565,25 @@
           <w:sz w:val="15"/>
           <w:szCs w:val="15"/>
         </w:rPr>
-        <w:t xml:space="preserve"> 2016(05):171-174</w:t>
+        <w:t xml:space="preserve"> 2016</w:t>
+      </w:r>
+      <w:proofErr w:type="gramEnd"/>
+      <w:r>
+        <w:rPr>
+          <w:rFonts w:ascii="Times New Roman" w:eastAsia="宋体" w:hAnsi="Times New Roman" w:hint="eastAsia"/>
+          <w:sz w:val="15"/>
+          <w:szCs w:val="15"/>
+        </w:rPr>
+        <w:t>(05):171-</w:t>
+      </w:r>
+      <w:proofErr w:type="gramStart"/>
+      <w:r>
+        <w:rPr>
+          <w:rFonts w:ascii="Times New Roman" w:eastAsia="宋体" w:hAnsi="Times New Roman" w:hint="eastAsia"/>
+          <w:sz w:val="15"/>
+          <w:szCs w:val="15"/>
+        </w:rPr>
+        <w:t>174</w:t>
       </w:r>
       <w:r>
         <w:rPr>
@@ -26736,7 +27591,16 @@
           <w:sz w:val="15"/>
           <w:szCs w:val="15"/>
         </w:rPr>
-        <w:t>.(in Chinese))</w:t>
+        <w:t>.(</w:t>
+      </w:r>
+      <w:proofErr w:type="gramEnd"/>
+      <w:r>
+        <w:rPr>
+          <w:rFonts w:ascii="Times New Roman" w:eastAsia="宋体" w:hAnsi="Times New Roman"/>
+          <w:sz w:val="15"/>
+          <w:szCs w:val="15"/>
+        </w:rPr>
+        <w:t>in Chinese))</w:t>
       </w:r>
     </w:p>
     <w:p>
@@ -26817,6 +27681,7 @@
         <w:t xml:space="preserve">araf </w:t>
       </w:r>
       <w:proofErr w:type="spellStart"/>
+      <w:proofErr w:type="gramStart"/>
       <w:r>
         <w:rPr>
           <w:rFonts w:ascii="Times New Roman" w:eastAsia="宋体" w:hAnsi="Times New Roman"/>
@@ -26826,6 +27691,7 @@
         <w:t>Mangesh,Agarwal</w:t>
       </w:r>
       <w:proofErr w:type="spellEnd"/>
+      <w:proofErr w:type="gramEnd"/>
       <w:r>
         <w:rPr>
           <w:rFonts w:ascii="Times New Roman" w:eastAsia="宋体" w:hAnsi="Times New Roman"/>
@@ -26835,6 +27701,7 @@
         <w:t xml:space="preserve"> </w:t>
       </w:r>
       <w:proofErr w:type="spellStart"/>
+      <w:proofErr w:type="gramStart"/>
       <w:r>
         <w:rPr>
           <w:rFonts w:ascii="Times New Roman" w:eastAsia="宋体" w:hAnsi="Times New Roman"/>
@@ -26844,6 +27711,7 @@
         <w:t>A,Chaudhary</w:t>
       </w:r>
       <w:proofErr w:type="spellEnd"/>
+      <w:proofErr w:type="gramEnd"/>
       <w:r>
         <w:rPr>
           <w:rFonts w:ascii="Times New Roman" w:eastAsia="宋体" w:hAnsi="Times New Roman"/>
@@ -26853,6 +27721,7 @@
         <w:t xml:space="preserve"> </w:t>
       </w:r>
       <w:proofErr w:type="spellStart"/>
+      <w:proofErr w:type="gramStart"/>
       <w:r>
         <w:rPr>
           <w:rFonts w:ascii="Times New Roman" w:eastAsia="宋体" w:hAnsi="Times New Roman"/>
@@ -26862,6 +27731,7 @@
         <w:t>A,et</w:t>
       </w:r>
       <w:proofErr w:type="spellEnd"/>
+      <w:proofErr w:type="gramEnd"/>
       <w:r>
         <w:rPr>
           <w:rFonts w:ascii="Times New Roman" w:eastAsia="宋体" w:hAnsi="Times New Roman"/>
@@ -26871,6 +27741,7 @@
         <w:t xml:space="preserve"> </w:t>
       </w:r>
       <w:proofErr w:type="spellStart"/>
+      <w:proofErr w:type="gramStart"/>
       <w:r>
         <w:rPr>
           <w:rFonts w:ascii="Times New Roman" w:eastAsia="宋体" w:hAnsi="Times New Roman"/>
@@ -26880,13 +27751,32 @@
         <w:t>al.Kinematic</w:t>
       </w:r>
       <w:proofErr w:type="spellEnd"/>
+      <w:proofErr w:type="gramEnd"/>
       <w:r>
         <w:rPr>
           <w:rFonts w:ascii="Times New Roman" w:eastAsia="宋体" w:hAnsi="Times New Roman"/>
           <w:sz w:val="15"/>
           <w:szCs w:val="15"/>
         </w:rPr>
-        <w:t xml:space="preserve"> Modelling and Motion Mapping of Robotic Arms.[J]</w:t>
+        <w:t xml:space="preserve"> Modelling and Motion Mapping of Robotic </w:t>
+      </w:r>
+      <w:proofErr w:type="gramStart"/>
+      <w:r>
+        <w:rPr>
+          <w:rFonts w:ascii="Times New Roman" w:eastAsia="宋体" w:hAnsi="Times New Roman"/>
+          <w:sz w:val="15"/>
+          <w:szCs w:val="15"/>
+        </w:rPr>
+        <w:t>Arms.[</w:t>
+      </w:r>
+      <w:proofErr w:type="gramEnd"/>
+      <w:r>
+        <w:rPr>
+          <w:rFonts w:ascii="Times New Roman" w:eastAsia="宋体" w:hAnsi="Times New Roman"/>
+          <w:sz w:val="15"/>
+          <w:szCs w:val="15"/>
+        </w:rPr>
+        <w:t>J]</w:t>
       </w:r>
       <w:r>
         <w:rPr>
@@ -26904,7 +27794,43 @@
           <w:sz w:val="15"/>
           <w:szCs w:val="15"/>
         </w:rPr>
-        <w:t>Volume 1969 , Issue 1 . 2021</w:t>
+        <w:t xml:space="preserve">Volume </w:t>
+      </w:r>
+      <w:proofErr w:type="gramStart"/>
+      <w:r>
+        <w:rPr>
+          <w:rFonts w:ascii="Times New Roman" w:eastAsia="宋体" w:hAnsi="Times New Roman"/>
+          <w:sz w:val="15"/>
+          <w:szCs w:val="15"/>
+        </w:rPr>
+        <w:t>1969 ,</w:t>
+      </w:r>
+      <w:proofErr w:type="gramEnd"/>
+      <w:r>
+        <w:rPr>
+          <w:rFonts w:ascii="Times New Roman" w:eastAsia="宋体" w:hAnsi="Times New Roman"/>
+          <w:sz w:val="15"/>
+          <w:szCs w:val="15"/>
+        </w:rPr>
+        <w:t xml:space="preserve"> Issue </w:t>
+      </w:r>
+      <w:proofErr w:type="gramStart"/>
+      <w:r>
+        <w:rPr>
+          <w:rFonts w:ascii="Times New Roman" w:eastAsia="宋体" w:hAnsi="Times New Roman"/>
+          <w:sz w:val="15"/>
+          <w:szCs w:val="15"/>
+        </w:rPr>
+        <w:t>1 .</w:t>
+      </w:r>
+      <w:proofErr w:type="gramEnd"/>
+      <w:r>
+        <w:rPr>
+          <w:rFonts w:ascii="Times New Roman" w:eastAsia="宋体" w:hAnsi="Times New Roman"/>
+          <w:sz w:val="15"/>
+          <w:szCs w:val="15"/>
+        </w:rPr>
+        <w:t xml:space="preserve"> 2021</w:t>
       </w:r>
     </w:p>
     <w:p>
@@ -26983,6 +27909,7 @@
         <w:t xml:space="preserve">hao </w:t>
       </w:r>
       <w:proofErr w:type="spellStart"/>
+      <w:proofErr w:type="gramStart"/>
       <w:r>
         <w:rPr>
           <w:rFonts w:ascii="Times New Roman" w:eastAsia="宋体" w:hAnsi="Times New Roman"/>
@@ -27008,6 +27935,7 @@
         <w:t>Wan</w:t>
       </w:r>
       <w:proofErr w:type="spellEnd"/>
+      <w:proofErr w:type="gramEnd"/>
       <w:r>
         <w:rPr>
           <w:rFonts w:ascii="Times New Roman" w:eastAsia="宋体" w:hAnsi="Times New Roman"/>
@@ -27017,6 +27945,7 @@
         <w:t xml:space="preserve"> </w:t>
       </w:r>
       <w:proofErr w:type="spellStart"/>
+      <w:proofErr w:type="gramStart"/>
       <w:r>
         <w:rPr>
           <w:rFonts w:ascii="Times New Roman" w:eastAsia="宋体" w:hAnsi="Times New Roman"/>
@@ -27042,6 +27971,7 @@
         <w:t>Li</w:t>
       </w:r>
       <w:proofErr w:type="spellEnd"/>
+      <w:proofErr w:type="gramEnd"/>
       <w:r>
         <w:rPr>
           <w:rFonts w:ascii="Times New Roman" w:eastAsia="宋体" w:hAnsi="Times New Roman"/>
@@ -27051,6 +27981,7 @@
         <w:t xml:space="preserve"> </w:t>
       </w:r>
       <w:proofErr w:type="spellStart"/>
+      <w:proofErr w:type="gramStart"/>
       <w:r>
         <w:rPr>
           <w:rFonts w:ascii="Times New Roman" w:eastAsia="宋体" w:hAnsi="Times New Roman"/>
@@ -27060,6 +27991,7 @@
         <w:t>Wei,et</w:t>
       </w:r>
       <w:proofErr w:type="spellEnd"/>
+      <w:proofErr w:type="gramEnd"/>
       <w:r>
         <w:rPr>
           <w:rFonts w:ascii="Times New Roman" w:eastAsia="宋体" w:hAnsi="Times New Roman"/>
@@ -27069,6 +28001,7 @@
         <w:t xml:space="preserve"> </w:t>
       </w:r>
       <w:proofErr w:type="spellStart"/>
+      <w:proofErr w:type="gramStart"/>
       <w:r>
         <w:rPr>
           <w:rFonts w:ascii="Times New Roman" w:eastAsia="宋体" w:hAnsi="Times New Roman"/>
@@ -27078,13 +28011,23 @@
         <w:t>al.Kinematic</w:t>
       </w:r>
       <w:proofErr w:type="spellEnd"/>
+      <w:proofErr w:type="gramEnd"/>
       <w:r>
         <w:rPr>
           <w:rFonts w:ascii="Times New Roman" w:eastAsia="宋体" w:hAnsi="Times New Roman"/>
           <w:sz w:val="15"/>
           <w:szCs w:val="15"/>
         </w:rPr>
-        <w:t xml:space="preserve"> Modelling Analysis and Simulation of 6-DOF Manipulator</w:t>
+        <w:t xml:space="preserve"> Modelling Analysis and Simulation of 6-DOF </w:t>
+      </w:r>
+      <w:proofErr w:type="gramStart"/>
+      <w:r>
+        <w:rPr>
+          <w:rFonts w:ascii="Times New Roman" w:eastAsia="宋体" w:hAnsi="Times New Roman"/>
+          <w:sz w:val="15"/>
+          <w:szCs w:val="15"/>
+        </w:rPr>
+        <w:t>Manipulator</w:t>
       </w:r>
       <w:r>
         <w:rPr>
@@ -27102,7 +28045,16 @@
           <w:sz w:val="15"/>
           <w:szCs w:val="15"/>
         </w:rPr>
-        <w:t>[J]</w:t>
+        <w:t>[</w:t>
+      </w:r>
+      <w:proofErr w:type="gramEnd"/>
+      <w:r>
+        <w:rPr>
+          <w:rFonts w:ascii="Times New Roman" w:eastAsia="宋体" w:hAnsi="Times New Roman"/>
+          <w:sz w:val="15"/>
+          <w:szCs w:val="15"/>
+        </w:rPr>
+        <w:t>J]</w:t>
       </w:r>
       <w:r>
         <w:rPr>
@@ -27120,7 +28072,43 @@
           <w:sz w:val="15"/>
           <w:szCs w:val="15"/>
         </w:rPr>
-        <w:t>Volume 2501 , Issue 1 . 2023</w:t>
+        <w:t xml:space="preserve">Volume </w:t>
+      </w:r>
+      <w:proofErr w:type="gramStart"/>
+      <w:r>
+        <w:rPr>
+          <w:rFonts w:ascii="Times New Roman" w:eastAsia="宋体" w:hAnsi="Times New Roman"/>
+          <w:sz w:val="15"/>
+          <w:szCs w:val="15"/>
+        </w:rPr>
+        <w:t>2501 ,</w:t>
+      </w:r>
+      <w:proofErr w:type="gramEnd"/>
+      <w:r>
+        <w:rPr>
+          <w:rFonts w:ascii="Times New Roman" w:eastAsia="宋体" w:hAnsi="Times New Roman"/>
+          <w:sz w:val="15"/>
+          <w:szCs w:val="15"/>
+        </w:rPr>
+        <w:t xml:space="preserve"> Issue </w:t>
+      </w:r>
+      <w:proofErr w:type="gramStart"/>
+      <w:r>
+        <w:rPr>
+          <w:rFonts w:ascii="Times New Roman" w:eastAsia="宋体" w:hAnsi="Times New Roman"/>
+          <w:sz w:val="15"/>
+          <w:szCs w:val="15"/>
+        </w:rPr>
+        <w:t>1 .</w:t>
+      </w:r>
+      <w:proofErr w:type="gramEnd"/>
+      <w:r>
+        <w:rPr>
+          <w:rFonts w:ascii="Times New Roman" w:eastAsia="宋体" w:hAnsi="Times New Roman"/>
+          <w:sz w:val="15"/>
+          <w:szCs w:val="15"/>
+        </w:rPr>
+        <w:t xml:space="preserve"> 2023</w:t>
       </w:r>
     </w:p>
     <w:p>
@@ -27272,7 +28260,51 @@
           <w:sz w:val="15"/>
           <w:szCs w:val="15"/>
         </w:rPr>
-        <w:t>. Volume 2246 , Issue 1 . 2022</w:t>
+        <w:t xml:space="preserve">. Volume </w:t>
+      </w:r>
+      <w:proofErr w:type="gramStart"/>
+      <w:r>
+        <w:rPr>
+          <w:rFonts w:hint="eastAsia"/>
+          <w:b w:val="0"/>
+          <w:bCs/>
+          <w:sz w:val="15"/>
+          <w:szCs w:val="15"/>
+        </w:rPr>
+        <w:t>2246 ,</w:t>
+      </w:r>
+      <w:proofErr w:type="gramEnd"/>
+      <w:r>
+        <w:rPr>
+          <w:rFonts w:hint="eastAsia"/>
+          <w:b w:val="0"/>
+          <w:bCs/>
+          <w:sz w:val="15"/>
+          <w:szCs w:val="15"/>
+        </w:rPr>
+        <w:t xml:space="preserve"> Issue </w:t>
+      </w:r>
+      <w:proofErr w:type="gramStart"/>
+      <w:r>
+        <w:rPr>
+          <w:rFonts w:hint="eastAsia"/>
+          <w:b w:val="0"/>
+          <w:bCs/>
+          <w:sz w:val="15"/>
+          <w:szCs w:val="15"/>
+        </w:rPr>
+        <w:t>1 .</w:t>
+      </w:r>
+      <w:proofErr w:type="gramEnd"/>
+      <w:r>
+        <w:rPr>
+          <w:rFonts w:hint="eastAsia"/>
+          <w:b w:val="0"/>
+          <w:bCs/>
+          <w:sz w:val="15"/>
+          <w:szCs w:val="15"/>
+        </w:rPr>
+        <w:t xml:space="preserve"> 2022</w:t>
       </w:r>
     </w:p>
     <w:p>
@@ -27351,6 +28383,7 @@
         <w:t xml:space="preserve"> </w:t>
       </w:r>
       <w:proofErr w:type="spellStart"/>
+      <w:proofErr w:type="gramStart"/>
       <w:r>
         <w:rPr>
           <w:rFonts w:ascii="Times New Roman" w:eastAsia="宋体" w:hAnsi="Times New Roman"/>
@@ -27360,6 +28393,7 @@
         <w:t>Omid;Fathollahi</w:t>
       </w:r>
       <w:proofErr w:type="spellEnd"/>
+      <w:proofErr w:type="gramEnd"/>
       <w:r>
         <w:rPr>
           <w:rFonts w:ascii="Times New Roman" w:eastAsia="宋体" w:hAnsi="Times New Roman"/>
@@ -27369,6 +28403,7 @@
         <w:t xml:space="preserve"> Dehkordi </w:t>
       </w:r>
       <w:proofErr w:type="spellStart"/>
+      <w:proofErr w:type="gramStart"/>
       <w:r>
         <w:rPr>
           <w:rFonts w:ascii="Times New Roman" w:eastAsia="宋体" w:hAnsi="Times New Roman"/>
@@ -27378,6 +28413,7 @@
         <w:t>Siavash;Habibnejad</w:t>
       </w:r>
       <w:proofErr w:type="spellEnd"/>
+      <w:proofErr w:type="gramEnd"/>
       <w:r>
         <w:rPr>
           <w:rFonts w:ascii="Times New Roman" w:eastAsia="宋体" w:hAnsi="Times New Roman"/>
@@ -27420,7 +28456,25 @@
           <w:sz w:val="15"/>
           <w:szCs w:val="15"/>
         </w:rPr>
-        <w:t xml:space="preserve"> modeling and extended bifurcation analysis of flexible-link manipulator.[J] </w:t>
+        <w:t xml:space="preserve"> modeling and extended bifurcation analysis of flexible-link </w:t>
+      </w:r>
+      <w:proofErr w:type="gramStart"/>
+      <w:r>
+        <w:rPr>
+          <w:rFonts w:ascii="Times New Roman" w:eastAsia="宋体" w:hAnsi="Times New Roman"/>
+          <w:sz w:val="15"/>
+          <w:szCs w:val="15"/>
+        </w:rPr>
+        <w:t>manipulator.[</w:t>
+      </w:r>
+      <w:proofErr w:type="gramEnd"/>
+      <w:r>
+        <w:rPr>
+          <w:rFonts w:ascii="Times New Roman" w:eastAsia="宋体" w:hAnsi="Times New Roman"/>
+          <w:sz w:val="15"/>
+          <w:szCs w:val="15"/>
+        </w:rPr>
+        <w:t xml:space="preserve">J] </w:t>
       </w:r>
       <w:r>
         <w:rPr>
@@ -27438,7 +28492,43 @@
           <w:sz w:val="15"/>
           <w:szCs w:val="15"/>
         </w:rPr>
-        <w:t>. Volume 48 , Issue 1 . 2020. PP 87-110</w:t>
+        <w:t xml:space="preserve">. Volume </w:t>
+      </w:r>
+      <w:proofErr w:type="gramStart"/>
+      <w:r>
+        <w:rPr>
+          <w:rFonts w:ascii="Times New Roman" w:eastAsia="宋体" w:hAnsi="Times New Roman"/>
+          <w:sz w:val="15"/>
+          <w:szCs w:val="15"/>
+        </w:rPr>
+        <w:t>48 ,</w:t>
+      </w:r>
+      <w:proofErr w:type="gramEnd"/>
+      <w:r>
+        <w:rPr>
+          <w:rFonts w:ascii="Times New Roman" w:eastAsia="宋体" w:hAnsi="Times New Roman"/>
+          <w:sz w:val="15"/>
+          <w:szCs w:val="15"/>
+        </w:rPr>
+        <w:t xml:space="preserve"> Issue </w:t>
+      </w:r>
+      <w:proofErr w:type="gramStart"/>
+      <w:r>
+        <w:rPr>
+          <w:rFonts w:ascii="Times New Roman" w:eastAsia="宋体" w:hAnsi="Times New Roman"/>
+          <w:sz w:val="15"/>
+          <w:szCs w:val="15"/>
+        </w:rPr>
+        <w:t>1 .</w:t>
+      </w:r>
+      <w:proofErr w:type="gramEnd"/>
+      <w:r>
+        <w:rPr>
+          <w:rFonts w:ascii="Times New Roman" w:eastAsia="宋体" w:hAnsi="Times New Roman"/>
+          <w:sz w:val="15"/>
+          <w:szCs w:val="15"/>
+        </w:rPr>
+        <w:t xml:space="preserve"> 2020. PP 87-110</w:t>
       </w:r>
     </w:p>
     <w:p>
@@ -27496,7 +28586,16 @@
           <w:sz w:val="15"/>
           <w:szCs w:val="15"/>
         </w:rPr>
-        <w:t>高涵.面向卫星装配的六自由度机械臂运动学分析及仿真[J].机电工程技术,2020,49(08):30-32.</w:t>
+        <w:t>高涵.面向卫星装配的六自由度机械臂运动学分析及仿真[J].机电工程技术,2020,49(08):30-</w:t>
+      </w:r>
+      <w:proofErr w:type="gramStart"/>
+      <w:r>
+        <w:rPr>
+          <w:rFonts w:asciiTheme="minorEastAsia" w:eastAsiaTheme="minorEastAsia" w:hAnsiTheme="minorEastAsia" w:cstheme="minorEastAsia" w:hint="eastAsia"/>
+          <w:sz w:val="15"/>
+          <w:szCs w:val="15"/>
+        </w:rPr>
+        <w:t>32.</w:t>
       </w:r>
       <w:r>
         <w:rPr>
@@ -27504,9 +28603,19 @@
           <w:sz w:val="15"/>
           <w:szCs w:val="15"/>
         </w:rPr>
-        <w:t xml:space="preserve">(Gao </w:t>
+        <w:t>(</w:t>
+      </w:r>
+      <w:proofErr w:type="gramEnd"/>
+      <w:r>
+        <w:rPr>
+          <w:rFonts w:ascii="Times New Roman" w:eastAsiaTheme="minorEastAsia" w:hAnsi="Times New Roman"/>
+          <w:sz w:val="15"/>
+          <w:szCs w:val="15"/>
+        </w:rPr>
+        <w:t xml:space="preserve">Gao </w:t>
       </w:r>
       <w:proofErr w:type="spellStart"/>
+      <w:proofErr w:type="gramStart"/>
       <w:r>
         <w:rPr>
           <w:rFonts w:ascii="Times New Roman" w:eastAsiaTheme="minorEastAsia" w:hAnsi="Times New Roman"/>
@@ -27516,13 +28625,41 @@
         <w:t>H.Kinematics</w:t>
       </w:r>
       <w:proofErr w:type="spellEnd"/>
+      <w:proofErr w:type="gramEnd"/>
       <w:r>
         <w:rPr>
           <w:rFonts w:ascii="Times New Roman" w:eastAsiaTheme="minorEastAsia" w:hAnsi="Times New Roman"/>
           <w:sz w:val="15"/>
           <w:szCs w:val="15"/>
         </w:rPr>
-        <w:t xml:space="preserve"> analysis and simulation of a 6-DOF manipulator for satellite assembly.[J].</w:t>
+        <w:t xml:space="preserve"> analysis and simulation of a 6-DOF manipulator for satellite </w:t>
+      </w:r>
+      <w:proofErr w:type="gramStart"/>
+      <w:r>
+        <w:rPr>
+          <w:rFonts w:ascii="Times New Roman" w:eastAsiaTheme="minorEastAsia" w:hAnsi="Times New Roman"/>
+          <w:sz w:val="15"/>
+          <w:szCs w:val="15"/>
+        </w:rPr>
+        <w:t>assembly.[</w:t>
+      </w:r>
+      <w:proofErr w:type="gramEnd"/>
+      <w:r>
+        <w:rPr>
+          <w:rFonts w:ascii="Times New Roman" w:eastAsiaTheme="minorEastAsia" w:hAnsi="Times New Roman"/>
+          <w:sz w:val="15"/>
+          <w:szCs w:val="15"/>
+        </w:rPr>
+        <w:t>J</w:t>
+      </w:r>
+      <w:proofErr w:type="gramStart"/>
+      <w:r>
+        <w:rPr>
+          <w:rFonts w:ascii="Times New Roman" w:eastAsiaTheme="minorEastAsia" w:hAnsi="Times New Roman"/>
+          <w:sz w:val="15"/>
+          <w:szCs w:val="15"/>
+        </w:rPr>
+        <w:t>].</w:t>
       </w:r>
       <w:r>
         <w:rPr>
@@ -27532,15 +28669,44 @@
           <w:sz w:val="15"/>
           <w:szCs w:val="15"/>
         </w:rPr>
-        <w:t>Mechanical and Electrical Engineering Technology</w:t>
-      </w:r>
+        <w:t>Mechanical</w:t>
+      </w:r>
+      <w:proofErr w:type="gramEnd"/>
       <w:r>
         <w:rPr>
           <w:rFonts w:ascii="Times New Roman" w:eastAsiaTheme="minorEastAsia" w:hAnsi="Times New Roman"/>
-          <w:sz w:val="15"/>
-          <w:szCs w:val="15"/>
-        </w:rPr>
-        <w:t>,2020,49(08):30-32.(in Chinese))</w:t>
+          <w:i/>
+          <w:iCs/>
+          <w:sz w:val="15"/>
+          <w:szCs w:val="15"/>
+        </w:rPr>
+        <w:t xml:space="preserve"> and Electrical Engineering Technology</w:t>
+      </w:r>
+      <w:r>
+        <w:rPr>
+          <w:rFonts w:ascii="Times New Roman" w:eastAsiaTheme="minorEastAsia" w:hAnsi="Times New Roman"/>
+          <w:sz w:val="15"/>
+          <w:szCs w:val="15"/>
+        </w:rPr>
+        <w:t>,2020,49(08):30-</w:t>
+      </w:r>
+      <w:proofErr w:type="gramStart"/>
+      <w:r>
+        <w:rPr>
+          <w:rFonts w:ascii="Times New Roman" w:eastAsiaTheme="minorEastAsia" w:hAnsi="Times New Roman"/>
+          <w:sz w:val="15"/>
+          <w:szCs w:val="15"/>
+        </w:rPr>
+        <w:t>32.(</w:t>
+      </w:r>
+      <w:proofErr w:type="gramEnd"/>
+      <w:r>
+        <w:rPr>
+          <w:rFonts w:ascii="Times New Roman" w:eastAsiaTheme="minorEastAsia" w:hAnsi="Times New Roman"/>
+          <w:sz w:val="15"/>
+          <w:szCs w:val="15"/>
+        </w:rPr>
+        <w:t>in Chinese))</w:t>
       </w:r>
     </w:p>
     <w:p>
@@ -27598,7 +28764,52 @@
           <w:sz w:val="15"/>
           <w:szCs w:val="15"/>
         </w:rPr>
-        <w:t>余鑫,武海雷,丁萌等.基于改进粒子群的绳驱连续型机械臂逆运动学分析[J].飞控与探测,2023,6(01):41-47.</w:t>
+        <w:t>余鑫,武海雷,</w:t>
+      </w:r>
+      <w:proofErr w:type="gramStart"/>
+      <w:r>
+        <w:rPr>
+          <w:rFonts w:asciiTheme="minorEastAsia" w:eastAsiaTheme="minorEastAsia" w:hAnsiTheme="minorEastAsia" w:cstheme="minorEastAsia" w:hint="eastAsia"/>
+          <w:sz w:val="15"/>
+          <w:szCs w:val="15"/>
+        </w:rPr>
+        <w:t>丁萌等</w:t>
+      </w:r>
+      <w:proofErr w:type="gramEnd"/>
+      <w:r>
+        <w:rPr>
+          <w:rFonts w:asciiTheme="minorEastAsia" w:eastAsiaTheme="minorEastAsia" w:hAnsiTheme="minorEastAsia" w:cstheme="minorEastAsia" w:hint="eastAsia"/>
+          <w:sz w:val="15"/>
+          <w:szCs w:val="15"/>
+        </w:rPr>
+        <w:t>.基于改进粒子群的绳驱连续型机械臂逆运动学分析[J].</w:t>
+      </w:r>
+      <w:proofErr w:type="gramStart"/>
+      <w:r>
+        <w:rPr>
+          <w:rFonts w:asciiTheme="minorEastAsia" w:eastAsiaTheme="minorEastAsia" w:hAnsiTheme="minorEastAsia" w:cstheme="minorEastAsia" w:hint="eastAsia"/>
+          <w:sz w:val="15"/>
+          <w:szCs w:val="15"/>
+        </w:rPr>
+        <w:t>飞控与</w:t>
+      </w:r>
+      <w:proofErr w:type="gramEnd"/>
+      <w:r>
+        <w:rPr>
+          <w:rFonts w:asciiTheme="minorEastAsia" w:eastAsiaTheme="minorEastAsia" w:hAnsiTheme="minorEastAsia" w:cstheme="minorEastAsia" w:hint="eastAsia"/>
+          <w:sz w:val="15"/>
+          <w:szCs w:val="15"/>
+        </w:rPr>
+        <w:t>探测,2023,6(01):41-</w:t>
+      </w:r>
+      <w:proofErr w:type="gramStart"/>
+      <w:r>
+        <w:rPr>
+          <w:rFonts w:asciiTheme="minorEastAsia" w:eastAsiaTheme="minorEastAsia" w:hAnsiTheme="minorEastAsia" w:cstheme="minorEastAsia" w:hint="eastAsia"/>
+          <w:sz w:val="15"/>
+          <w:szCs w:val="15"/>
+        </w:rPr>
+        <w:t>47.</w:t>
       </w:r>
       <w:r>
         <w:rPr>
@@ -27606,9 +28817,19 @@
           <w:sz w:val="15"/>
           <w:szCs w:val="15"/>
         </w:rPr>
-        <w:t xml:space="preserve">(Yu </w:t>
+        <w:t>(</w:t>
+      </w:r>
+      <w:proofErr w:type="gramEnd"/>
+      <w:r>
+        <w:rPr>
+          <w:rFonts w:ascii="Times New Roman" w:eastAsiaTheme="minorEastAsia" w:hAnsi="Times New Roman"/>
+          <w:sz w:val="15"/>
+          <w:szCs w:val="15"/>
+        </w:rPr>
+        <w:t xml:space="preserve">Yu </w:t>
       </w:r>
       <w:proofErr w:type="spellStart"/>
+      <w:proofErr w:type="gramStart"/>
       <w:r>
         <w:rPr>
           <w:rFonts w:ascii="Times New Roman" w:eastAsiaTheme="minorEastAsia" w:hAnsi="Times New Roman"/>
@@ -27618,6 +28839,7 @@
         <w:t>X,Wu</w:t>
       </w:r>
       <w:proofErr w:type="spellEnd"/>
+      <w:proofErr w:type="gramEnd"/>
       <w:r>
         <w:rPr>
           <w:rFonts w:ascii="Times New Roman" w:eastAsiaTheme="minorEastAsia" w:hAnsi="Times New Roman"/>
@@ -27627,6 +28849,7 @@
         <w:t xml:space="preserve"> </w:t>
       </w:r>
       <w:proofErr w:type="spellStart"/>
+      <w:proofErr w:type="gramStart"/>
       <w:r>
         <w:rPr>
           <w:rFonts w:ascii="Times New Roman" w:eastAsiaTheme="minorEastAsia" w:hAnsi="Times New Roman"/>
@@ -27636,6 +28859,7 @@
         <w:t>HL,Ding</w:t>
       </w:r>
       <w:proofErr w:type="spellEnd"/>
+      <w:proofErr w:type="gramEnd"/>
       <w:r>
         <w:rPr>
           <w:rFonts w:ascii="Times New Roman" w:eastAsiaTheme="minorEastAsia" w:hAnsi="Times New Roman"/>
@@ -27645,6 +28869,7 @@
         <w:t xml:space="preserve"> </w:t>
       </w:r>
       <w:proofErr w:type="spellStart"/>
+      <w:proofErr w:type="gramStart"/>
       <w:r>
         <w:rPr>
           <w:rFonts w:ascii="Times New Roman" w:eastAsiaTheme="minorEastAsia" w:hAnsi="Times New Roman"/>
@@ -27654,13 +28879,41 @@
         <w:t>M.Inverse</w:t>
       </w:r>
       <w:proofErr w:type="spellEnd"/>
+      <w:proofErr w:type="gramEnd"/>
       <w:r>
         <w:rPr>
           <w:rFonts w:ascii="Times New Roman" w:eastAsiaTheme="minorEastAsia" w:hAnsi="Times New Roman"/>
           <w:sz w:val="15"/>
           <w:szCs w:val="15"/>
         </w:rPr>
-        <w:t xml:space="preserve"> kinematics analysis of continuous rope-driven manipulator based on improved particle swarm.[J]</w:t>
+        <w:t xml:space="preserve"> kinematics analysis of continuous rope-driven manipulator based on improved particle </w:t>
+      </w:r>
+      <w:proofErr w:type="gramStart"/>
+      <w:r>
+        <w:rPr>
+          <w:rFonts w:ascii="Times New Roman" w:eastAsiaTheme="minorEastAsia" w:hAnsi="Times New Roman"/>
+          <w:sz w:val="15"/>
+          <w:szCs w:val="15"/>
+        </w:rPr>
+        <w:t>swarm.[</w:t>
+      </w:r>
+      <w:proofErr w:type="gramEnd"/>
+      <w:r>
+        <w:rPr>
+          <w:rFonts w:ascii="Times New Roman" w:eastAsiaTheme="minorEastAsia" w:hAnsi="Times New Roman"/>
+          <w:sz w:val="15"/>
+          <w:szCs w:val="15"/>
+        </w:rPr>
+        <w:t>J</w:t>
+      </w:r>
+      <w:proofErr w:type="gramStart"/>
+      <w:r>
+        <w:rPr>
+          <w:rFonts w:ascii="Times New Roman" w:eastAsiaTheme="minorEastAsia" w:hAnsi="Times New Roman"/>
+          <w:sz w:val="15"/>
+          <w:szCs w:val="15"/>
+        </w:rPr>
+        <w:t>]</w:t>
       </w:r>
       <w:r>
         <w:rPr>
@@ -27670,7 +28923,18 @@
           <w:sz w:val="15"/>
           <w:szCs w:val="15"/>
         </w:rPr>
-        <w:t xml:space="preserve">.Flight </w:t>
+        <w:t>.Flight</w:t>
+      </w:r>
+      <w:proofErr w:type="gramEnd"/>
+      <w:r>
+        <w:rPr>
+          <w:rFonts w:ascii="Times New Roman" w:eastAsiaTheme="minorEastAsia" w:hAnsi="Times New Roman"/>
+          <w:i/>
+          <w:iCs/>
+          <w:sz w:val="15"/>
+          <w:szCs w:val="15"/>
+        </w:rPr>
+        <w:t xml:space="preserve"> </w:t>
       </w:r>
       <w:r>
         <w:rPr>
@@ -27718,7 +28982,25 @@
           <w:sz w:val="15"/>
           <w:szCs w:val="15"/>
         </w:rPr>
-        <w:t>,2023,6(01):41-47.(in Chinese))</w:t>
+        <w:t>,2023,6(01):41-</w:t>
+      </w:r>
+      <w:proofErr w:type="gramStart"/>
+      <w:r>
+        <w:rPr>
+          <w:rFonts w:ascii="Times New Roman" w:eastAsiaTheme="minorEastAsia" w:hAnsi="Times New Roman"/>
+          <w:sz w:val="15"/>
+          <w:szCs w:val="15"/>
+        </w:rPr>
+        <w:t>47.(</w:t>
+      </w:r>
+      <w:proofErr w:type="gramEnd"/>
+      <w:r>
+        <w:rPr>
+          <w:rFonts w:ascii="Times New Roman" w:eastAsiaTheme="minorEastAsia" w:hAnsi="Times New Roman"/>
+          <w:sz w:val="15"/>
+          <w:szCs w:val="15"/>
+        </w:rPr>
+        <w:t>in Chinese))</w:t>
       </w:r>
     </w:p>
     <w:p>
@@ -27787,6 +29069,7 @@
         <w:t xml:space="preserve">Subedi </w:t>
       </w:r>
       <w:proofErr w:type="spellStart"/>
+      <w:proofErr w:type="gramStart"/>
       <w:r>
         <w:rPr>
           <w:rFonts w:ascii="Times New Roman" w:eastAsia="宋体" w:hAnsi="Times New Roman"/>
@@ -27796,6 +29079,7 @@
         <w:t>Dipendra,Tyapin</w:t>
       </w:r>
       <w:proofErr w:type="spellEnd"/>
+      <w:proofErr w:type="gramEnd"/>
       <w:r>
         <w:rPr>
           <w:rFonts w:ascii="Times New Roman" w:eastAsia="宋体" w:hAnsi="Times New Roman"/>
@@ -27805,6 +29089,7 @@
         <w:t xml:space="preserve"> </w:t>
       </w:r>
       <w:proofErr w:type="spellStart"/>
+      <w:proofErr w:type="gramStart"/>
       <w:r>
         <w:rPr>
           <w:rFonts w:ascii="Times New Roman" w:eastAsia="宋体" w:hAnsi="Times New Roman"/>
@@ -27814,6 +29099,7 @@
         <w:t>Ilya,Hovland</w:t>
       </w:r>
       <w:proofErr w:type="spellEnd"/>
+      <w:proofErr w:type="gramEnd"/>
       <w:r>
         <w:rPr>
           <w:rFonts w:ascii="Times New Roman" w:eastAsia="宋体" w:hAnsi="Times New Roman"/>
@@ -27838,7 +29124,25 @@
           <w:sz w:val="15"/>
           <w:szCs w:val="15"/>
         </w:rPr>
-        <w:t xml:space="preserve"> Modeling of Planar Multi-Link Flexible Manipulators.[J] </w:t>
+        <w:t xml:space="preserve"> Modeling of Planar Multi-Link Flexible </w:t>
+      </w:r>
+      <w:proofErr w:type="gramStart"/>
+      <w:r>
+        <w:rPr>
+          <w:rFonts w:ascii="Times New Roman" w:eastAsia="宋体" w:hAnsi="Times New Roman"/>
+          <w:sz w:val="15"/>
+          <w:szCs w:val="15"/>
+        </w:rPr>
+        <w:t>Manipulators.[</w:t>
+      </w:r>
+      <w:proofErr w:type="gramEnd"/>
+      <w:r>
+        <w:rPr>
+          <w:rFonts w:ascii="Times New Roman" w:eastAsia="宋体" w:hAnsi="Times New Roman"/>
+          <w:sz w:val="15"/>
+          <w:szCs w:val="15"/>
+        </w:rPr>
+        <w:t xml:space="preserve">J] </w:t>
       </w:r>
       <w:r>
         <w:rPr>
@@ -27856,7 +29160,43 @@
           <w:sz w:val="15"/>
           <w:szCs w:val="15"/>
         </w:rPr>
-        <w:t xml:space="preserve"> Volume 10 , Issue 2 . 2021. PP 70-70</w:t>
+        <w:t xml:space="preserve"> Volume </w:t>
+      </w:r>
+      <w:proofErr w:type="gramStart"/>
+      <w:r>
+        <w:rPr>
+          <w:rFonts w:ascii="Times New Roman" w:eastAsia="宋体" w:hAnsi="Times New Roman"/>
+          <w:sz w:val="15"/>
+          <w:szCs w:val="15"/>
+        </w:rPr>
+        <w:t>10 ,</w:t>
+      </w:r>
+      <w:proofErr w:type="gramEnd"/>
+      <w:r>
+        <w:rPr>
+          <w:rFonts w:ascii="Times New Roman" w:eastAsia="宋体" w:hAnsi="Times New Roman"/>
+          <w:sz w:val="15"/>
+          <w:szCs w:val="15"/>
+        </w:rPr>
+        <w:t xml:space="preserve"> Issue </w:t>
+      </w:r>
+      <w:proofErr w:type="gramStart"/>
+      <w:r>
+        <w:rPr>
+          <w:rFonts w:ascii="Times New Roman" w:eastAsia="宋体" w:hAnsi="Times New Roman"/>
+          <w:sz w:val="15"/>
+          <w:szCs w:val="15"/>
+        </w:rPr>
+        <w:t>2 .</w:t>
+      </w:r>
+      <w:proofErr w:type="gramEnd"/>
+      <w:r>
+        <w:rPr>
+          <w:rFonts w:ascii="Times New Roman" w:eastAsia="宋体" w:hAnsi="Times New Roman"/>
+          <w:sz w:val="15"/>
+          <w:szCs w:val="15"/>
+        </w:rPr>
+        <w:t xml:space="preserve"> 2021. PP 70-70</w:t>
       </w:r>
     </w:p>
     <w:p>
@@ -27925,6 +29265,7 @@
         <w:t xml:space="preserve">Qi </w:t>
       </w:r>
       <w:proofErr w:type="spellStart"/>
+      <w:proofErr w:type="gramStart"/>
       <w:r>
         <w:rPr>
           <w:rFonts w:ascii="Times New Roman" w:eastAsia="宋体" w:hAnsi="Times New Roman"/>
@@ -27934,6 +29275,7 @@
         <w:t>Fei,Chen</w:t>
       </w:r>
       <w:proofErr w:type="spellEnd"/>
+      <w:proofErr w:type="gramEnd"/>
       <w:r>
         <w:rPr>
           <w:rFonts w:ascii="Times New Roman" w:eastAsia="宋体" w:hAnsi="Times New Roman"/>
@@ -27943,6 +29285,7 @@
         <w:t xml:space="preserve"> </w:t>
       </w:r>
       <w:proofErr w:type="spellStart"/>
+      <w:proofErr w:type="gramStart"/>
       <w:r>
         <w:rPr>
           <w:rFonts w:ascii="Times New Roman" w:eastAsia="宋体" w:hAnsi="Times New Roman"/>
@@ -27952,6 +29295,7 @@
         <w:t>Bai,Gao</w:t>
       </w:r>
       <w:proofErr w:type="spellEnd"/>
+      <w:proofErr w:type="gramEnd"/>
       <w:r>
         <w:rPr>
           <w:rFonts w:ascii="Times New Roman" w:eastAsia="宋体" w:hAnsi="Times New Roman"/>
@@ -27961,6 +29305,7 @@
         <w:t xml:space="preserve"> </w:t>
       </w:r>
       <w:proofErr w:type="spellStart"/>
+      <w:proofErr w:type="gramStart"/>
       <w:r>
         <w:rPr>
           <w:rFonts w:ascii="Times New Roman" w:eastAsia="宋体" w:hAnsi="Times New Roman"/>
@@ -27970,6 +29315,7 @@
         <w:t>Shuyuan,et</w:t>
       </w:r>
       <w:proofErr w:type="spellEnd"/>
+      <w:proofErr w:type="gramEnd"/>
       <w:r>
         <w:rPr>
           <w:rFonts w:ascii="Times New Roman" w:eastAsia="宋体" w:hAnsi="Times New Roman"/>
@@ -27979,6 +29325,7 @@
         <w:t xml:space="preserve"> </w:t>
       </w:r>
       <w:proofErr w:type="spellStart"/>
+      <w:proofErr w:type="gramStart"/>
       <w:r>
         <w:rPr>
           <w:rFonts w:ascii="Times New Roman" w:eastAsia="宋体" w:hAnsi="Times New Roman"/>
@@ -27988,13 +29335,32 @@
         <w:t>al.Dynamic</w:t>
       </w:r>
       <w:proofErr w:type="spellEnd"/>
+      <w:proofErr w:type="gramEnd"/>
       <w:r>
         <w:rPr>
           <w:rFonts w:ascii="Times New Roman" w:eastAsia="宋体" w:hAnsi="Times New Roman"/>
           <w:sz w:val="15"/>
           <w:szCs w:val="15"/>
         </w:rPr>
-        <w:t xml:space="preserve"> model and control for a cable-driven continuum manipulator used for minimally invasive surgery.[J] </w:t>
+        <w:t xml:space="preserve"> model and control for a cable-driven continuum manipulator used for minimally invasive </w:t>
+      </w:r>
+      <w:proofErr w:type="gramStart"/>
+      <w:r>
+        <w:rPr>
+          <w:rFonts w:ascii="Times New Roman" w:eastAsia="宋体" w:hAnsi="Times New Roman"/>
+          <w:sz w:val="15"/>
+          <w:szCs w:val="15"/>
+        </w:rPr>
+        <w:t>surgery.[</w:t>
+      </w:r>
+      <w:proofErr w:type="gramEnd"/>
+      <w:r>
+        <w:rPr>
+          <w:rFonts w:ascii="Times New Roman" w:eastAsia="宋体" w:hAnsi="Times New Roman"/>
+          <w:sz w:val="15"/>
+          <w:szCs w:val="15"/>
+        </w:rPr>
+        <w:t xml:space="preserve">J] </w:t>
       </w:r>
       <w:r>
         <w:rPr>
@@ -28004,15 +29370,73 @@
           <w:sz w:val="15"/>
           <w:szCs w:val="15"/>
         </w:rPr>
-        <w:t>The international journal of medical robotics + computer assisted surgery : MRCAS.</w:t>
-      </w:r>
+        <w:t xml:space="preserve">The international journal of medical robotics + computer assisted </w:t>
+      </w:r>
+      <w:proofErr w:type="gramStart"/>
       <w:r>
         <w:rPr>
           <w:rFonts w:ascii="Times New Roman" w:eastAsia="宋体" w:hAnsi="Times New Roman"/>
-          <w:sz w:val="15"/>
-          <w:szCs w:val="15"/>
-        </w:rPr>
-        <w:t xml:space="preserve"> Volume 17 , Issue 3 . 2021</w:t>
+          <w:i/>
+          <w:iCs/>
+          <w:sz w:val="15"/>
+          <w:szCs w:val="15"/>
+        </w:rPr>
+        <w:t>surgery :</w:t>
+      </w:r>
+      <w:proofErr w:type="gramEnd"/>
+      <w:r>
+        <w:rPr>
+          <w:rFonts w:ascii="Times New Roman" w:eastAsia="宋体" w:hAnsi="Times New Roman"/>
+          <w:i/>
+          <w:iCs/>
+          <w:sz w:val="15"/>
+          <w:szCs w:val="15"/>
+        </w:rPr>
+        <w:t xml:space="preserve"> MRCAS.</w:t>
+      </w:r>
+      <w:r>
+        <w:rPr>
+          <w:rFonts w:ascii="Times New Roman" w:eastAsia="宋体" w:hAnsi="Times New Roman"/>
+          <w:sz w:val="15"/>
+          <w:szCs w:val="15"/>
+        </w:rPr>
+        <w:t xml:space="preserve"> Volume </w:t>
+      </w:r>
+      <w:proofErr w:type="gramStart"/>
+      <w:r>
+        <w:rPr>
+          <w:rFonts w:ascii="Times New Roman" w:eastAsia="宋体" w:hAnsi="Times New Roman"/>
+          <w:sz w:val="15"/>
+          <w:szCs w:val="15"/>
+        </w:rPr>
+        <w:t>17 ,</w:t>
+      </w:r>
+      <w:proofErr w:type="gramEnd"/>
+      <w:r>
+        <w:rPr>
+          <w:rFonts w:ascii="Times New Roman" w:eastAsia="宋体" w:hAnsi="Times New Roman"/>
+          <w:sz w:val="15"/>
+          <w:szCs w:val="15"/>
+        </w:rPr>
+        <w:t xml:space="preserve"> Issue </w:t>
+      </w:r>
+      <w:proofErr w:type="gramStart"/>
+      <w:r>
+        <w:rPr>
+          <w:rFonts w:ascii="Times New Roman" w:eastAsia="宋体" w:hAnsi="Times New Roman"/>
+          <w:sz w:val="15"/>
+          <w:szCs w:val="15"/>
+        </w:rPr>
+        <w:t>3 .</w:t>
+      </w:r>
+      <w:proofErr w:type="gramEnd"/>
+      <w:r>
+        <w:rPr>
+          <w:rFonts w:ascii="Times New Roman" w:eastAsia="宋体" w:hAnsi="Times New Roman"/>
+          <w:sz w:val="15"/>
+          <w:szCs w:val="15"/>
+        </w:rPr>
+        <w:t xml:space="preserve"> 2021</w:t>
       </w:r>
     </w:p>
     <w:p>
@@ -28070,16 +29494,7 @@
           <w:sz w:val="15"/>
           <w:szCs w:val="15"/>
         </w:rPr>
-        <w:t xml:space="preserve"> 谭帅. 六自由度串联机器人多目标轨迹优化与摩擦补偿控制方法研</w:t>
-      </w:r>
-      <w:r>
-        <w:rPr>
-          <w:rFonts w:ascii="宋体" w:eastAsia="宋体" w:hAnsi="宋体" w:cs="宋体" w:hint="eastAsia"/>
-          <w:sz w:val="15"/>
-          <w:szCs w:val="15"/>
-        </w:rPr>
-        <w:lastRenderedPageBreak/>
-        <w:t>究[D].华中科技大学,2022.</w:t>
+        <w:t xml:space="preserve"> 谭帅. 六自由度串联机器人多目标轨迹优化与摩擦补偿控制方法研究[D].华中科技大学,2022.</w:t>
       </w:r>
       <w:r>
         <w:rPr>
@@ -28090,6 +29505,7 @@
         <w:t xml:space="preserve">(Tan </w:t>
       </w:r>
       <w:proofErr w:type="spellStart"/>
+      <w:proofErr w:type="gramStart"/>
       <w:r>
         <w:rPr>
           <w:rFonts w:ascii="Times New Roman" w:eastAsia="宋体" w:hAnsi="Times New Roman"/>
@@ -28099,13 +29515,50 @@
         <w:t>S.Research</w:t>
       </w:r>
       <w:proofErr w:type="spellEnd"/>
+      <w:proofErr w:type="gramEnd"/>
       <w:r>
         <w:rPr>
           <w:rFonts w:ascii="Times New Roman" w:eastAsia="宋体" w:hAnsi="Times New Roman"/>
           <w:sz w:val="15"/>
           <w:szCs w:val="15"/>
         </w:rPr>
-        <w:t xml:space="preserve"> on multi-objective trajectory optimization and friction compensation control of six-degree-of-freedom series robots.[D].Huazhong University of Science and Technology,2022(in Chinese))</w:t>
+        <w:t xml:space="preserve"> on multi-objective trajectory optimization and friction compensation control of six-degree-of-freedom series </w:t>
+      </w:r>
+      <w:proofErr w:type="gramStart"/>
+      <w:r>
+        <w:rPr>
+          <w:rFonts w:ascii="Times New Roman" w:eastAsia="宋体" w:hAnsi="Times New Roman"/>
+          <w:sz w:val="15"/>
+          <w:szCs w:val="15"/>
+        </w:rPr>
+        <w:t>robots.[</w:t>
+      </w:r>
+      <w:proofErr w:type="gramEnd"/>
+      <w:r>
+        <w:rPr>
+          <w:rFonts w:ascii="Times New Roman" w:eastAsia="宋体" w:hAnsi="Times New Roman"/>
+          <w:sz w:val="15"/>
+          <w:szCs w:val="15"/>
+        </w:rPr>
+        <w:t>D</w:t>
+      </w:r>
+      <w:proofErr w:type="gramStart"/>
+      <w:r>
+        <w:rPr>
+          <w:rFonts w:ascii="Times New Roman" w:eastAsia="宋体" w:hAnsi="Times New Roman"/>
+          <w:sz w:val="15"/>
+          <w:szCs w:val="15"/>
+        </w:rPr>
+        <w:t>].Huazhong</w:t>
+      </w:r>
+      <w:proofErr w:type="gramEnd"/>
+      <w:r>
+        <w:rPr>
+          <w:rFonts w:ascii="Times New Roman" w:eastAsia="宋体" w:hAnsi="Times New Roman"/>
+          <w:sz w:val="15"/>
+          <w:szCs w:val="15"/>
+        </w:rPr>
+        <w:t xml:space="preserve"> University of Science and Technology,2022(in Chinese))</w:t>
       </w:r>
     </w:p>
     <w:p>
@@ -28163,7 +29616,34 @@
           <w:sz w:val="15"/>
           <w:szCs w:val="15"/>
         </w:rPr>
-        <w:t>龙樟,李显涛,帅涛等.工业机器人轨迹规划研究现状综述[J].机械科学与技术,2021,40(06):853-862.</w:t>
+        <w:t>龙樟,李显涛,</w:t>
+      </w:r>
+      <w:proofErr w:type="gramStart"/>
+      <w:r>
+        <w:rPr>
+          <w:rFonts w:ascii="宋体" w:eastAsia="宋体" w:hAnsi="宋体" w:cs="宋体" w:hint="eastAsia"/>
+          <w:sz w:val="15"/>
+          <w:szCs w:val="15"/>
+        </w:rPr>
+        <w:t>帅涛等</w:t>
+      </w:r>
+      <w:proofErr w:type="gramEnd"/>
+      <w:r>
+        <w:rPr>
+          <w:rFonts w:ascii="宋体" w:eastAsia="宋体" w:hAnsi="宋体" w:cs="宋体" w:hint="eastAsia"/>
+          <w:sz w:val="15"/>
+          <w:szCs w:val="15"/>
+        </w:rPr>
+        <w:t>.工业机器人轨迹规划研究现状综述[J].机械科学与技术,2021,40(06):853-</w:t>
+      </w:r>
+      <w:proofErr w:type="gramStart"/>
+      <w:r>
+        <w:rPr>
+          <w:rFonts w:ascii="宋体" w:eastAsia="宋体" w:hAnsi="宋体" w:cs="宋体" w:hint="eastAsia"/>
+          <w:sz w:val="15"/>
+          <w:szCs w:val="15"/>
+        </w:rPr>
+        <w:t>862.</w:t>
       </w:r>
       <w:r>
         <w:rPr>
@@ -28171,9 +29651,19 @@
           <w:sz w:val="15"/>
           <w:szCs w:val="15"/>
         </w:rPr>
-        <w:t xml:space="preserve">(Long </w:t>
+        <w:t>(</w:t>
+      </w:r>
+      <w:proofErr w:type="gramEnd"/>
+      <w:r>
+        <w:rPr>
+          <w:rFonts w:ascii="Times New Roman" w:eastAsia="宋体" w:hAnsi="Times New Roman"/>
+          <w:sz w:val="15"/>
+          <w:szCs w:val="15"/>
+        </w:rPr>
+        <w:t xml:space="preserve">Long </w:t>
       </w:r>
       <w:proofErr w:type="spellStart"/>
+      <w:proofErr w:type="gramStart"/>
       <w:r>
         <w:rPr>
           <w:rFonts w:ascii="Times New Roman" w:eastAsia="宋体" w:hAnsi="Times New Roman"/>
@@ -28183,6 +29673,7 @@
         <w:t>Z,Li</w:t>
       </w:r>
       <w:proofErr w:type="spellEnd"/>
+      <w:proofErr w:type="gramEnd"/>
       <w:r>
         <w:rPr>
           <w:rFonts w:ascii="Times New Roman" w:eastAsia="宋体" w:hAnsi="Times New Roman"/>
@@ -28192,6 +29683,7 @@
         <w:t xml:space="preserve"> </w:t>
       </w:r>
       <w:proofErr w:type="spellStart"/>
+      <w:proofErr w:type="gramStart"/>
       <w:r>
         <w:rPr>
           <w:rFonts w:ascii="Times New Roman" w:eastAsia="宋体" w:hAnsi="Times New Roman"/>
@@ -28201,13 +29693,59 @@
         <w:t>XZ,Shuai</w:t>
       </w:r>
       <w:proofErr w:type="spellEnd"/>
+      <w:proofErr w:type="gramEnd"/>
       <w:r>
         <w:rPr>
           <w:rFonts w:ascii="Times New Roman" w:eastAsia="宋体" w:hAnsi="Times New Roman"/>
           <w:sz w:val="15"/>
           <w:szCs w:val="15"/>
         </w:rPr>
-        <w:t xml:space="preserve"> T.A review of the research status of industrial robot trajectory planning.[J].</w:t>
+        <w:t xml:space="preserve"> </w:t>
+      </w:r>
+      <w:proofErr w:type="gramStart"/>
+      <w:r>
+        <w:rPr>
+          <w:rFonts w:ascii="Times New Roman" w:eastAsia="宋体" w:hAnsi="Times New Roman"/>
+          <w:sz w:val="15"/>
+          <w:szCs w:val="15"/>
+        </w:rPr>
+        <w:t>T.A</w:t>
+      </w:r>
+      <w:proofErr w:type="gramEnd"/>
+      <w:r>
+        <w:rPr>
+          <w:rFonts w:ascii="Times New Roman" w:eastAsia="宋体" w:hAnsi="Times New Roman"/>
+          <w:sz w:val="15"/>
+          <w:szCs w:val="15"/>
+        </w:rPr>
+        <w:t xml:space="preserve"> review of the research status of industrial robot trajectory </w:t>
+      </w:r>
+      <w:proofErr w:type="gramStart"/>
+      <w:r>
+        <w:rPr>
+          <w:rFonts w:ascii="Times New Roman" w:eastAsia="宋体" w:hAnsi="Times New Roman"/>
+          <w:sz w:val="15"/>
+          <w:szCs w:val="15"/>
+        </w:rPr>
+        <w:t>planning.[</w:t>
+      </w:r>
+      <w:proofErr w:type="gramEnd"/>
+      <w:r>
+        <w:rPr>
+          <w:rFonts w:ascii="Times New Roman" w:eastAsia="宋体" w:hAnsi="Times New Roman"/>
+          <w:sz w:val="15"/>
+          <w:szCs w:val="15"/>
+        </w:rPr>
+        <w:t>J</w:t>
+      </w:r>
+      <w:proofErr w:type="gramStart"/>
+      <w:r>
+        <w:rPr>
+          <w:rFonts w:ascii="Times New Roman" w:eastAsia="宋体" w:hAnsi="Times New Roman"/>
+          <w:sz w:val="15"/>
+          <w:szCs w:val="15"/>
+        </w:rPr>
+        <w:t>].</w:t>
       </w:r>
       <w:r>
         <w:rPr>
@@ -28217,15 +29755,44 @@
           <w:sz w:val="15"/>
           <w:szCs w:val="15"/>
         </w:rPr>
-        <w:t>Mechanical Science and Technology</w:t>
-      </w:r>
+        <w:t>Mechanical</w:t>
+      </w:r>
+      <w:proofErr w:type="gramEnd"/>
       <w:r>
         <w:rPr>
           <w:rFonts w:ascii="Times New Roman" w:eastAsia="宋体" w:hAnsi="Times New Roman"/>
-          <w:sz w:val="15"/>
-          <w:szCs w:val="15"/>
-        </w:rPr>
-        <w:t>,2021,40(06):853-862.(in Chinese))</w:t>
+          <w:i/>
+          <w:iCs/>
+          <w:sz w:val="15"/>
+          <w:szCs w:val="15"/>
+        </w:rPr>
+        <w:t xml:space="preserve"> Science and Technology</w:t>
+      </w:r>
+      <w:r>
+        <w:rPr>
+          <w:rFonts w:ascii="Times New Roman" w:eastAsia="宋体" w:hAnsi="Times New Roman"/>
+          <w:sz w:val="15"/>
+          <w:szCs w:val="15"/>
+        </w:rPr>
+        <w:t>,2021,40(06):853-</w:t>
+      </w:r>
+      <w:proofErr w:type="gramStart"/>
+      <w:r>
+        <w:rPr>
+          <w:rFonts w:ascii="Times New Roman" w:eastAsia="宋体" w:hAnsi="Times New Roman"/>
+          <w:sz w:val="15"/>
+          <w:szCs w:val="15"/>
+        </w:rPr>
+        <w:t>862.(</w:t>
+      </w:r>
+      <w:proofErr w:type="gramEnd"/>
+      <w:r>
+        <w:rPr>
+          <w:rFonts w:ascii="Times New Roman" w:eastAsia="宋体" w:hAnsi="Times New Roman"/>
+          <w:sz w:val="15"/>
+          <w:szCs w:val="15"/>
+        </w:rPr>
+        <w:t>in Chinese))</w:t>
       </w:r>
     </w:p>
     <w:p>
@@ -28294,6 +29861,7 @@
         <w:t xml:space="preserve">(Zhou </w:t>
       </w:r>
       <w:proofErr w:type="spellStart"/>
+      <w:proofErr w:type="gramStart"/>
       <w:r>
         <w:rPr>
           <w:rFonts w:ascii="Times New Roman" w:eastAsia="宋体" w:hAnsi="Times New Roman"/>
@@ -28303,13 +29871,68 @@
         <w:t>W.Research</w:t>
       </w:r>
       <w:proofErr w:type="spellEnd"/>
+      <w:proofErr w:type="gramEnd"/>
       <w:r>
         <w:rPr>
           <w:rFonts w:ascii="Times New Roman" w:eastAsia="宋体" w:hAnsi="Times New Roman"/>
           <w:sz w:val="15"/>
           <w:szCs w:val="15"/>
         </w:rPr>
-        <w:t xml:space="preserve"> on trajectory planning of robot arm based on particle swarm optimization.[D].Nanjing University of Posts and Telecommunications,2022.(in Chinese))</w:t>
+        <w:t xml:space="preserve"> on trajectory planning of robot arm based on particle swarm </w:t>
+      </w:r>
+      <w:proofErr w:type="gramStart"/>
+      <w:r>
+        <w:rPr>
+          <w:rFonts w:ascii="Times New Roman" w:eastAsia="宋体" w:hAnsi="Times New Roman"/>
+          <w:sz w:val="15"/>
+          <w:szCs w:val="15"/>
+        </w:rPr>
+        <w:t>optimization.[</w:t>
+      </w:r>
+      <w:proofErr w:type="gramEnd"/>
+      <w:r>
+        <w:rPr>
+          <w:rFonts w:ascii="Times New Roman" w:eastAsia="宋体" w:hAnsi="Times New Roman"/>
+          <w:sz w:val="15"/>
+          <w:szCs w:val="15"/>
+        </w:rPr>
+        <w:t>D</w:t>
+      </w:r>
+      <w:proofErr w:type="gramStart"/>
+      <w:r>
+        <w:rPr>
+          <w:rFonts w:ascii="Times New Roman" w:eastAsia="宋体" w:hAnsi="Times New Roman"/>
+          <w:sz w:val="15"/>
+          <w:szCs w:val="15"/>
+        </w:rPr>
+        <w:t>].Nanjing</w:t>
+      </w:r>
+      <w:proofErr w:type="gramEnd"/>
+      <w:r>
+        <w:rPr>
+          <w:rFonts w:ascii="Times New Roman" w:eastAsia="宋体" w:hAnsi="Times New Roman"/>
+          <w:sz w:val="15"/>
+          <w:szCs w:val="15"/>
+        </w:rPr>
+        <w:t xml:space="preserve"> University of Posts and Telecommunications,</w:t>
+      </w:r>
+      <w:proofErr w:type="gramStart"/>
+      <w:r>
+        <w:rPr>
+          <w:rFonts w:ascii="Times New Roman" w:eastAsia="宋体" w:hAnsi="Times New Roman"/>
+          <w:sz w:val="15"/>
+          <w:szCs w:val="15"/>
+        </w:rPr>
+        <w:t>2022.(</w:t>
+      </w:r>
+      <w:proofErr w:type="gramEnd"/>
+      <w:r>
+        <w:rPr>
+          <w:rFonts w:ascii="Times New Roman" w:eastAsia="宋体" w:hAnsi="Times New Roman"/>
+          <w:sz w:val="15"/>
+          <w:szCs w:val="15"/>
+        </w:rPr>
+        <w:t>in Chinese))</w:t>
       </w:r>
     </w:p>
     <w:p>
@@ -28367,7 +29990,34 @@
           <w:sz w:val="15"/>
           <w:szCs w:val="15"/>
         </w:rPr>
-        <w:t>石英男,胥光申,盛晓超.基于七次多项式插值的RRT避障规划[J].轻工机械,2022,40(06):1-6.</w:t>
+        <w:t>石英男,</w:t>
+      </w:r>
+      <w:proofErr w:type="gramStart"/>
+      <w:r>
+        <w:rPr>
+          <w:rFonts w:ascii="宋体" w:eastAsia="宋体" w:hAnsi="宋体" w:cs="宋体" w:hint="eastAsia"/>
+          <w:sz w:val="15"/>
+          <w:szCs w:val="15"/>
+        </w:rPr>
+        <w:t>胥光申,</w:t>
+      </w:r>
+      <w:proofErr w:type="gramEnd"/>
+      <w:r>
+        <w:rPr>
+          <w:rFonts w:ascii="宋体" w:eastAsia="宋体" w:hAnsi="宋体" w:cs="宋体" w:hint="eastAsia"/>
+          <w:sz w:val="15"/>
+          <w:szCs w:val="15"/>
+        </w:rPr>
+        <w:t>盛晓超.基于七次多项式插值的RRT避障规划[J].轻工机械,2022,40(06):1-</w:t>
+      </w:r>
+      <w:proofErr w:type="gramStart"/>
+      <w:r>
+        <w:rPr>
+          <w:rFonts w:ascii="宋体" w:eastAsia="宋体" w:hAnsi="宋体" w:cs="宋体" w:hint="eastAsia"/>
+          <w:sz w:val="15"/>
+          <w:szCs w:val="15"/>
+        </w:rPr>
+        <w:t>6.</w:t>
       </w:r>
       <w:r>
         <w:rPr>
@@ -28375,9 +30025,19 @@
           <w:sz w:val="15"/>
           <w:szCs w:val="15"/>
         </w:rPr>
-        <w:t xml:space="preserve">(Shi </w:t>
+        <w:t>(</w:t>
+      </w:r>
+      <w:proofErr w:type="gramEnd"/>
+      <w:r>
+        <w:rPr>
+          <w:rFonts w:ascii="Times New Roman" w:eastAsia="宋体" w:hAnsi="Times New Roman"/>
+          <w:sz w:val="15"/>
+          <w:szCs w:val="15"/>
+        </w:rPr>
+        <w:t xml:space="preserve">Shi </w:t>
       </w:r>
       <w:proofErr w:type="spellStart"/>
+      <w:proofErr w:type="gramStart"/>
       <w:r>
         <w:rPr>
           <w:rFonts w:ascii="Times New Roman" w:eastAsia="宋体" w:hAnsi="Times New Roman"/>
@@ -28387,6 +30047,7 @@
         <w:t>YN,Xu</w:t>
       </w:r>
       <w:proofErr w:type="spellEnd"/>
+      <w:proofErr w:type="gramEnd"/>
       <w:r>
         <w:rPr>
           <w:rFonts w:ascii="Times New Roman" w:eastAsia="宋体" w:hAnsi="Times New Roman"/>
@@ -28396,6 +30057,7 @@
         <w:t xml:space="preserve"> </w:t>
       </w:r>
       <w:proofErr w:type="spellStart"/>
+      <w:proofErr w:type="gramStart"/>
       <w:r>
         <w:rPr>
           <w:rFonts w:ascii="Times New Roman" w:eastAsia="宋体" w:hAnsi="Times New Roman"/>
@@ -28405,13 +30067,41 @@
         <w:t>GS,Sheng</w:t>
       </w:r>
       <w:proofErr w:type="spellEnd"/>
+      <w:proofErr w:type="gramEnd"/>
       <w:r>
         <w:rPr>
           <w:rFonts w:ascii="Times New Roman" w:eastAsia="宋体" w:hAnsi="Times New Roman"/>
           <w:sz w:val="15"/>
           <w:szCs w:val="15"/>
         </w:rPr>
-        <w:t xml:space="preserve"> XC.RRT obstacle avoidance planning based on seventh-degree polynomial interpolation.[J]</w:t>
+        <w:t xml:space="preserve"> XC.RRT obstacle avoidance planning based on seventh-degree polynomial </w:t>
+      </w:r>
+      <w:proofErr w:type="gramStart"/>
+      <w:r>
+        <w:rPr>
+          <w:rFonts w:ascii="Times New Roman" w:eastAsia="宋体" w:hAnsi="Times New Roman"/>
+          <w:sz w:val="15"/>
+          <w:szCs w:val="15"/>
+        </w:rPr>
+        <w:t>interpolation.[</w:t>
+      </w:r>
+      <w:proofErr w:type="gramEnd"/>
+      <w:r>
+        <w:rPr>
+          <w:rFonts w:ascii="Times New Roman" w:eastAsia="宋体" w:hAnsi="Times New Roman"/>
+          <w:sz w:val="15"/>
+          <w:szCs w:val="15"/>
+        </w:rPr>
+        <w:t>J</w:t>
+      </w:r>
+      <w:proofErr w:type="gramStart"/>
+      <w:r>
+        <w:rPr>
+          <w:rFonts w:ascii="Times New Roman" w:eastAsia="宋体" w:hAnsi="Times New Roman"/>
+          <w:sz w:val="15"/>
+          <w:szCs w:val="15"/>
+        </w:rPr>
+        <w:t>]</w:t>
       </w:r>
       <w:r>
         <w:rPr>
@@ -28421,7 +30111,18 @@
           <w:sz w:val="15"/>
           <w:szCs w:val="15"/>
         </w:rPr>
-        <w:t xml:space="preserve">.Light </w:t>
+        <w:t>.Light</w:t>
+      </w:r>
+      <w:proofErr w:type="gramEnd"/>
+      <w:r>
+        <w:rPr>
+          <w:rFonts w:ascii="Times New Roman" w:eastAsia="宋体" w:hAnsi="Times New Roman"/>
+          <w:i/>
+          <w:iCs/>
+          <w:sz w:val="15"/>
+          <w:szCs w:val="15"/>
+        </w:rPr>
+        <w:t xml:space="preserve"> </w:t>
       </w:r>
       <w:r>
         <w:rPr>
@@ -28469,7 +30170,25 @@
           <w:sz w:val="15"/>
           <w:szCs w:val="15"/>
         </w:rPr>
-        <w:t>,2022,40(06):1-6.(in Chinese))</w:t>
+        <w:t>,2022,40(06):1-</w:t>
+      </w:r>
+      <w:proofErr w:type="gramStart"/>
+      <w:r>
+        <w:rPr>
+          <w:rFonts w:ascii="Times New Roman" w:eastAsia="宋体" w:hAnsi="Times New Roman"/>
+          <w:sz w:val="15"/>
+          <w:szCs w:val="15"/>
+        </w:rPr>
+        <w:t>6.(</w:t>
+      </w:r>
+      <w:proofErr w:type="gramEnd"/>
+      <w:r>
+        <w:rPr>
+          <w:rFonts w:ascii="Times New Roman" w:eastAsia="宋体" w:hAnsi="Times New Roman"/>
+          <w:sz w:val="15"/>
+          <w:szCs w:val="15"/>
+        </w:rPr>
+        <w:t>in Chinese))</w:t>
       </w:r>
     </w:p>
     <w:p>
@@ -28527,7 +30246,25 @@
           <w:sz w:val="15"/>
           <w:szCs w:val="15"/>
         </w:rPr>
-        <w:t>李元元.直角坐标机器人路径规划与精密运动控制[D].华北电力大学（北京）,2011.</w:t>
+        <w:t>李元</w:t>
+      </w:r>
+      <w:proofErr w:type="gramStart"/>
+      <w:r>
+        <w:rPr>
+          <w:rFonts w:ascii="宋体" w:eastAsia="宋体" w:hAnsi="宋体" w:cs="宋体" w:hint="eastAsia"/>
+          <w:sz w:val="15"/>
+          <w:szCs w:val="15"/>
+        </w:rPr>
+        <w:t>元</w:t>
+      </w:r>
+      <w:proofErr w:type="gramEnd"/>
+      <w:r>
+        <w:rPr>
+          <w:rFonts w:ascii="宋体" w:eastAsia="宋体" w:hAnsi="宋体" w:cs="宋体" w:hint="eastAsia"/>
+          <w:sz w:val="15"/>
+          <w:szCs w:val="15"/>
+        </w:rPr>
+        <w:t>.直角坐标机器人路径规划与精密运动控制[D].华北电力大学（北京）,2011.</w:t>
       </w:r>
       <w:r>
         <w:rPr>
@@ -28538,6 +30275,7 @@
         <w:t xml:space="preserve">(Li </w:t>
       </w:r>
       <w:proofErr w:type="spellStart"/>
+      <w:proofErr w:type="gramStart"/>
       <w:r>
         <w:rPr>
           <w:rFonts w:ascii="Times New Roman" w:eastAsia="宋体" w:hAnsi="Times New Roman"/>
@@ -28547,13 +30285,77 @@
         <w:t>YY.Path</w:t>
       </w:r>
       <w:proofErr w:type="spellEnd"/>
+      <w:proofErr w:type="gramEnd"/>
       <w:r>
         <w:rPr>
           <w:rFonts w:ascii="Times New Roman" w:eastAsia="宋体" w:hAnsi="Times New Roman"/>
           <w:sz w:val="15"/>
           <w:szCs w:val="15"/>
         </w:rPr>
-        <w:t xml:space="preserve"> planning and precise motion control of cartesian robot.[D].North China Electric Power University (Beijing),2011.(in Chinese))</w:t>
+        <w:t xml:space="preserve"> planning and precise motion control of </w:t>
+      </w:r>
+      <w:r>
+        <w:rPr>
+          <w:rFonts w:ascii="Times New Roman" w:eastAsia="宋体" w:hAnsi="Times New Roman"/>
+          <w:sz w:val="15"/>
+          <w:szCs w:val="15"/>
+        </w:rPr>
+        <w:lastRenderedPageBreak/>
+        <w:t xml:space="preserve">cartesian </w:t>
+      </w:r>
+      <w:proofErr w:type="gramStart"/>
+      <w:r>
+        <w:rPr>
+          <w:rFonts w:ascii="Times New Roman" w:eastAsia="宋体" w:hAnsi="Times New Roman"/>
+          <w:sz w:val="15"/>
+          <w:szCs w:val="15"/>
+        </w:rPr>
+        <w:t>robot.[</w:t>
+      </w:r>
+      <w:proofErr w:type="gramEnd"/>
+      <w:r>
+        <w:rPr>
+          <w:rFonts w:ascii="Times New Roman" w:eastAsia="宋体" w:hAnsi="Times New Roman"/>
+          <w:sz w:val="15"/>
+          <w:szCs w:val="15"/>
+        </w:rPr>
+        <w:t>D</w:t>
+      </w:r>
+      <w:proofErr w:type="gramStart"/>
+      <w:r>
+        <w:rPr>
+          <w:rFonts w:ascii="Times New Roman" w:eastAsia="宋体" w:hAnsi="Times New Roman"/>
+          <w:sz w:val="15"/>
+          <w:szCs w:val="15"/>
+        </w:rPr>
+        <w:t>].North</w:t>
+      </w:r>
+      <w:proofErr w:type="gramEnd"/>
+      <w:r>
+        <w:rPr>
+          <w:rFonts w:ascii="Times New Roman" w:eastAsia="宋体" w:hAnsi="Times New Roman"/>
+          <w:sz w:val="15"/>
+          <w:szCs w:val="15"/>
+        </w:rPr>
+        <w:t xml:space="preserve"> China Electric Power University (Beijing),</w:t>
+      </w:r>
+      <w:proofErr w:type="gramStart"/>
+      <w:r>
+        <w:rPr>
+          <w:rFonts w:ascii="Times New Roman" w:eastAsia="宋体" w:hAnsi="Times New Roman"/>
+          <w:sz w:val="15"/>
+          <w:szCs w:val="15"/>
+        </w:rPr>
+        <w:t>2011.(</w:t>
+      </w:r>
+      <w:proofErr w:type="gramEnd"/>
+      <w:r>
+        <w:rPr>
+          <w:rFonts w:ascii="Times New Roman" w:eastAsia="宋体" w:hAnsi="Times New Roman"/>
+          <w:sz w:val="15"/>
+          <w:szCs w:val="15"/>
+        </w:rPr>
+        <w:t>in Chinese))</w:t>
       </w:r>
     </w:p>
     <w:p>
@@ -28622,6 +30424,7 @@
         <w:t xml:space="preserve">(Cheng </w:t>
       </w:r>
       <w:proofErr w:type="spellStart"/>
+      <w:proofErr w:type="gramStart"/>
       <w:r>
         <w:rPr>
           <w:rFonts w:ascii="Times New Roman" w:eastAsia="宋体" w:hAnsi="Times New Roman"/>
@@ -28631,13 +30434,86 @@
         <w:t>JJ.Research</w:t>
       </w:r>
       <w:proofErr w:type="spellEnd"/>
+      <w:proofErr w:type="gramEnd"/>
       <w:r>
         <w:rPr>
           <w:rFonts w:ascii="Times New Roman" w:eastAsia="宋体" w:hAnsi="Times New Roman"/>
           <w:sz w:val="15"/>
           <w:szCs w:val="15"/>
         </w:rPr>
-        <w:t xml:space="preserve"> on Measuring trajectory Planning Method of Self-Driven Articulated Arm coordinate Measuring Machine [D]. Anhui University of Science and Technology.[D].Anhui University of Science&amp; Technology,2023.(in Chinese))</w:t>
+        <w:t xml:space="preserve"> on Measuring trajectory Planning Method of Self-Driven Articulated Arm </w:t>
+      </w:r>
+      <w:proofErr w:type="gramStart"/>
+      <w:r>
+        <w:rPr>
+          <w:rFonts w:ascii="Times New Roman" w:eastAsia="宋体" w:hAnsi="Times New Roman"/>
+          <w:sz w:val="15"/>
+          <w:szCs w:val="15"/>
+        </w:rPr>
+        <w:t>coordinate</w:t>
+      </w:r>
+      <w:proofErr w:type="gramEnd"/>
+      <w:r>
+        <w:rPr>
+          <w:rFonts w:ascii="Times New Roman" w:eastAsia="宋体" w:hAnsi="Times New Roman"/>
+          <w:sz w:val="15"/>
+          <w:szCs w:val="15"/>
+        </w:rPr>
+        <w:t xml:space="preserve"> Measuring Machine [D]. Anhui University of Science and </w:t>
+      </w:r>
+      <w:proofErr w:type="gramStart"/>
+      <w:r>
+        <w:rPr>
+          <w:rFonts w:ascii="Times New Roman" w:eastAsia="宋体" w:hAnsi="Times New Roman"/>
+          <w:sz w:val="15"/>
+          <w:szCs w:val="15"/>
+        </w:rPr>
+        <w:t>Technology.[</w:t>
+      </w:r>
+      <w:proofErr w:type="gramEnd"/>
+      <w:r>
+        <w:rPr>
+          <w:rFonts w:ascii="Times New Roman" w:eastAsia="宋体" w:hAnsi="Times New Roman"/>
+          <w:sz w:val="15"/>
+          <w:szCs w:val="15"/>
+        </w:rPr>
+        <w:t>D</w:t>
+      </w:r>
+      <w:proofErr w:type="gramStart"/>
+      <w:r>
+        <w:rPr>
+          <w:rFonts w:ascii="Times New Roman" w:eastAsia="宋体" w:hAnsi="Times New Roman"/>
+          <w:sz w:val="15"/>
+          <w:szCs w:val="15"/>
+        </w:rPr>
+        <w:t>].Anhui</w:t>
+      </w:r>
+      <w:proofErr w:type="gramEnd"/>
+      <w:r>
+        <w:rPr>
+          <w:rFonts w:ascii="Times New Roman" w:eastAsia="宋体" w:hAnsi="Times New Roman"/>
+          <w:sz w:val="15"/>
+          <w:szCs w:val="15"/>
+        </w:rPr>
+        <w:t xml:space="preserve"> University of Science&amp; Technology,</w:t>
+      </w:r>
+      <w:proofErr w:type="gramStart"/>
+      <w:r>
+        <w:rPr>
+          <w:rFonts w:ascii="Times New Roman" w:eastAsia="宋体" w:hAnsi="Times New Roman"/>
+          <w:sz w:val="15"/>
+          <w:szCs w:val="15"/>
+        </w:rPr>
+        <w:t>2023.(</w:t>
+      </w:r>
+      <w:proofErr w:type="gramEnd"/>
+      <w:r>
+        <w:rPr>
+          <w:rFonts w:ascii="Times New Roman" w:eastAsia="宋体" w:hAnsi="Times New Roman"/>
+          <w:sz w:val="15"/>
+          <w:szCs w:val="15"/>
+        </w:rPr>
+        <w:t>in Chinese))</w:t>
       </w:r>
     </w:p>
     <w:p>
@@ -28695,7 +30571,16 @@
           <w:sz w:val="15"/>
           <w:szCs w:val="15"/>
         </w:rPr>
-        <w:t>毛晨涛,张翔,祖洪飞,等.工业机器人重载下关节变形补偿[J].振动工程学报,2021,34(04):697-703.</w:t>
+        <w:t>毛晨涛,张翔,祖洪飞,等.工业机器人重载下关节变形补偿[J].振动工程学报,2021,34(04):697-</w:t>
+      </w:r>
+      <w:proofErr w:type="gramStart"/>
+      <w:r>
+        <w:rPr>
+          <w:rFonts w:ascii="宋体" w:eastAsia="宋体" w:hAnsi="宋体" w:cs="宋体" w:hint="eastAsia"/>
+          <w:sz w:val="15"/>
+          <w:szCs w:val="15"/>
+        </w:rPr>
+        <w:t>703.</w:t>
       </w:r>
       <w:r>
         <w:rPr>
@@ -28703,9 +30588,19 @@
           <w:sz w:val="15"/>
           <w:szCs w:val="15"/>
         </w:rPr>
-        <w:t xml:space="preserve">(Mao </w:t>
+        <w:t>(</w:t>
+      </w:r>
+      <w:proofErr w:type="gramEnd"/>
+      <w:r>
+        <w:rPr>
+          <w:rFonts w:ascii="Times New Roman" w:eastAsia="宋体" w:hAnsi="Times New Roman"/>
+          <w:sz w:val="15"/>
+          <w:szCs w:val="15"/>
+        </w:rPr>
+        <w:t xml:space="preserve">Mao </w:t>
       </w:r>
       <w:proofErr w:type="spellStart"/>
+      <w:proofErr w:type="gramStart"/>
       <w:r>
         <w:rPr>
           <w:rFonts w:ascii="Times New Roman" w:eastAsia="宋体" w:hAnsi="Times New Roman"/>
@@ -28715,6 +30610,7 @@
         <w:t>CT,Zhang</w:t>
       </w:r>
       <w:proofErr w:type="spellEnd"/>
+      <w:proofErr w:type="gramEnd"/>
       <w:r>
         <w:rPr>
           <w:rFonts w:ascii="Times New Roman" w:eastAsia="宋体" w:hAnsi="Times New Roman"/>
@@ -28724,6 +30620,7 @@
         <w:t xml:space="preserve"> </w:t>
       </w:r>
       <w:proofErr w:type="spellStart"/>
+      <w:proofErr w:type="gramStart"/>
       <w:r>
         <w:rPr>
           <w:rFonts w:ascii="Times New Roman" w:eastAsia="宋体" w:hAnsi="Times New Roman"/>
@@ -28733,6 +30630,7 @@
         <w:t>X,Zu</w:t>
       </w:r>
       <w:proofErr w:type="spellEnd"/>
+      <w:proofErr w:type="gramEnd"/>
       <w:r>
         <w:rPr>
           <w:rFonts w:ascii="Times New Roman" w:eastAsia="宋体" w:hAnsi="Times New Roman"/>
@@ -28742,6 +30640,7 @@
         <w:t xml:space="preserve"> </w:t>
       </w:r>
       <w:proofErr w:type="spellStart"/>
+      <w:proofErr w:type="gramStart"/>
       <w:r>
         <w:rPr>
           <w:rFonts w:ascii="Times New Roman" w:eastAsia="宋体" w:hAnsi="Times New Roman"/>
@@ -28751,6 +30650,7 @@
         <w:t>HF,et</w:t>
       </w:r>
       <w:proofErr w:type="spellEnd"/>
+      <w:proofErr w:type="gramEnd"/>
       <w:r>
         <w:rPr>
           <w:rFonts w:ascii="Times New Roman" w:eastAsia="宋体" w:hAnsi="Times New Roman"/>
@@ -28760,6 +30660,7 @@
         <w:t xml:space="preserve"> </w:t>
       </w:r>
       <w:proofErr w:type="spellStart"/>
+      <w:proofErr w:type="gramStart"/>
       <w:r>
         <w:rPr>
           <w:rFonts w:ascii="Times New Roman" w:eastAsia="宋体" w:hAnsi="Times New Roman"/>
@@ -28769,13 +30670,41 @@
         <w:t>al.Industrial</w:t>
       </w:r>
       <w:proofErr w:type="spellEnd"/>
+      <w:proofErr w:type="gramEnd"/>
       <w:r>
         <w:rPr>
           <w:rFonts w:ascii="Times New Roman" w:eastAsia="宋体" w:hAnsi="Times New Roman"/>
           <w:sz w:val="15"/>
           <w:szCs w:val="15"/>
         </w:rPr>
-        <w:t xml:space="preserve"> robot joint deformation compensation under heavy load.[J].</w:t>
+        <w:t xml:space="preserve"> robot joint deformation compensation under heavy </w:t>
+      </w:r>
+      <w:proofErr w:type="gramStart"/>
+      <w:r>
+        <w:rPr>
+          <w:rFonts w:ascii="Times New Roman" w:eastAsia="宋体" w:hAnsi="Times New Roman"/>
+          <w:sz w:val="15"/>
+          <w:szCs w:val="15"/>
+        </w:rPr>
+        <w:t>load.[</w:t>
+      </w:r>
+      <w:proofErr w:type="gramEnd"/>
+      <w:r>
+        <w:rPr>
+          <w:rFonts w:ascii="Times New Roman" w:eastAsia="宋体" w:hAnsi="Times New Roman"/>
+          <w:sz w:val="15"/>
+          <w:szCs w:val="15"/>
+        </w:rPr>
+        <w:t>J</w:t>
+      </w:r>
+      <w:proofErr w:type="gramStart"/>
+      <w:r>
+        <w:rPr>
+          <w:rFonts w:ascii="Times New Roman" w:eastAsia="宋体" w:hAnsi="Times New Roman"/>
+          <w:sz w:val="15"/>
+          <w:szCs w:val="15"/>
+        </w:rPr>
+        <w:t>].</w:t>
       </w:r>
       <w:r>
         <w:rPr>
@@ -28785,15 +30714,44 @@
           <w:sz w:val="15"/>
           <w:szCs w:val="15"/>
         </w:rPr>
-        <w:t>Journal of Vibration Engineering</w:t>
-      </w:r>
+        <w:t>Journal</w:t>
+      </w:r>
+      <w:proofErr w:type="gramEnd"/>
       <w:r>
         <w:rPr>
           <w:rFonts w:ascii="Times New Roman" w:eastAsia="宋体" w:hAnsi="Times New Roman"/>
-          <w:sz w:val="15"/>
-          <w:szCs w:val="15"/>
-        </w:rPr>
-        <w:t>,2021,34(04):697-703.(in Chinese))</w:t>
+          <w:i/>
+          <w:iCs/>
+          <w:sz w:val="15"/>
+          <w:szCs w:val="15"/>
+        </w:rPr>
+        <w:t xml:space="preserve"> of Vibration Engineering</w:t>
+      </w:r>
+      <w:r>
+        <w:rPr>
+          <w:rFonts w:ascii="Times New Roman" w:eastAsia="宋体" w:hAnsi="Times New Roman"/>
+          <w:sz w:val="15"/>
+          <w:szCs w:val="15"/>
+        </w:rPr>
+        <w:t>,2021,34(04):697-</w:t>
+      </w:r>
+      <w:proofErr w:type="gramStart"/>
+      <w:r>
+        <w:rPr>
+          <w:rFonts w:ascii="Times New Roman" w:eastAsia="宋体" w:hAnsi="Times New Roman"/>
+          <w:sz w:val="15"/>
+          <w:szCs w:val="15"/>
+        </w:rPr>
+        <w:t>703.(</w:t>
+      </w:r>
+      <w:proofErr w:type="gramEnd"/>
+      <w:r>
+        <w:rPr>
+          <w:rFonts w:ascii="Times New Roman" w:eastAsia="宋体" w:hAnsi="Times New Roman"/>
+          <w:sz w:val="15"/>
+          <w:szCs w:val="15"/>
+        </w:rPr>
+        <w:t>in Chinese))</w:t>
       </w:r>
     </w:p>
     <w:p>
@@ -28851,7 +30809,16 @@
           <w:sz w:val="15"/>
           <w:szCs w:val="15"/>
         </w:rPr>
-        <w:t>王旭,李东升,王明明.工业机器人大负载刚度辨识及误差补偿研究[J].机械传动,2017,41(05):30-33.</w:t>
+        <w:t>王旭,李东升,王明明.工业机器人大负载刚度辨识及误差补偿研究[J].机械传动,2017,41(05):30-</w:t>
+      </w:r>
+      <w:proofErr w:type="gramStart"/>
+      <w:r>
+        <w:rPr>
+          <w:rFonts w:ascii="宋体" w:eastAsia="宋体" w:hAnsi="宋体" w:cs="宋体" w:hint="eastAsia"/>
+          <w:sz w:val="15"/>
+          <w:szCs w:val="15"/>
+        </w:rPr>
+        <w:t>33.</w:t>
       </w:r>
       <w:r>
         <w:rPr>
@@ -28859,9 +30826,19 @@
           <w:sz w:val="15"/>
           <w:szCs w:val="15"/>
         </w:rPr>
-        <w:t xml:space="preserve">(Wang </w:t>
+        <w:t>(</w:t>
+      </w:r>
+      <w:proofErr w:type="gramEnd"/>
+      <w:r>
+        <w:rPr>
+          <w:rFonts w:ascii="Times New Roman" w:eastAsia="宋体" w:hAnsi="Times New Roman"/>
+          <w:sz w:val="15"/>
+          <w:szCs w:val="15"/>
+        </w:rPr>
+        <w:t xml:space="preserve">Wang </w:t>
       </w:r>
       <w:proofErr w:type="spellStart"/>
+      <w:proofErr w:type="gramStart"/>
       <w:r>
         <w:rPr>
           <w:rFonts w:ascii="Times New Roman" w:eastAsia="宋体" w:hAnsi="Times New Roman"/>
@@ -28871,6 +30848,7 @@
         <w:t>X,Li</w:t>
       </w:r>
       <w:proofErr w:type="spellEnd"/>
+      <w:proofErr w:type="gramEnd"/>
       <w:r>
         <w:rPr>
           <w:rFonts w:ascii="Times New Roman" w:eastAsia="宋体" w:hAnsi="Times New Roman"/>
@@ -28880,6 +30858,7 @@
         <w:t xml:space="preserve"> </w:t>
       </w:r>
       <w:proofErr w:type="spellStart"/>
+      <w:proofErr w:type="gramStart"/>
       <w:r>
         <w:rPr>
           <w:rFonts w:ascii="Times New Roman" w:eastAsia="宋体" w:hAnsi="Times New Roman"/>
@@ -28889,6 +30868,7 @@
         <w:t>DS,Wang</w:t>
       </w:r>
       <w:proofErr w:type="spellEnd"/>
+      <w:proofErr w:type="gramEnd"/>
       <w:r>
         <w:rPr>
           <w:rFonts w:ascii="Times New Roman" w:eastAsia="宋体" w:hAnsi="Times New Roman"/>
@@ -28898,6 +30878,7 @@
         <w:t xml:space="preserve"> </w:t>
       </w:r>
       <w:proofErr w:type="spellStart"/>
+      <w:proofErr w:type="gramStart"/>
       <w:r>
         <w:rPr>
           <w:rFonts w:ascii="Times New Roman" w:eastAsia="宋体" w:hAnsi="Times New Roman"/>
@@ -28907,13 +30888,41 @@
         <w:t>MM.Research</w:t>
       </w:r>
       <w:proofErr w:type="spellEnd"/>
+      <w:proofErr w:type="gramEnd"/>
       <w:r>
         <w:rPr>
           <w:rFonts w:ascii="Times New Roman" w:eastAsia="宋体" w:hAnsi="Times New Roman"/>
           <w:sz w:val="15"/>
           <w:szCs w:val="15"/>
         </w:rPr>
-        <w:t xml:space="preserve"> on load stiffness identification and error compensation for industrial robots.[J].</w:t>
+        <w:t xml:space="preserve"> on load stiffness identification and error compensation for industrial </w:t>
+      </w:r>
+      <w:proofErr w:type="gramStart"/>
+      <w:r>
+        <w:rPr>
+          <w:rFonts w:ascii="Times New Roman" w:eastAsia="宋体" w:hAnsi="Times New Roman"/>
+          <w:sz w:val="15"/>
+          <w:szCs w:val="15"/>
+        </w:rPr>
+        <w:t>robots.[</w:t>
+      </w:r>
+      <w:proofErr w:type="gramEnd"/>
+      <w:r>
+        <w:rPr>
+          <w:rFonts w:ascii="Times New Roman" w:eastAsia="宋体" w:hAnsi="Times New Roman"/>
+          <w:sz w:val="15"/>
+          <w:szCs w:val="15"/>
+        </w:rPr>
+        <w:t>J</w:t>
+      </w:r>
+      <w:proofErr w:type="gramStart"/>
+      <w:r>
+        <w:rPr>
+          <w:rFonts w:ascii="Times New Roman" w:eastAsia="宋体" w:hAnsi="Times New Roman"/>
+          <w:sz w:val="15"/>
+          <w:szCs w:val="15"/>
+        </w:rPr>
+        <w:t>].</w:t>
       </w:r>
       <w:r>
         <w:rPr>
@@ -28923,15 +30932,44 @@
           <w:sz w:val="15"/>
           <w:szCs w:val="15"/>
         </w:rPr>
-        <w:t>Mechanical Drive</w:t>
-      </w:r>
+        <w:t>Mechanical</w:t>
+      </w:r>
+      <w:proofErr w:type="gramEnd"/>
       <w:r>
         <w:rPr>
           <w:rFonts w:ascii="Times New Roman" w:eastAsia="宋体" w:hAnsi="Times New Roman"/>
-          <w:sz w:val="15"/>
-          <w:szCs w:val="15"/>
-        </w:rPr>
-        <w:t>,2017,41(05):30-33.(in Chinese))</w:t>
+          <w:i/>
+          <w:iCs/>
+          <w:sz w:val="15"/>
+          <w:szCs w:val="15"/>
+        </w:rPr>
+        <w:t xml:space="preserve"> Drive</w:t>
+      </w:r>
+      <w:r>
+        <w:rPr>
+          <w:rFonts w:ascii="Times New Roman" w:eastAsia="宋体" w:hAnsi="Times New Roman"/>
+          <w:sz w:val="15"/>
+          <w:szCs w:val="15"/>
+        </w:rPr>
+        <w:t>,2017,41(05):30-</w:t>
+      </w:r>
+      <w:proofErr w:type="gramStart"/>
+      <w:r>
+        <w:rPr>
+          <w:rFonts w:ascii="Times New Roman" w:eastAsia="宋体" w:hAnsi="Times New Roman"/>
+          <w:sz w:val="15"/>
+          <w:szCs w:val="15"/>
+        </w:rPr>
+        <w:t>33.(</w:t>
+      </w:r>
+      <w:proofErr w:type="gramEnd"/>
+      <w:r>
+        <w:rPr>
+          <w:rFonts w:ascii="Times New Roman" w:eastAsia="宋体" w:hAnsi="Times New Roman"/>
+          <w:sz w:val="15"/>
+          <w:szCs w:val="15"/>
+        </w:rPr>
+        <w:t>in Chinese))</w:t>
       </w:r>
     </w:p>
     <w:p>
@@ -28989,7 +31027,16 @@
           <w:sz w:val="15"/>
           <w:szCs w:val="15"/>
         </w:rPr>
-        <w:t>李佳兵,王茜,高紫韵,等.基于PSO优化算法的重载机械臂载荷参数自动控制方法[J].中阿科技论坛(中英阿文),2020(02):52-54.</w:t>
+        <w:t>李佳兵,王茜,高紫韵,等.基于PSO优化算法的重载机械臂载荷参数自动控制方法[J].中阿科技论坛(中英阿文),2020(02):52-</w:t>
+      </w:r>
+      <w:proofErr w:type="gramStart"/>
+      <w:r>
+        <w:rPr>
+          <w:rFonts w:ascii="宋体" w:eastAsia="宋体" w:hAnsi="宋体" w:cs="宋体" w:hint="eastAsia"/>
+          <w:sz w:val="15"/>
+          <w:szCs w:val="15"/>
+        </w:rPr>
+        <w:t>54.</w:t>
       </w:r>
       <w:r>
         <w:rPr>
@@ -28997,9 +31044,19 @@
           <w:sz w:val="15"/>
           <w:szCs w:val="15"/>
         </w:rPr>
-        <w:t xml:space="preserve">(Li </w:t>
+        <w:t>(</w:t>
+      </w:r>
+      <w:proofErr w:type="gramEnd"/>
+      <w:r>
+        <w:rPr>
+          <w:rFonts w:ascii="Times New Roman" w:eastAsia="宋体" w:hAnsi="Times New Roman"/>
+          <w:sz w:val="15"/>
+          <w:szCs w:val="15"/>
+        </w:rPr>
+        <w:t xml:space="preserve">Li </w:t>
       </w:r>
       <w:proofErr w:type="spellStart"/>
+      <w:proofErr w:type="gramStart"/>
       <w:r>
         <w:rPr>
           <w:rFonts w:ascii="Times New Roman" w:eastAsia="宋体" w:hAnsi="Times New Roman"/>
@@ -29009,6 +31066,7 @@
         <w:t>JB,Wang</w:t>
       </w:r>
       <w:proofErr w:type="spellEnd"/>
+      <w:proofErr w:type="gramEnd"/>
       <w:r>
         <w:rPr>
           <w:rFonts w:ascii="Times New Roman" w:eastAsia="宋体" w:hAnsi="Times New Roman"/>
@@ -29018,6 +31076,7 @@
         <w:t xml:space="preserve"> </w:t>
       </w:r>
       <w:proofErr w:type="spellStart"/>
+      <w:proofErr w:type="gramStart"/>
       <w:r>
         <w:rPr>
           <w:rFonts w:ascii="Times New Roman" w:eastAsia="宋体" w:hAnsi="Times New Roman"/>
@@ -29027,6 +31086,7 @@
         <w:t>Q,Gao</w:t>
       </w:r>
       <w:proofErr w:type="spellEnd"/>
+      <w:proofErr w:type="gramEnd"/>
       <w:r>
         <w:rPr>
           <w:rFonts w:ascii="Times New Roman" w:eastAsia="宋体" w:hAnsi="Times New Roman"/>
@@ -29036,6 +31096,7 @@
         <w:t xml:space="preserve"> </w:t>
       </w:r>
       <w:proofErr w:type="spellStart"/>
+      <w:proofErr w:type="gramStart"/>
       <w:r>
         <w:rPr>
           <w:rFonts w:ascii="Times New Roman" w:eastAsia="宋体" w:hAnsi="Times New Roman"/>
@@ -29045,6 +31106,7 @@
         <w:t>ZY,et</w:t>
       </w:r>
       <w:proofErr w:type="spellEnd"/>
+      <w:proofErr w:type="gramEnd"/>
       <w:r>
         <w:rPr>
           <w:rFonts w:ascii="Times New Roman" w:eastAsia="宋体" w:hAnsi="Times New Roman"/>
@@ -29054,6 +31116,7 @@
         <w:t xml:space="preserve"> </w:t>
       </w:r>
       <w:proofErr w:type="spellStart"/>
+      <w:proofErr w:type="gramStart"/>
       <w:r>
         <w:rPr>
           <w:rFonts w:ascii="Times New Roman" w:eastAsia="宋体" w:hAnsi="Times New Roman"/>
@@ -29063,13 +31126,41 @@
         <w:t>al.Automatic</w:t>
       </w:r>
       <w:proofErr w:type="spellEnd"/>
+      <w:proofErr w:type="gramEnd"/>
       <w:r>
         <w:rPr>
           <w:rFonts w:ascii="Times New Roman" w:eastAsia="宋体" w:hAnsi="Times New Roman"/>
           <w:sz w:val="15"/>
           <w:szCs w:val="15"/>
         </w:rPr>
-        <w:t xml:space="preserve"> control method of load parameters of heavy-duty manipulator based on PSO optimization algorithm.[J].</w:t>
+        <w:t xml:space="preserve"> control method of load parameters of heavy-duty manipulator based on PSO optimization </w:t>
+      </w:r>
+      <w:proofErr w:type="gramStart"/>
+      <w:r>
+        <w:rPr>
+          <w:rFonts w:ascii="Times New Roman" w:eastAsia="宋体" w:hAnsi="Times New Roman"/>
+          <w:sz w:val="15"/>
+          <w:szCs w:val="15"/>
+        </w:rPr>
+        <w:t>algorithm.[</w:t>
+      </w:r>
+      <w:proofErr w:type="gramEnd"/>
+      <w:r>
+        <w:rPr>
+          <w:rFonts w:ascii="Times New Roman" w:eastAsia="宋体" w:hAnsi="Times New Roman"/>
+          <w:sz w:val="15"/>
+          <w:szCs w:val="15"/>
+        </w:rPr>
+        <w:t>J</w:t>
+      </w:r>
+      <w:proofErr w:type="gramStart"/>
+      <w:r>
+        <w:rPr>
+          <w:rFonts w:ascii="Times New Roman" w:eastAsia="宋体" w:hAnsi="Times New Roman"/>
+          <w:sz w:val="15"/>
+          <w:szCs w:val="15"/>
+        </w:rPr>
+        <w:t>].</w:t>
       </w:r>
       <w:r>
         <w:rPr>
@@ -29079,9 +31170,9 @@
           <w:sz w:val="15"/>
           <w:szCs w:val="15"/>
         </w:rPr>
-        <w:t>China-</w:t>
-      </w:r>
-      <w:proofErr w:type="spellStart"/>
+        <w:t>China</w:t>
+      </w:r>
+      <w:proofErr w:type="gramEnd"/>
       <w:r>
         <w:rPr>
           <w:rFonts w:ascii="Times New Roman" w:eastAsia="宋体" w:hAnsi="Times New Roman"/>
@@ -29090,9 +31181,9 @@
           <w:sz w:val="15"/>
           <w:szCs w:val="15"/>
         </w:rPr>
-        <w:t>arab</w:t>
-      </w:r>
-      <w:proofErr w:type="spellEnd"/>
+        <w:t>-</w:t>
+      </w:r>
+      <w:proofErr w:type="spellStart"/>
       <w:r>
         <w:rPr>
           <w:rFonts w:ascii="Times New Roman" w:eastAsia="宋体" w:hAnsi="Times New Roman"/>
@@ -29101,6 +31192,17 @@
           <w:sz w:val="15"/>
           <w:szCs w:val="15"/>
         </w:rPr>
+        <w:t>arab</w:t>
+      </w:r>
+      <w:proofErr w:type="spellEnd"/>
+      <w:r>
+        <w:rPr>
+          <w:rFonts w:ascii="Times New Roman" w:eastAsia="宋体" w:hAnsi="Times New Roman"/>
+          <w:i/>
+          <w:iCs/>
+          <w:sz w:val="15"/>
+          <w:szCs w:val="15"/>
+        </w:rPr>
         <w:t xml:space="preserve"> States Science and Technology Forum (Chinese-English Arabic)</w:t>
       </w:r>
       <w:r>
@@ -29109,7 +31211,25 @@
           <w:sz w:val="15"/>
           <w:szCs w:val="15"/>
         </w:rPr>
-        <w:t>,2020(02):52-54.(in Chinese))</w:t>
+        <w:t>,2020(02):52-</w:t>
+      </w:r>
+      <w:proofErr w:type="gramStart"/>
+      <w:r>
+        <w:rPr>
+          <w:rFonts w:ascii="Times New Roman" w:eastAsia="宋体" w:hAnsi="Times New Roman"/>
+          <w:sz w:val="15"/>
+          <w:szCs w:val="15"/>
+        </w:rPr>
+        <w:t>54.(</w:t>
+      </w:r>
+      <w:proofErr w:type="gramEnd"/>
+      <w:r>
+        <w:rPr>
+          <w:rFonts w:ascii="Times New Roman" w:eastAsia="宋体" w:hAnsi="Times New Roman"/>
+          <w:sz w:val="15"/>
+          <w:szCs w:val="15"/>
+        </w:rPr>
+        <w:t>in Chinese))</w:t>
       </w:r>
     </w:p>
     <w:p>
@@ -29166,7 +31286,16 @@
           <w:sz w:val="15"/>
           <w:szCs w:val="15"/>
         </w:rPr>
-        <w:t>马驰骋,胡帅钊,高坤明,等.含变质量负载的双连杆机械臂振动控制[J].动力学与控制学报,2021,19(02):61-68.</w:t>
+        <w:t>马驰骋,胡帅钊,高坤明,等.含变质量负载的双连杆机械臂振动控制[J].动力学与控制学报,2021,19(02):61-</w:t>
+      </w:r>
+      <w:proofErr w:type="gramStart"/>
+      <w:r>
+        <w:rPr>
+          <w:rFonts w:ascii="宋体" w:eastAsia="宋体" w:hAnsi="宋体" w:cs="宋体" w:hint="eastAsia"/>
+          <w:sz w:val="15"/>
+          <w:szCs w:val="15"/>
+        </w:rPr>
+        <w:t>68.</w:t>
       </w:r>
       <w:r>
         <w:rPr>
@@ -29174,9 +31303,19 @@
           <w:sz w:val="15"/>
           <w:szCs w:val="15"/>
         </w:rPr>
-        <w:t xml:space="preserve">(Ma </w:t>
+        <w:t>(</w:t>
+      </w:r>
+      <w:proofErr w:type="gramEnd"/>
+      <w:r>
+        <w:rPr>
+          <w:rFonts w:ascii="Times New Roman" w:eastAsia="宋体" w:hAnsi="Times New Roman"/>
+          <w:sz w:val="15"/>
+          <w:szCs w:val="15"/>
+        </w:rPr>
+        <w:t xml:space="preserve">Ma </w:t>
       </w:r>
       <w:proofErr w:type="spellStart"/>
+      <w:proofErr w:type="gramStart"/>
       <w:r>
         <w:rPr>
           <w:rFonts w:ascii="Times New Roman" w:eastAsia="宋体" w:hAnsi="Times New Roman"/>
@@ -29186,6 +31325,7 @@
         <w:t>CP,Hu</w:t>
       </w:r>
       <w:proofErr w:type="spellEnd"/>
+      <w:proofErr w:type="gramEnd"/>
       <w:r>
         <w:rPr>
           <w:rFonts w:ascii="Times New Roman" w:eastAsia="宋体" w:hAnsi="Times New Roman"/>
@@ -29195,6 +31335,7 @@
         <w:t xml:space="preserve"> </w:t>
       </w:r>
       <w:proofErr w:type="spellStart"/>
+      <w:proofErr w:type="gramStart"/>
       <w:r>
         <w:rPr>
           <w:rFonts w:ascii="Times New Roman" w:eastAsia="宋体" w:hAnsi="Times New Roman"/>
@@ -29204,6 +31345,7 @@
         <w:t>SK,Gao</w:t>
       </w:r>
       <w:proofErr w:type="spellEnd"/>
+      <w:proofErr w:type="gramEnd"/>
       <w:r>
         <w:rPr>
           <w:rFonts w:ascii="Times New Roman" w:eastAsia="宋体" w:hAnsi="Times New Roman"/>
@@ -29213,6 +31355,7 @@
         <w:t xml:space="preserve"> </w:t>
       </w:r>
       <w:proofErr w:type="spellStart"/>
+      <w:proofErr w:type="gramStart"/>
       <w:r>
         <w:rPr>
           <w:rFonts w:ascii="Times New Roman" w:eastAsia="宋体" w:hAnsi="Times New Roman"/>
@@ -29222,6 +31365,7 @@
         <w:t>KM,et</w:t>
       </w:r>
       <w:proofErr w:type="spellEnd"/>
+      <w:proofErr w:type="gramEnd"/>
       <w:r>
         <w:rPr>
           <w:rFonts w:ascii="Times New Roman" w:eastAsia="宋体" w:hAnsi="Times New Roman"/>
@@ -29231,6 +31375,7 @@
         <w:t xml:space="preserve"> </w:t>
       </w:r>
       <w:proofErr w:type="spellStart"/>
+      <w:proofErr w:type="gramStart"/>
       <w:r>
         <w:rPr>
           <w:rFonts w:ascii="Times New Roman" w:eastAsia="宋体" w:hAnsi="Times New Roman"/>
@@ -29240,13 +31385,41 @@
         <w:t>al.Vibration</w:t>
       </w:r>
       <w:proofErr w:type="spellEnd"/>
+      <w:proofErr w:type="gramEnd"/>
       <w:r>
         <w:rPr>
           <w:rFonts w:ascii="Times New Roman" w:eastAsia="宋体" w:hAnsi="Times New Roman"/>
           <w:sz w:val="15"/>
           <w:szCs w:val="15"/>
         </w:rPr>
-        <w:t xml:space="preserve"> control of two-link manipulator with variable mass load.[J]</w:t>
+        <w:t xml:space="preserve"> control of two-link manipulator with variable mass </w:t>
+      </w:r>
+      <w:proofErr w:type="gramStart"/>
+      <w:r>
+        <w:rPr>
+          <w:rFonts w:ascii="Times New Roman" w:eastAsia="宋体" w:hAnsi="Times New Roman"/>
+          <w:sz w:val="15"/>
+          <w:szCs w:val="15"/>
+        </w:rPr>
+        <w:t>load.[</w:t>
+      </w:r>
+      <w:proofErr w:type="gramEnd"/>
+      <w:r>
+        <w:rPr>
+          <w:rFonts w:ascii="Times New Roman" w:eastAsia="宋体" w:hAnsi="Times New Roman"/>
+          <w:sz w:val="15"/>
+          <w:szCs w:val="15"/>
+        </w:rPr>
+        <w:t>J</w:t>
+      </w:r>
+      <w:proofErr w:type="gramStart"/>
+      <w:r>
+        <w:rPr>
+          <w:rFonts w:ascii="Times New Roman" w:eastAsia="宋体" w:hAnsi="Times New Roman"/>
+          <w:sz w:val="15"/>
+          <w:szCs w:val="15"/>
+        </w:rPr>
+        <w:t>]</w:t>
       </w:r>
       <w:r>
         <w:rPr>
@@ -29256,15 +31429,44 @@
           <w:sz w:val="15"/>
           <w:szCs w:val="15"/>
         </w:rPr>
-        <w:t>.Journal of Dynamics and Control</w:t>
-      </w:r>
+        <w:t>.Journal</w:t>
+      </w:r>
+      <w:proofErr w:type="gramEnd"/>
       <w:r>
         <w:rPr>
           <w:rFonts w:ascii="Times New Roman" w:eastAsia="宋体" w:hAnsi="Times New Roman"/>
-          <w:sz w:val="15"/>
-          <w:szCs w:val="15"/>
-        </w:rPr>
-        <w:t>,2021,19(02):61-68.(in Chinese))</w:t>
+          <w:i/>
+          <w:iCs/>
+          <w:sz w:val="15"/>
+          <w:szCs w:val="15"/>
+        </w:rPr>
+        <w:t xml:space="preserve"> of Dynamics and Control</w:t>
+      </w:r>
+      <w:r>
+        <w:rPr>
+          <w:rFonts w:ascii="Times New Roman" w:eastAsia="宋体" w:hAnsi="Times New Roman"/>
+          <w:sz w:val="15"/>
+          <w:szCs w:val="15"/>
+        </w:rPr>
+        <w:t>,2021,19(02):61-</w:t>
+      </w:r>
+      <w:proofErr w:type="gramStart"/>
+      <w:r>
+        <w:rPr>
+          <w:rFonts w:ascii="Times New Roman" w:eastAsia="宋体" w:hAnsi="Times New Roman"/>
+          <w:sz w:val="15"/>
+          <w:szCs w:val="15"/>
+        </w:rPr>
+        <w:t>68.(</w:t>
+      </w:r>
+      <w:proofErr w:type="gramEnd"/>
+      <w:r>
+        <w:rPr>
+          <w:rFonts w:ascii="Times New Roman" w:eastAsia="宋体" w:hAnsi="Times New Roman"/>
+          <w:sz w:val="15"/>
+          <w:szCs w:val="15"/>
+        </w:rPr>
+        <w:t>in Chinese))</w:t>
       </w:r>
     </w:p>
     <w:p>
@@ -29633,6 +31835,7 @@
         <w:t xml:space="preserve">(Chen </w:t>
       </w:r>
       <w:proofErr w:type="spellStart"/>
+      <w:proofErr w:type="gramStart"/>
       <w:r>
         <w:rPr>
           <w:rFonts w:ascii="Times New Roman" w:eastAsia="宋体" w:hAnsi="Times New Roman"/>
@@ -29642,13 +31845,50 @@
         <w:t>Y.Research</w:t>
       </w:r>
       <w:proofErr w:type="spellEnd"/>
+      <w:proofErr w:type="gramEnd"/>
       <w:r>
         <w:rPr>
           <w:rFonts w:ascii="Times New Roman" w:eastAsia="宋体" w:hAnsi="Times New Roman"/>
           <w:sz w:val="15"/>
           <w:szCs w:val="15"/>
         </w:rPr>
-        <w:t xml:space="preserve"> on accurate tracking control of end trajectory of stacking robot[D].China University of Mining and Technology,2023.(in Chinese))</w:t>
+        <w:t xml:space="preserve"> on accurate tracking control of end trajectory of stacking robot[D</w:t>
+      </w:r>
+      <w:proofErr w:type="gramStart"/>
+      <w:r>
+        <w:rPr>
+          <w:rFonts w:ascii="Times New Roman" w:eastAsia="宋体" w:hAnsi="Times New Roman"/>
+          <w:sz w:val="15"/>
+          <w:szCs w:val="15"/>
+        </w:rPr>
+        <w:t>].China</w:t>
+      </w:r>
+      <w:proofErr w:type="gramEnd"/>
+      <w:r>
+        <w:rPr>
+          <w:rFonts w:ascii="Times New Roman" w:eastAsia="宋体" w:hAnsi="Times New Roman"/>
+          <w:sz w:val="15"/>
+          <w:szCs w:val="15"/>
+        </w:rPr>
+        <w:t xml:space="preserve"> University of Mining and Technology,</w:t>
+      </w:r>
+      <w:proofErr w:type="gramStart"/>
+      <w:r>
+        <w:rPr>
+          <w:rFonts w:ascii="Times New Roman" w:eastAsia="宋体" w:hAnsi="Times New Roman"/>
+          <w:sz w:val="15"/>
+          <w:szCs w:val="15"/>
+        </w:rPr>
+        <w:t>2023.(</w:t>
+      </w:r>
+      <w:proofErr w:type="gramEnd"/>
+      <w:r>
+        <w:rPr>
+          <w:rFonts w:ascii="Times New Roman" w:eastAsia="宋体" w:hAnsi="Times New Roman"/>
+          <w:sz w:val="15"/>
+          <w:szCs w:val="15"/>
+        </w:rPr>
+        <w:t>in Chinese))</w:t>
       </w:r>
     </w:p>
     <w:p>
@@ -29720,7 +31960,34 @@
           <w:sz w:val="15"/>
           <w:szCs w:val="15"/>
         </w:rPr>
-        <w:t>Vogt W. G. ,“Relative Stability Via the Direct Method of Lyapunov”</w:t>
+        <w:t xml:space="preserve">Vogt W. </w:t>
+      </w:r>
+      <w:proofErr w:type="gramStart"/>
+      <w:r>
+        <w:rPr>
+          <w:rFonts w:ascii="Times New Roman" w:eastAsia="宋体" w:hAnsi="Times New Roman"/>
+          <w:sz w:val="15"/>
+          <w:szCs w:val="15"/>
+        </w:rPr>
+        <w:t>G. ,</w:t>
+      </w:r>
+      <w:proofErr w:type="gramEnd"/>
+      <w:r>
+        <w:rPr>
+          <w:rFonts w:ascii="Times New Roman" w:eastAsia="宋体" w:hAnsi="Times New Roman"/>
+          <w:sz w:val="15"/>
+          <w:szCs w:val="15"/>
+        </w:rPr>
+        <w:t>“Relative Stability Via the Direct Method of Lyapunov</w:t>
+      </w:r>
+      <w:proofErr w:type="gramStart"/>
+      <w:r>
+        <w:rPr>
+          <w:rFonts w:ascii="Times New Roman" w:eastAsia="宋体" w:hAnsi="Times New Roman"/>
+          <w:sz w:val="15"/>
+          <w:szCs w:val="15"/>
+        </w:rPr>
+        <w:t>”</w:t>
       </w:r>
       <w:r>
         <w:rPr>
@@ -29736,7 +32003,16 @@
           <w:sz w:val="15"/>
           <w:szCs w:val="15"/>
         </w:rPr>
-        <w:t>[J]</w:t>
+        <w:t>[</w:t>
+      </w:r>
+      <w:proofErr w:type="gramEnd"/>
+      <w:r>
+        <w:rPr>
+          <w:rFonts w:ascii="Times New Roman" w:eastAsia="宋体" w:hAnsi="Times New Roman"/>
+          <w:sz w:val="15"/>
+          <w:szCs w:val="15"/>
+        </w:rPr>
+        <w:t>J]</w:t>
       </w:r>
       <w:r>
         <w:rPr>
@@ -30205,7 +32481,7 @@
           <w:sz w:val="15"/>
         </w:rPr>
         <w:drawing>
-          <wp:inline distT="0" distB="0" distL="114300" distR="114300" wp14:anchorId="4DA6F956" wp14:editId="19B8451E">
+          <wp:inline distT="0" distB="0" distL="114300" distR="114300" wp14:anchorId="09027999" wp14:editId="3EFF9310">
             <wp:extent cx="5111750" cy="3539490"/>
             <wp:effectExtent l="0" t="0" r="6350" b="3810"/>
             <wp:docPr id="1" name="图片 1" descr="1"/>
@@ -30282,7 +32558,7 @@
           <w:szCs w:val="21"/>
         </w:rPr>
         <w:drawing>
-          <wp:inline distT="0" distB="0" distL="114300" distR="114300" wp14:anchorId="4D404074" wp14:editId="34F57097">
+          <wp:inline distT="0" distB="0" distL="114300" distR="114300" wp14:anchorId="6DB9944B" wp14:editId="037AE607">
             <wp:extent cx="2244090" cy="4085590"/>
             <wp:effectExtent l="0" t="0" r="3810" b="3810"/>
             <wp:docPr id="3" name="图片 3" descr="3"/>
@@ -30372,7 +32648,7 @@
         </w:rPr>
         <w:lastRenderedPageBreak/>
         <w:drawing>
-          <wp:inline distT="0" distB="0" distL="114300" distR="114300" wp14:anchorId="46ED3183" wp14:editId="14915492">
+          <wp:inline distT="0" distB="0" distL="114300" distR="114300" wp14:anchorId="1CD759DC" wp14:editId="0C9F130F">
             <wp:extent cx="1811655" cy="4679950"/>
             <wp:effectExtent l="0" t="0" r="4445" b="6350"/>
             <wp:docPr id="22" name="图片 22" descr="0f8f6ccbdc65a5d9d03c41b5b5f0291"/>
@@ -30446,7 +32722,7 @@
           <w:noProof/>
         </w:rPr>
         <w:drawing>
-          <wp:inline distT="0" distB="0" distL="114300" distR="114300" wp14:anchorId="266620AF" wp14:editId="3700A388">
+          <wp:inline distT="0" distB="0" distL="114300" distR="114300" wp14:anchorId="4DAADA86" wp14:editId="2E8E29BC">
             <wp:extent cx="4679950" cy="3668395"/>
             <wp:effectExtent l="0" t="0" r="0" b="0"/>
             <wp:docPr id="15" name="图片 53"/>
@@ -30539,7 +32815,7 @@
         </w:rPr>
         <w:lastRenderedPageBreak/>
         <w:drawing>
-          <wp:inline distT="0" distB="0" distL="114300" distR="114300" wp14:anchorId="2E8E5699" wp14:editId="259CFC48">
+          <wp:inline distT="0" distB="0" distL="114300" distR="114300" wp14:anchorId="1EE3F015" wp14:editId="297E26DA">
             <wp:extent cx="4679950" cy="3779520"/>
             <wp:effectExtent l="0" t="0" r="0" b="0"/>
             <wp:docPr id="9" name="图片 50"/>
@@ -30631,7 +32907,7 @@
           <w:noProof/>
         </w:rPr>
         <w:drawing>
-          <wp:inline distT="0" distB="0" distL="114300" distR="114300" wp14:anchorId="128721B0" wp14:editId="65241402">
+          <wp:inline distT="0" distB="0" distL="114300" distR="114300" wp14:anchorId="67A54F23" wp14:editId="4BD9D8AA">
             <wp:extent cx="4679950" cy="3785870"/>
             <wp:effectExtent l="0" t="0" r="0" b="0"/>
             <wp:docPr id="14" name="图片 52"/>
@@ -30724,7 +33000,7 @@
         </w:rPr>
         <w:lastRenderedPageBreak/>
         <w:drawing>
-          <wp:inline distT="0" distB="0" distL="114300" distR="114300" wp14:anchorId="34207DF9" wp14:editId="5D8D8CDA">
+          <wp:inline distT="0" distB="0" distL="114300" distR="114300" wp14:anchorId="7F59E19F" wp14:editId="3631983C">
             <wp:extent cx="4679950" cy="3884295"/>
             <wp:effectExtent l="0" t="0" r="6350" b="1905"/>
             <wp:docPr id="18" name="图片 56"/>
@@ -30802,7 +33078,7 @@
           <w:noProof/>
         </w:rPr>
         <w:drawing>
-          <wp:inline distT="0" distB="0" distL="114300" distR="114300" wp14:anchorId="1A616768" wp14:editId="25C8BCF3">
+          <wp:inline distT="0" distB="0" distL="114300" distR="114300" wp14:anchorId="27A9F8DC" wp14:editId="3EBCD934">
             <wp:extent cx="5039995" cy="3569970"/>
             <wp:effectExtent l="0" t="0" r="1905" b="11430"/>
             <wp:docPr id="53" name="图片 63"/>
@@ -30881,7 +33157,7 @@
         </w:rPr>
         <w:lastRenderedPageBreak/>
         <w:drawing>
-          <wp:inline distT="0" distB="0" distL="114300" distR="114300" wp14:anchorId="21058AA6" wp14:editId="6CA4CA02">
+          <wp:inline distT="0" distB="0" distL="114300" distR="114300" wp14:anchorId="6DE56C17" wp14:editId="1570A425">
             <wp:extent cx="5039995" cy="4017645"/>
             <wp:effectExtent l="0" t="0" r="1905" b="8255"/>
             <wp:docPr id="50" name="图片 60"/>
@@ -30959,7 +33235,7 @@
           <w:noProof/>
         </w:rPr>
         <w:drawing>
-          <wp:inline distT="0" distB="0" distL="114300" distR="114300" wp14:anchorId="08E6A86A" wp14:editId="13D79D63">
+          <wp:inline distT="0" distB="0" distL="114300" distR="114300" wp14:anchorId="1D55E79A" wp14:editId="03A2AF5A">
             <wp:extent cx="5039995" cy="4047490"/>
             <wp:effectExtent l="0" t="0" r="1905" b="3810"/>
             <wp:docPr id="61" name="图片 70"/>
@@ -31038,7 +33314,7 @@
         </w:rPr>
         <w:lastRenderedPageBreak/>
         <w:drawing>
-          <wp:inline distT="0" distB="0" distL="114300" distR="114300" wp14:anchorId="51BD9F41" wp14:editId="7293549B">
+          <wp:inline distT="0" distB="0" distL="114300" distR="114300" wp14:anchorId="132DD036" wp14:editId="5F996A27">
             <wp:extent cx="5111750" cy="4121785"/>
             <wp:effectExtent l="0" t="0" r="6350" b="5715"/>
             <wp:docPr id="45" name="图片 55"/>
@@ -31116,7 +33392,7 @@
           <w:noProof/>
         </w:rPr>
         <w:drawing>
-          <wp:inline distT="0" distB="0" distL="114300" distR="114300" wp14:anchorId="1921AFE7" wp14:editId="3C65F27B">
+          <wp:inline distT="0" distB="0" distL="114300" distR="114300" wp14:anchorId="1B8A3F66" wp14:editId="21AEEEBE">
             <wp:extent cx="5111750" cy="4148455"/>
             <wp:effectExtent l="0" t="0" r="6350" b="4445"/>
             <wp:docPr id="46" name="图片 56"/>
@@ -31195,7 +33471,7 @@
         </w:rPr>
         <w:lastRenderedPageBreak/>
         <w:drawing>
-          <wp:inline distT="0" distB="0" distL="114300" distR="114300" wp14:anchorId="2E14300D" wp14:editId="5784349E">
+          <wp:inline distT="0" distB="0" distL="114300" distR="114300" wp14:anchorId="4F09BBD3" wp14:editId="43776E76">
             <wp:extent cx="5039995" cy="4121785"/>
             <wp:effectExtent l="0" t="0" r="1905" b="5715"/>
             <wp:docPr id="49" name="图片 59"/>
@@ -31273,7 +33549,7 @@
           <w:noProof/>
         </w:rPr>
         <w:drawing>
-          <wp:inline distT="0" distB="0" distL="114300" distR="114300" wp14:anchorId="05E37FB2" wp14:editId="03A69188">
+          <wp:inline distT="0" distB="0" distL="114300" distR="114300" wp14:anchorId="57D5726B" wp14:editId="32934CA3">
             <wp:extent cx="5039995" cy="4110990"/>
             <wp:effectExtent l="0" t="0" r="1905" b="3810"/>
             <wp:docPr id="59" name="图片 68"/>
@@ -31417,7 +33693,7 @@
       <mc:AlternateContent>
         <mc:Choice Requires="wps">
           <w:drawing>
-            <wp:anchor distT="0" distB="0" distL="114300" distR="114300" simplePos="0" relativeHeight="251659264" behindDoc="0" locked="0" layoutInCell="1" allowOverlap="1" wp14:anchorId="77DFC1AF" wp14:editId="5E164CCF">
+            <wp:anchor distT="0" distB="0" distL="114300" distR="114300" simplePos="0" relativeHeight="251659264" behindDoc="0" locked="0" layoutInCell="1" allowOverlap="1" wp14:anchorId="354F5891" wp14:editId="40057211">
               <wp:simplePos x="0" y="0"/>
               <wp:positionH relativeFrom="column">
                 <wp:posOffset>0</wp:posOffset>
@@ -31460,7 +33736,7 @@
         </mc:Choice>
         <mc:Fallback>
           <w:pict>
-            <v:line w14:anchorId="1B13C1FF" id="直线 1" o:spid="_x0000_s1026" style="position:absolute;z-index:251659264;visibility:visible;mso-wrap-style:square;mso-wrap-distance-left:9pt;mso-wrap-distance-top:0;mso-wrap-distance-right:9pt;mso-wrap-distance-bottom:0;mso-position-horizontal:absolute;mso-position-horizontal-relative:text;mso-position-vertical:absolute;mso-position-vertical-relative:text" from="0,7.15pt" to="108pt,7.2pt" o:gfxdata="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" strokeweight=".5pt">
+            <v:line w14:anchorId="4D6E4A15" id="直线 1" o:spid="_x0000_s1026" style="position:absolute;z-index:251659264;visibility:visible;mso-wrap-style:square;mso-wrap-distance-left:9pt;mso-wrap-distance-top:0;mso-wrap-distance-right:9pt;mso-wrap-distance-bottom:0;mso-position-horizontal:absolute;mso-position-horizontal-relative:text;mso-position-vertical:absolute;mso-position-vertical-relative:text" from="0,7.15pt" to="108pt,7.2pt" o:gfxdata="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" strokeweight=".5pt">
               <w10:wrap type="topAndBottom"/>
             </v:line>
           </w:pict>
@@ -31664,7 +33940,7 @@
       <mc:AlternateContent>
         <mc:Choice Requires="wps">
           <w:drawing>
-            <wp:anchor distT="0" distB="0" distL="114300" distR="114300" simplePos="0" relativeHeight="251660288" behindDoc="0" locked="0" layoutInCell="1" allowOverlap="1" wp14:anchorId="188D9351" wp14:editId="0A595668">
+            <wp:anchor distT="0" distB="0" distL="114300" distR="114300" simplePos="0" relativeHeight="251660288" behindDoc="0" locked="0" layoutInCell="1" allowOverlap="1" wp14:anchorId="2BF5C347" wp14:editId="0E51511D">
               <wp:simplePos x="0" y="0"/>
               <wp:positionH relativeFrom="column">
                 <wp:posOffset>0</wp:posOffset>
@@ -31707,7 +33983,7 @@
         </mc:Choice>
         <mc:Fallback>
           <w:pict>
-            <v:line w14:anchorId="07EE76F7" id="直线 2" o:spid="_x0000_s1026" style="position:absolute;z-index:251660288;visibility:visible;mso-wrap-style:square;mso-wrap-distance-left:9pt;mso-wrap-distance-top:0;mso-wrap-distance-right:9pt;mso-wrap-distance-bottom:0;mso-position-horizontal:absolute;mso-position-horizontal-relative:text;mso-position-vertical:absolute;mso-position-vertical-relative:text" from="0,7.15pt" to="108pt,7.2pt" o:gfxdata="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" strokeweight=".5pt">
+            <v:line w14:anchorId="1D24739C" id="直线 2" o:spid="_x0000_s1026" style="position:absolute;z-index:251660288;visibility:visible;mso-wrap-style:square;mso-wrap-distance-left:9pt;mso-wrap-distance-top:0;mso-wrap-distance-right:9pt;mso-wrap-distance-bottom:0;mso-position-horizontal:absolute;mso-position-horizontal-relative:text;mso-position-vertical:absolute;mso-position-vertical-relative:text" from="0,7.15pt" to="108pt,7.2pt" o:gfxdata="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" strokeweight=".5pt">
               <w10:wrap type="topAndBottom"/>
             </v:line>
           </w:pict>
@@ -32238,25 +34514,25 @@
       <w:lvlJc w:val="left"/>
     </w:lvl>
   </w:abstractNum>
-  <w:num w:numId="1" w16cid:durableId="1598830128">
+  <w:num w:numId="1" w16cid:durableId="1484080763">
     <w:abstractNumId w:val="4"/>
   </w:num>
-  <w:num w:numId="2" w16cid:durableId="1088697269">
+  <w:num w:numId="2" w16cid:durableId="254636346">
     <w:abstractNumId w:val="5"/>
   </w:num>
-  <w:num w:numId="3" w16cid:durableId="860440543">
+  <w:num w:numId="3" w16cid:durableId="805270421">
     <w:abstractNumId w:val="6"/>
   </w:num>
-  <w:num w:numId="4" w16cid:durableId="1267426468">
+  <w:num w:numId="4" w16cid:durableId="953168727">
     <w:abstractNumId w:val="0"/>
   </w:num>
-  <w:num w:numId="5" w16cid:durableId="589580619">
+  <w:num w:numId="5" w16cid:durableId="467209634">
     <w:abstractNumId w:val="2"/>
   </w:num>
-  <w:num w:numId="6" w16cid:durableId="490372667">
+  <w:num w:numId="6" w16cid:durableId="504517937">
     <w:abstractNumId w:val="1"/>
   </w:num>
-  <w:num w:numId="7" w16cid:durableId="1881623522">
+  <w:num w:numId="7" w16cid:durableId="1324091167">
     <w:abstractNumId w:val="3"/>
   </w:num>
 </w:numbering>
@@ -32741,6 +35017,7 @@
   <w:style w:type="character" w:default="1" w:styleId="a1">
     <w:name w:val="Default Paragraph Font"/>
     <w:uiPriority w:val="1"/>
+    <w:semiHidden/>
     <w:unhideWhenUsed/>
   </w:style>
   <w:style w:type="table" w:default="1" w:styleId="a2">
